--- a/Project Report_Group 3.docx
+++ b/Project Report_Group 3.docx
@@ -1,6 +1,6 @@
 
 <file path=word/document.xml><?xml version="1.0" encoding="utf-8"?>
-<w:document xmlns:wpc="http://schemas.microsoft.com/office/word/2010/wordprocessingCanvas" xmlns:cx="http://schemas.microsoft.com/office/drawing/2014/chartex" xmlns:cx1="http://schemas.microsoft.com/office/drawing/2015/9/8/chartex" xmlns:cx2="http://schemas.microsoft.com/office/drawing/2015/10/21/chartex" xmlns:cx3="http://schemas.microsoft.com/office/drawing/2016/5/9/chartex" xmlns:cx4="http://schemas.microsoft.com/office/drawing/2016/5/10/chartex" xmlns:cx5="http://schemas.microsoft.com/office/drawing/2016/5/11/chartex" xmlns:cx6="http://schemas.microsoft.com/office/drawing/2016/5/12/chartex" xmlns:cx7="http://schemas.microsoft.com/office/drawing/2016/5/13/chartex" xmlns:cx8="http://schemas.microsoft.com/office/drawing/2016/5/14/chartex" xmlns:mc="http://schemas.openxmlformats.org/markup-compatibility/2006" xmlns:aink="http://schemas.microsoft.com/office/drawing/2016/ink" xmlns:am3d="http://schemas.microsoft.com/office/drawing/2017/model3d" xmlns:o="urn:schemas-microsoft-com:office:office" xmlns:oel="http://schemas.microsoft.com/office/2019/extlst" xmlns:r="http://schemas.openxmlformats.org/officeDocument/2006/relationships" xmlns:m="http://schemas.openxmlformats.org/officeDocument/2006/math" xmlns:v="urn:schemas-microsoft-com:vml" xmlns:wp14="http://schemas.microsoft.com/office/word/2010/wordprocessingDrawing" xmlns:wp="http://schemas.openxmlformats.org/drawingml/2006/wordprocessingDrawing" xmlns:w10="urn:schemas-microsoft-com:office:word" xmlns:w="http://schemas.openxmlformats.org/wordprocessingml/2006/main" xmlns:w14="http://schemas.microsoft.com/office/word/2010/wordml" xmlns:w15="http://schemas.microsoft.com/office/word/2012/wordml" xmlns:w16cex="http://schemas.microsoft.com/office/word/2018/wordml/cex" xmlns:w16cid="http://schemas.microsoft.com/office/word/2016/wordml/cid" xmlns:w16="http://schemas.microsoft.com/office/word/2018/wordml" xmlns:w16du="http://schemas.microsoft.com/office/word/2023/wordml/word16du" xmlns:w16sdtdh="http://schemas.microsoft.com/office/word/2020/wordml/sdtdatahash" xmlns:w16sdtfl="http://schemas.microsoft.com/office/word/2024/wordml/sdtformatlock" xmlns:w16se="http://schemas.microsoft.com/office/word/2015/wordml/symex" xmlns:wpg="http://schemas.microsoft.com/office/word/2010/wordprocessingGroup" xmlns:wpi="http://schemas.microsoft.com/office/word/2010/wordprocessingInk" xmlns:wne="http://schemas.microsoft.com/office/word/2006/wordml" xmlns:wps="http://schemas.microsoft.com/office/word/2010/wordprocessingShape" mc:Ignorable="w14 w15 w16se w16cid w16 w16cex w16sdtdh w16sdtfl w16du wp14">
+<w:document xmlns:wpc="http://schemas.microsoft.com/office/word/2010/wordprocessingCanvas" xmlns:cx="http://schemas.microsoft.com/office/drawing/2014/chartex" xmlns:cx1="http://schemas.microsoft.com/office/drawing/2015/9/8/chartex" xmlns:cx2="http://schemas.microsoft.com/office/drawing/2015/10/21/chartex" xmlns:cx3="http://schemas.microsoft.com/office/drawing/2016/5/9/chartex" xmlns:cx4="http://schemas.microsoft.com/office/drawing/2016/5/10/chartex" xmlns:cx5="http://schemas.microsoft.com/office/drawing/2016/5/11/chartex" xmlns:cx6="http://schemas.microsoft.com/office/drawing/2016/5/12/chartex" xmlns:cx7="http://schemas.microsoft.com/office/drawing/2016/5/13/chartex" xmlns:cx8="http://schemas.microsoft.com/office/drawing/2016/5/14/chartex" xmlns:mc="http://schemas.openxmlformats.org/markup-compatibility/2006" xmlns:aink="http://schemas.microsoft.com/office/drawing/2016/ink" xmlns:am3d="http://schemas.microsoft.com/office/drawing/2017/model3d" xmlns:o="urn:schemas-microsoft-com:office:office" xmlns:r="http://schemas.openxmlformats.org/officeDocument/2006/relationships" xmlns:m="http://schemas.openxmlformats.org/officeDocument/2006/math" xmlns:v="urn:schemas-microsoft-com:vml" xmlns:wp14="http://schemas.microsoft.com/office/word/2010/wordprocessingDrawing" xmlns:wp="http://schemas.openxmlformats.org/drawingml/2006/wordprocessingDrawing" xmlns:w10="urn:schemas-microsoft-com:office:word" xmlns:w="http://schemas.openxmlformats.org/wordprocessingml/2006/main" xmlns:w14="http://schemas.microsoft.com/office/word/2010/wordml" xmlns:w15="http://schemas.microsoft.com/office/word/2012/wordml" xmlns:w16cex="http://schemas.microsoft.com/office/word/2018/wordml/cex" xmlns:w16cid="http://schemas.microsoft.com/office/word/2016/wordml/cid" xmlns:w16="http://schemas.microsoft.com/office/word/2018/wordml" xmlns:w16sdtdh="http://schemas.microsoft.com/office/word/2020/wordml/sdtdatahash" xmlns:w16se="http://schemas.microsoft.com/office/word/2015/wordml/symex" xmlns:wpg="http://schemas.microsoft.com/office/word/2010/wordprocessingGroup" xmlns:wpi="http://schemas.microsoft.com/office/word/2010/wordprocessingInk" xmlns:wne="http://schemas.microsoft.com/office/word/2006/wordml" xmlns:wps="http://schemas.microsoft.com/office/word/2010/wordprocessingShape" mc:Ignorable="w14 w15 w16se w16cid w16 w16cex w16sdtdh wp14">
   <w:body>
     <w:p>
       <w:pPr>
@@ -355,7 +355,19 @@
         <w:rPr>
           <w:rFonts w:ascii="Times New Roman" w:hAnsi="Times New Roman" w:cs="Times New Roman"/>
         </w:rPr>
-        <w:t>To achieve this, we employed asymmetric encryption to provide data confidentiality and a Message Authentication Code (MAC) for data integrity. The programming of choice for this project is Python with Flask as the library of choice for implementing the REST server.</w:t>
+        <w:t xml:space="preserve">To achieve this, we employed asymmetric encryption to provide data confidentiality and a Message Authentication Code (MAC) for data integrity. The programming </w:t>
+      </w:r>
+      <w:r>
+        <w:rPr>
+          <w:rFonts w:ascii="Times New Roman" w:hAnsi="Times New Roman" w:cs="Times New Roman"/>
+        </w:rPr>
+        <w:t xml:space="preserve">language </w:t>
+      </w:r>
+      <w:r>
+        <w:rPr>
+          <w:rFonts w:ascii="Times New Roman" w:hAnsi="Times New Roman" w:cs="Times New Roman"/>
+        </w:rPr>
+        <w:t>of choice for this project is Python with Flask as the library of choice for implementing the REST server.</w:t>
       </w:r>
     </w:p>
     <w:p>
@@ -1848,17 +1860,7 @@
           <w:i/>
           <w:iCs/>
         </w:rPr>
-        <w:t xml:space="preserve">Image </w:t>
-      </w:r>
-      <w:r>
-        <w:rPr>
-          <w:rFonts w:ascii="Times New Roman" w:hAnsi="Times New Roman" w:cs="Times New Roman"/>
-          <w:b/>
-          <w:bCs/>
-          <w:i/>
-          <w:iCs/>
-        </w:rPr>
-        <w:t>5</w:t>
+        <w:t>Image 5</w:t>
       </w:r>
       <w:r>
         <w:rPr>
@@ -2504,31 +2506,384 @@
         <w:rPr>
           <w:rFonts w:ascii="Times New Roman" w:hAnsi="Times New Roman" w:cs="Times New Roman"/>
         </w:rPr>
-        <w:t xml:space="preserve">At this stage, </w:t>
-      </w:r>
-      <w:r>
-        <w:rPr>
-          <w:rFonts w:ascii="Times New Roman" w:hAnsi="Times New Roman" w:cs="Times New Roman"/>
-        </w:rPr>
-        <w:br w:type="page"/>
-      </w:r>
-    </w:p>
-    <w:p>
-      <w:pPr>
-        <w:spacing w:after="0" w:line="480" w:lineRule="auto"/>
-        <w:rPr>
-          <w:rFonts w:ascii="Times New Roman" w:hAnsi="Times New Roman" w:cs="Times New Roman"/>
-          <w:b/>
-          <w:bCs/>
-        </w:rPr>
-      </w:pPr>
-      <w:r>
-        <w:rPr>
-          <w:rFonts w:ascii="Times New Roman" w:hAnsi="Times New Roman" w:cs="Times New Roman"/>
-          <w:b/>
-          <w:bCs/>
+        <w:t xml:space="preserve">We </w:t>
+      </w:r>
+      <w:r>
+        <w:rPr>
+          <w:rFonts w:ascii="Times New Roman" w:hAnsi="Times New Roman" w:cs="Times New Roman"/>
+        </w:rPr>
+        <w:t>implement CA authentication in our client in the file client_ca.py. The client verifies the public key of the server against the CA certificate to confirm the identity of the server before establishing communication.</w:t>
+      </w:r>
+    </w:p>
+    <w:p>
+      <w:pPr>
+        <w:rPr>
+          <w:rFonts w:ascii="Times New Roman" w:hAnsi="Times New Roman" w:cs="Times New Roman"/>
+        </w:rPr>
+      </w:pPr>
+      <w:r>
+        <w:rPr>
+          <w:rFonts w:ascii="Times New Roman" w:hAnsi="Times New Roman" w:cs="Times New Roman"/>
+        </w:rPr>
+        <w:drawing>
+          <wp:inline distT="0" distB="0" distL="0" distR="0" wp14:anchorId="15545B7F" wp14:editId="4CD6BF8B">
+            <wp:extent cx="5943600" cy="1352550"/>
+            <wp:effectExtent l="0" t="0" r="0" b="6350"/>
+            <wp:docPr id="2" name="Picture 2" descr="A screenshot of a computer program&#10;&#10;Description automatically generated"/>
+            <wp:cNvGraphicFramePr>
+              <a:graphicFrameLocks xmlns:a="http://schemas.openxmlformats.org/drawingml/2006/main" noChangeAspect="1"/>
+            </wp:cNvGraphicFramePr>
+            <a:graphic xmlns:a="http://schemas.openxmlformats.org/drawingml/2006/main">
+              <a:graphicData uri="http://schemas.openxmlformats.org/drawingml/2006/picture">
+                <pic:pic xmlns:pic="http://schemas.openxmlformats.org/drawingml/2006/picture">
+                  <pic:nvPicPr>
+                    <pic:cNvPr id="2" name="Picture 2" descr="A screenshot of a computer program&#10;&#10;Description automatically generated"/>
+                    <pic:cNvPicPr/>
+                  </pic:nvPicPr>
+                  <pic:blipFill>
+                    <a:blip r:embed="rId13"/>
+                    <a:stretch>
+                      <a:fillRect/>
+                    </a:stretch>
+                  </pic:blipFill>
+                  <pic:spPr>
+                    <a:xfrm>
+                      <a:off x="0" y="0"/>
+                      <a:ext cx="5943600" cy="1352550"/>
+                    </a:xfrm>
+                    <a:prstGeom prst="rect">
+                      <a:avLst/>
+                    </a:prstGeom>
+                  </pic:spPr>
+                </pic:pic>
+              </a:graphicData>
+            </a:graphic>
+          </wp:inline>
+        </w:drawing>
+      </w:r>
+    </w:p>
+    <w:p>
+      <w:pPr>
+        <w:jc w:val="center"/>
+        <w:rPr>
+          <w:rFonts w:ascii="Times New Roman" w:hAnsi="Times New Roman" w:cs="Times New Roman"/>
+          <w:b/>
+          <w:bCs/>
+          <w:i/>
+          <w:iCs/>
+          <w:sz w:val="20"/>
+          <w:szCs w:val="20"/>
+        </w:rPr>
+      </w:pPr>
+      <w:r>
+        <w:rPr>
+          <w:rFonts w:ascii="Times New Roman" w:hAnsi="Times New Roman" w:cs="Times New Roman"/>
+          <w:b/>
+          <w:bCs/>
+          <w:i/>
+          <w:iCs/>
+          <w:sz w:val="20"/>
+          <w:szCs w:val="20"/>
+        </w:rPr>
+        <w:t>Image 9: Screenshot showing CA authenticated client executing successfully</w:t>
+      </w:r>
+    </w:p>
+    <w:p>
+      <w:pPr>
+        <w:rPr>
+          <w:rFonts w:ascii="Times New Roman" w:hAnsi="Times New Roman" w:cs="Times New Roman"/>
+        </w:rPr>
+      </w:pPr>
+    </w:p>
+    <w:p>
+      <w:pPr>
+        <w:rPr>
+          <w:rFonts w:ascii="Times New Roman" w:hAnsi="Times New Roman" w:cs="Times New Roman"/>
+        </w:rPr>
+      </w:pPr>
+      <w:r>
+        <w:rPr>
+          <w:rFonts w:ascii="Times New Roman" w:hAnsi="Times New Roman" w:cs="Times New Roman"/>
         </w:rPr>
         <w:lastRenderedPageBreak/>
+        <w:drawing>
+          <wp:inline distT="0" distB="0" distL="0" distR="0" wp14:anchorId="52E9BC25" wp14:editId="727F4AAB">
+            <wp:extent cx="5943600" cy="2608580"/>
+            <wp:effectExtent l="0" t="0" r="0" b="0"/>
+            <wp:docPr id="1" name="Picture 1" descr="A screenshot of a computer&#10;&#10;Description automatically generated"/>
+            <wp:cNvGraphicFramePr>
+              <a:graphicFrameLocks xmlns:a="http://schemas.openxmlformats.org/drawingml/2006/main" noChangeAspect="1"/>
+            </wp:cNvGraphicFramePr>
+            <a:graphic xmlns:a="http://schemas.openxmlformats.org/drawingml/2006/main">
+              <a:graphicData uri="http://schemas.openxmlformats.org/drawingml/2006/picture">
+                <pic:pic xmlns:pic="http://schemas.openxmlformats.org/drawingml/2006/picture">
+                  <pic:nvPicPr>
+                    <pic:cNvPr id="1" name="Picture 1" descr="A screenshot of a computer&#10;&#10;Description automatically generated"/>
+                    <pic:cNvPicPr/>
+                  </pic:nvPicPr>
+                  <pic:blipFill>
+                    <a:blip r:embed="rId14"/>
+                    <a:stretch>
+                      <a:fillRect/>
+                    </a:stretch>
+                  </pic:blipFill>
+                  <pic:spPr>
+                    <a:xfrm>
+                      <a:off x="0" y="0"/>
+                      <a:ext cx="5943600" cy="2608580"/>
+                    </a:xfrm>
+                    <a:prstGeom prst="rect">
+                      <a:avLst/>
+                    </a:prstGeom>
+                  </pic:spPr>
+                </pic:pic>
+              </a:graphicData>
+            </a:graphic>
+          </wp:inline>
+        </w:drawing>
+      </w:r>
+    </w:p>
+    <w:p>
+      <w:pPr>
+        <w:jc w:val="center"/>
+        <w:rPr>
+          <w:rFonts w:ascii="Times New Roman" w:hAnsi="Times New Roman" w:cs="Times New Roman"/>
+          <w:b/>
+          <w:bCs/>
+          <w:i/>
+          <w:iCs/>
+          <w:sz w:val="20"/>
+          <w:szCs w:val="20"/>
+        </w:rPr>
+      </w:pPr>
+      <w:r>
+        <w:rPr>
+          <w:rFonts w:ascii="Times New Roman" w:hAnsi="Times New Roman" w:cs="Times New Roman"/>
+          <w:b/>
+          <w:bCs/>
+          <w:i/>
+          <w:iCs/>
+          <w:sz w:val="20"/>
+          <w:szCs w:val="20"/>
+        </w:rPr>
+        <w:t>Image 10: Screenshot showing public key and certificate transmission from server</w:t>
+      </w:r>
+    </w:p>
+    <w:p>
+      <w:pPr>
+        <w:jc w:val="center"/>
+        <w:rPr>
+          <w:rFonts w:ascii="Times New Roman" w:hAnsi="Times New Roman" w:cs="Times New Roman"/>
+          <w:b/>
+          <w:bCs/>
+          <w:i/>
+          <w:iCs/>
+          <w:sz w:val="20"/>
+          <w:szCs w:val="20"/>
+        </w:rPr>
+      </w:pPr>
+      <w:r>
+        <w:rPr>
+          <w:rFonts w:ascii="Times New Roman" w:hAnsi="Times New Roman" w:cs="Times New Roman"/>
+          <w:b/>
+          <w:bCs/>
+          <w:i/>
+          <w:iCs/>
+          <w:sz w:val="20"/>
+          <w:szCs w:val="20"/>
+        </w:rPr>
+        <w:drawing>
+          <wp:inline distT="0" distB="0" distL="0" distR="0" wp14:anchorId="04A3B73B" wp14:editId="0A3C1832">
+            <wp:extent cx="5943600" cy="2054860"/>
+            <wp:effectExtent l="0" t="0" r="0" b="2540"/>
+            <wp:docPr id="3" name="Picture 3" descr="A screenshot of a computer&#10;&#10;Description automatically generated"/>
+            <wp:cNvGraphicFramePr>
+              <a:graphicFrameLocks xmlns:a="http://schemas.openxmlformats.org/drawingml/2006/main" noChangeAspect="1"/>
+            </wp:cNvGraphicFramePr>
+            <a:graphic xmlns:a="http://schemas.openxmlformats.org/drawingml/2006/main">
+              <a:graphicData uri="http://schemas.openxmlformats.org/drawingml/2006/picture">
+                <pic:pic xmlns:pic="http://schemas.openxmlformats.org/drawingml/2006/picture">
+                  <pic:nvPicPr>
+                    <pic:cNvPr id="3" name="Picture 3" descr="A screenshot of a computer&#10;&#10;Description automatically generated"/>
+                    <pic:cNvPicPr/>
+                  </pic:nvPicPr>
+                  <pic:blipFill>
+                    <a:blip r:embed="rId15"/>
+                    <a:stretch>
+                      <a:fillRect/>
+                    </a:stretch>
+                  </pic:blipFill>
+                  <pic:spPr>
+                    <a:xfrm>
+                      <a:off x="0" y="0"/>
+                      <a:ext cx="5943600" cy="2054860"/>
+                    </a:xfrm>
+                    <a:prstGeom prst="rect">
+                      <a:avLst/>
+                    </a:prstGeom>
+                  </pic:spPr>
+                </pic:pic>
+              </a:graphicData>
+            </a:graphic>
+          </wp:inline>
+        </w:drawing>
+      </w:r>
+    </w:p>
+    <w:p>
+      <w:pPr>
+        <w:jc w:val="center"/>
+        <w:rPr>
+          <w:rFonts w:ascii="Times New Roman" w:hAnsi="Times New Roman" w:cs="Times New Roman"/>
+          <w:b/>
+          <w:bCs/>
+          <w:i/>
+          <w:iCs/>
+          <w:sz w:val="20"/>
+          <w:szCs w:val="20"/>
+        </w:rPr>
+      </w:pPr>
+      <w:r>
+        <w:rPr>
+          <w:rFonts w:ascii="Times New Roman" w:hAnsi="Times New Roman" w:cs="Times New Roman"/>
+          <w:b/>
+          <w:bCs/>
+          <w:i/>
+          <w:iCs/>
+          <w:sz w:val="20"/>
+          <w:szCs w:val="20"/>
+        </w:rPr>
+        <w:t>Image 11: Screenshot showing encrypted session key transmission</w:t>
+      </w:r>
+    </w:p>
+    <w:p>
+      <w:pPr>
+        <w:jc w:val="center"/>
+        <w:rPr>
+          <w:rFonts w:ascii="Times New Roman" w:hAnsi="Times New Roman" w:cs="Times New Roman"/>
+          <w:b/>
+          <w:bCs/>
+          <w:i/>
+          <w:iCs/>
+          <w:sz w:val="20"/>
+          <w:szCs w:val="20"/>
+        </w:rPr>
+      </w:pPr>
+      <w:r>
+        <w:rPr>
+          <w:rFonts w:ascii="Times New Roman" w:hAnsi="Times New Roman" w:cs="Times New Roman"/>
+          <w:b/>
+          <w:bCs/>
+          <w:i/>
+          <w:iCs/>
+          <w:sz w:val="20"/>
+          <w:szCs w:val="20"/>
+        </w:rPr>
+        <w:drawing>
+          <wp:inline distT="0" distB="0" distL="0" distR="0" wp14:anchorId="4B864E78" wp14:editId="242826F2">
+            <wp:extent cx="5943600" cy="1678940"/>
+            <wp:effectExtent l="0" t="0" r="0" b="0"/>
+            <wp:docPr id="4" name="Picture 4" descr="A screenshot of a computer&#10;&#10;Description automatically generated"/>
+            <wp:cNvGraphicFramePr>
+              <a:graphicFrameLocks xmlns:a="http://schemas.openxmlformats.org/drawingml/2006/main" noChangeAspect="1"/>
+            </wp:cNvGraphicFramePr>
+            <a:graphic xmlns:a="http://schemas.openxmlformats.org/drawingml/2006/main">
+              <a:graphicData uri="http://schemas.openxmlformats.org/drawingml/2006/picture">
+                <pic:pic xmlns:pic="http://schemas.openxmlformats.org/drawingml/2006/picture">
+                  <pic:nvPicPr>
+                    <pic:cNvPr id="4" name="Picture 4" descr="A screenshot of a computer&#10;&#10;Description automatically generated"/>
+                    <pic:cNvPicPr/>
+                  </pic:nvPicPr>
+                  <pic:blipFill>
+                    <a:blip r:embed="rId16"/>
+                    <a:stretch>
+                      <a:fillRect/>
+                    </a:stretch>
+                  </pic:blipFill>
+                  <pic:spPr>
+                    <a:xfrm>
+                      <a:off x="0" y="0"/>
+                      <a:ext cx="5943600" cy="1678940"/>
+                    </a:xfrm>
+                    <a:prstGeom prst="rect">
+                      <a:avLst/>
+                    </a:prstGeom>
+                  </pic:spPr>
+                </pic:pic>
+              </a:graphicData>
+            </a:graphic>
+          </wp:inline>
+        </w:drawing>
+      </w:r>
+    </w:p>
+    <w:p>
+      <w:pPr>
+        <w:jc w:val="center"/>
+        <w:rPr>
+          <w:rFonts w:ascii="Times New Roman" w:hAnsi="Times New Roman" w:cs="Times New Roman"/>
+          <w:b/>
+          <w:bCs/>
+          <w:i/>
+          <w:iCs/>
+          <w:sz w:val="20"/>
+          <w:szCs w:val="20"/>
+        </w:rPr>
+      </w:pPr>
+      <w:r>
+        <w:rPr>
+          <w:rFonts w:ascii="Times New Roman" w:hAnsi="Times New Roman" w:cs="Times New Roman"/>
+          <w:b/>
+          <w:bCs/>
+          <w:i/>
+          <w:iCs/>
+          <w:sz w:val="20"/>
+          <w:szCs w:val="20"/>
+        </w:rPr>
+        <w:t>Image 12: Screenshot showing encrypted data transmission</w:t>
+      </w:r>
+    </w:p>
+    <w:p>
+      <w:pPr>
+        <w:rPr>
+          <w:rFonts w:ascii="Times New Roman" w:hAnsi="Times New Roman" w:cs="Times New Roman"/>
+        </w:rPr>
+      </w:pPr>
+    </w:p>
+    <w:p>
+      <w:pPr>
+        <w:rPr>
+          <w:rFonts w:ascii="Times New Roman" w:hAnsi="Times New Roman" w:cs="Times New Roman"/>
+        </w:rPr>
+      </w:pPr>
+    </w:p>
+    <w:p>
+      <w:pPr>
+        <w:rPr>
+          <w:rFonts w:ascii="Times New Roman" w:hAnsi="Times New Roman" w:cs="Times New Roman"/>
+        </w:rPr>
+      </w:pPr>
+    </w:p>
+    <w:p>
+      <w:pPr>
+        <w:rPr>
+          <w:rFonts w:ascii="Times New Roman" w:hAnsi="Times New Roman" w:cs="Times New Roman"/>
+        </w:rPr>
+      </w:pPr>
+    </w:p>
+    <w:p>
+      <w:pPr>
+        <w:spacing w:after="0" w:line="480" w:lineRule="auto"/>
+        <w:rPr>
+          <w:rFonts w:ascii="Times New Roman" w:hAnsi="Times New Roman" w:cs="Times New Roman"/>
+          <w:b/>
+          <w:bCs/>
+        </w:rPr>
+      </w:pPr>
+      <w:r>
+        <w:rPr>
+          <w:rFonts w:ascii="Times New Roman" w:hAnsi="Times New Roman" w:cs="Times New Roman"/>
+          <w:b/>
+          <w:bCs/>
+        </w:rPr>
         <w:t>References</w:t>
       </w:r>
     </w:p>
@@ -2587,7 +2942,7 @@
         </w:rPr>
         <w:t xml:space="preserve"> </w:t>
       </w:r>
-      <w:hyperlink r:id="rId13" w:history="1">
+      <w:hyperlink r:id="rId17" w:anchor="module-cryptography.hazmat.primitives.asymmetric.rsa" w:history="1">
         <w:r>
           <w:rPr>
             <w:rStyle w:val="Hyperlink"/>
@@ -2652,7 +3007,7 @@
 </file>
 
 <file path=word/numbering.xml><?xml version="1.0" encoding="utf-8"?>
-<w:numbering xmlns:wpc="http://schemas.microsoft.com/office/word/2010/wordprocessingCanvas" xmlns:cx="http://schemas.microsoft.com/office/drawing/2014/chartex" xmlns:cx1="http://schemas.microsoft.com/office/drawing/2015/9/8/chartex" xmlns:cx2="http://schemas.microsoft.com/office/drawing/2015/10/21/chartex" xmlns:cx3="http://schemas.microsoft.com/office/drawing/2016/5/9/chartex" xmlns:cx4="http://schemas.microsoft.com/office/drawing/2016/5/10/chartex" xmlns:cx5="http://schemas.microsoft.com/office/drawing/2016/5/11/chartex" xmlns:cx6="http://schemas.microsoft.com/office/drawing/2016/5/12/chartex" xmlns:cx7="http://schemas.microsoft.com/office/drawing/2016/5/13/chartex" xmlns:cx8="http://schemas.microsoft.com/office/drawing/2016/5/14/chartex" xmlns:mc="http://schemas.openxmlformats.org/markup-compatibility/2006" xmlns:aink="http://schemas.microsoft.com/office/drawing/2016/ink" xmlns:am3d="http://schemas.microsoft.com/office/drawing/2017/model3d" xmlns:o="urn:schemas-microsoft-com:office:office" xmlns:oel="http://schemas.microsoft.com/office/2019/extlst" xmlns:r="http://schemas.openxmlformats.org/officeDocument/2006/relationships" xmlns:m="http://schemas.openxmlformats.org/officeDocument/2006/math" xmlns:v="urn:schemas-microsoft-com:vml" xmlns:wp14="http://schemas.microsoft.com/office/word/2010/wordprocessingDrawing" xmlns:wp="http://schemas.openxmlformats.org/drawingml/2006/wordprocessingDrawing" xmlns:w10="urn:schemas-microsoft-com:office:word" xmlns:w="http://schemas.openxmlformats.org/wordprocessingml/2006/main" xmlns:w14="http://schemas.microsoft.com/office/word/2010/wordml" xmlns:w15="http://schemas.microsoft.com/office/word/2012/wordml" xmlns:w16cex="http://schemas.microsoft.com/office/word/2018/wordml/cex" xmlns:w16cid="http://schemas.microsoft.com/office/word/2016/wordml/cid" xmlns:w16="http://schemas.microsoft.com/office/word/2018/wordml" xmlns:w16du="http://schemas.microsoft.com/office/word/2023/wordml/word16du" xmlns:w16sdtdh="http://schemas.microsoft.com/office/word/2020/wordml/sdtdatahash" xmlns:w16sdtfl="http://schemas.microsoft.com/office/word/2024/wordml/sdtformatlock" xmlns:w16se="http://schemas.microsoft.com/office/word/2015/wordml/symex" xmlns:wpg="http://schemas.microsoft.com/office/word/2010/wordprocessingGroup" xmlns:wpi="http://schemas.microsoft.com/office/word/2010/wordprocessingInk" xmlns:wne="http://schemas.microsoft.com/office/word/2006/wordml" xmlns:wps="http://schemas.microsoft.com/office/word/2010/wordprocessingShape" mc:Ignorable="w14 w15 w16se w16cid w16 w16cex w16sdtdh w16sdtfl w16du wp14">
+<w:numbering xmlns:wpc="http://schemas.microsoft.com/office/word/2010/wordprocessingCanvas" xmlns:cx="http://schemas.microsoft.com/office/drawing/2014/chartex" xmlns:cx1="http://schemas.microsoft.com/office/drawing/2015/9/8/chartex" xmlns:cx2="http://schemas.microsoft.com/office/drawing/2015/10/21/chartex" xmlns:cx3="http://schemas.microsoft.com/office/drawing/2016/5/9/chartex" xmlns:cx4="http://schemas.microsoft.com/office/drawing/2016/5/10/chartex" xmlns:cx5="http://schemas.microsoft.com/office/drawing/2016/5/11/chartex" xmlns:cx6="http://schemas.microsoft.com/office/drawing/2016/5/12/chartex" xmlns:cx7="http://schemas.microsoft.com/office/drawing/2016/5/13/chartex" xmlns:cx8="http://schemas.microsoft.com/office/drawing/2016/5/14/chartex" xmlns:mc="http://schemas.openxmlformats.org/markup-compatibility/2006" xmlns:aink="http://schemas.microsoft.com/office/drawing/2016/ink" xmlns:am3d="http://schemas.microsoft.com/office/drawing/2017/model3d" xmlns:o="urn:schemas-microsoft-com:office:office" xmlns:r="http://schemas.openxmlformats.org/officeDocument/2006/relationships" xmlns:m="http://schemas.openxmlformats.org/officeDocument/2006/math" xmlns:v="urn:schemas-microsoft-com:vml" xmlns:wp14="http://schemas.microsoft.com/office/word/2010/wordprocessingDrawing" xmlns:wp="http://schemas.openxmlformats.org/drawingml/2006/wordprocessingDrawing" xmlns:w10="urn:schemas-microsoft-com:office:word" xmlns:w="http://schemas.openxmlformats.org/wordprocessingml/2006/main" xmlns:w14="http://schemas.microsoft.com/office/word/2010/wordml" xmlns:w15="http://schemas.microsoft.com/office/word/2012/wordml" xmlns:w16cex="http://schemas.microsoft.com/office/word/2018/wordml/cex" xmlns:w16cid="http://schemas.microsoft.com/office/word/2016/wordml/cid" xmlns:w16="http://schemas.microsoft.com/office/word/2018/wordml" xmlns:w16sdtdh="http://schemas.microsoft.com/office/word/2020/wordml/sdtdatahash" xmlns:w16se="http://schemas.microsoft.com/office/word/2015/wordml/symex" xmlns:wpg="http://schemas.microsoft.com/office/word/2010/wordprocessingGroup" xmlns:wpi="http://schemas.microsoft.com/office/word/2010/wordprocessingInk" xmlns:wne="http://schemas.microsoft.com/office/word/2006/wordml" xmlns:wps="http://schemas.microsoft.com/office/word/2010/wordprocessingShape" mc:Ignorable="w14 w15 w16se w16cid w16 w16cex w16sdtdh wp14">
   <w:abstractNum w:abstractNumId="0" w15:restartNumberingAfterBreak="0">
     <w:nsid w:val="360D4A85"/>
     <w:multiLevelType w:val="hybridMultilevel"/>
@@ -3105,23 +3460,23 @@
       </w:rPr>
     </w:lvl>
   </w:abstractNum>
-  <w:num w:numId="1" w16cid:durableId="2117825861">
+  <w:num w:numId="1">
     <w:abstractNumId w:val="2"/>
   </w:num>
-  <w:num w:numId="2" w16cid:durableId="1622875906">
+  <w:num w:numId="2">
     <w:abstractNumId w:val="1"/>
   </w:num>
-  <w:num w:numId="3" w16cid:durableId="363412171">
+  <w:num w:numId="3">
     <w:abstractNumId w:val="0"/>
   </w:num>
-  <w:num w:numId="4" w16cid:durableId="714810976">
+  <w:num w:numId="4">
     <w:abstractNumId w:val="3"/>
   </w:num>
 </w:numbering>
 </file>
 
 <file path=word/styles.xml><?xml version="1.0" encoding="utf-8"?>
-<w:styles xmlns:mc="http://schemas.openxmlformats.org/markup-compatibility/2006" xmlns:r="http://schemas.openxmlformats.org/officeDocument/2006/relationships" xmlns:w="http://schemas.openxmlformats.org/wordprocessingml/2006/main" xmlns:w14="http://schemas.microsoft.com/office/word/2010/wordml" xmlns:w15="http://schemas.microsoft.com/office/word/2012/wordml" xmlns:w16cex="http://schemas.microsoft.com/office/word/2018/wordml/cex" xmlns:w16cid="http://schemas.microsoft.com/office/word/2016/wordml/cid" xmlns:w16="http://schemas.microsoft.com/office/word/2018/wordml" xmlns:w16du="http://schemas.microsoft.com/office/word/2023/wordml/word16du" xmlns:w16sdtdh="http://schemas.microsoft.com/office/word/2020/wordml/sdtdatahash" xmlns:w16sdtfl="http://schemas.microsoft.com/office/word/2024/wordml/sdtformatlock" xmlns:w16se="http://schemas.microsoft.com/office/word/2015/wordml/symex" mc:Ignorable="w14 w15 w16se w16cid w16 w16cex w16sdtdh w16sdtfl w16du">
+<w:styles xmlns:mc="http://schemas.openxmlformats.org/markup-compatibility/2006" xmlns:r="http://schemas.openxmlformats.org/officeDocument/2006/relationships" xmlns:w="http://schemas.openxmlformats.org/wordprocessingml/2006/main" xmlns:w14="http://schemas.microsoft.com/office/word/2010/wordml" xmlns:w15="http://schemas.microsoft.com/office/word/2012/wordml" xmlns:w16cex="http://schemas.microsoft.com/office/word/2018/wordml/cex" xmlns:w16cid="http://schemas.microsoft.com/office/word/2016/wordml/cid" xmlns:w16="http://schemas.microsoft.com/office/word/2018/wordml" xmlns:w16sdtdh="http://schemas.microsoft.com/office/word/2020/wordml/sdtdatahash" xmlns:w16se="http://schemas.microsoft.com/office/word/2015/wordml/symex" mc:Ignorable="w14 w15 w16se w16cid w16 w16cex w16sdtdh">
   <w:docDefaults>
     <w:rPrDefault>
       <w:rPr>

--- a/Project Report_Group 3.docx
+++ b/Project Report_Group 3.docx
@@ -7,7 +7,7 @@
         <w:spacing w:after="0" w:line="480" w:lineRule="auto"/>
         <w:jc w:val="center"/>
         <w:rPr>
-          <w:rFonts w:ascii="Times New Roman" w:hAnsi="Times New Roman" w:cs="Times New Roman"/>
+          <w:rFonts w:ascii="Calibri" w:hAnsi="Calibri" w:cs="Calibri"/>
           <w:b/>
           <w:bCs/>
         </w:rPr>
@@ -18,7 +18,7 @@
         <w:spacing w:after="0" w:line="480" w:lineRule="auto"/>
         <w:jc w:val="center"/>
         <w:rPr>
-          <w:rFonts w:ascii="Times New Roman" w:hAnsi="Times New Roman" w:cs="Times New Roman"/>
+          <w:rFonts w:ascii="Calibri" w:hAnsi="Calibri" w:cs="Calibri"/>
           <w:b/>
           <w:bCs/>
         </w:rPr>
@@ -29,7 +29,7 @@
         <w:spacing w:after="0" w:line="480" w:lineRule="auto"/>
         <w:jc w:val="center"/>
         <w:rPr>
-          <w:rFonts w:ascii="Times New Roman" w:hAnsi="Times New Roman" w:cs="Times New Roman"/>
+          <w:rFonts w:ascii="Calibri" w:hAnsi="Calibri" w:cs="Calibri"/>
           <w:b/>
           <w:bCs/>
         </w:rPr>
@@ -40,7 +40,7 @@
         <w:spacing w:after="0" w:line="480" w:lineRule="auto"/>
         <w:jc w:val="center"/>
         <w:rPr>
-          <w:rFonts w:ascii="Times New Roman" w:hAnsi="Times New Roman" w:cs="Times New Roman"/>
+          <w:rFonts w:ascii="Calibri" w:hAnsi="Calibri" w:cs="Calibri"/>
           <w:b/>
           <w:bCs/>
         </w:rPr>
@@ -51,7 +51,7 @@
         <w:spacing w:after="0" w:line="480" w:lineRule="auto"/>
         <w:jc w:val="center"/>
         <w:rPr>
-          <w:rFonts w:ascii="Times New Roman" w:hAnsi="Times New Roman" w:cs="Times New Roman"/>
+          <w:rFonts w:ascii="Calibri" w:hAnsi="Calibri" w:cs="Calibri"/>
           <w:b/>
           <w:bCs/>
         </w:rPr>
@@ -62,7 +62,7 @@
         <w:spacing w:after="0" w:line="480" w:lineRule="auto"/>
         <w:jc w:val="center"/>
         <w:rPr>
-          <w:rFonts w:ascii="Times New Roman" w:hAnsi="Times New Roman" w:cs="Times New Roman"/>
+          <w:rFonts w:ascii="Calibri" w:hAnsi="Calibri" w:cs="Calibri"/>
           <w:b/>
           <w:bCs/>
         </w:rPr>
@@ -73,14 +73,14 @@
         <w:spacing w:after="0" w:line="480" w:lineRule="auto"/>
         <w:jc w:val="center"/>
         <w:rPr>
-          <w:rFonts w:ascii="Times New Roman" w:hAnsi="Times New Roman" w:cs="Times New Roman"/>
-          <w:b/>
-          <w:bCs/>
-        </w:rPr>
-      </w:pPr>
-      <w:r>
-        <w:rPr>
-          <w:rFonts w:ascii="Times New Roman" w:hAnsi="Times New Roman" w:cs="Times New Roman"/>
+          <w:rFonts w:ascii="Calibri" w:hAnsi="Calibri" w:cs="Calibri"/>
+          <w:b/>
+          <w:bCs/>
+        </w:rPr>
+      </w:pPr>
+      <w:r>
+        <w:rPr>
+          <w:rFonts w:ascii="Calibri" w:hAnsi="Calibri" w:cs="Calibri"/>
           <w:b/>
           <w:bCs/>
         </w:rPr>
@@ -92,7 +92,7 @@
         <w:spacing w:after="0" w:line="480" w:lineRule="auto"/>
         <w:jc w:val="center"/>
         <w:rPr>
-          <w:rFonts w:ascii="Times New Roman" w:hAnsi="Times New Roman" w:cs="Times New Roman"/>
+          <w:rFonts w:ascii="Calibri" w:hAnsi="Calibri" w:cs="Calibri"/>
           <w:b/>
           <w:bCs/>
         </w:rPr>
@@ -103,14 +103,14 @@
         <w:spacing w:after="0" w:line="480" w:lineRule="auto"/>
         <w:jc w:val="center"/>
         <w:rPr>
-          <w:rFonts w:ascii="Times New Roman" w:hAnsi="Times New Roman" w:cs="Times New Roman"/>
-          <w:b/>
-          <w:bCs/>
-        </w:rPr>
-      </w:pPr>
-      <w:r>
-        <w:rPr>
-          <w:rFonts w:ascii="Times New Roman" w:hAnsi="Times New Roman" w:cs="Times New Roman"/>
+          <w:rFonts w:ascii="Calibri" w:hAnsi="Calibri" w:cs="Calibri"/>
+          <w:b/>
+          <w:bCs/>
+        </w:rPr>
+      </w:pPr>
+      <w:r>
+        <w:rPr>
+          <w:rFonts w:ascii="Calibri" w:hAnsi="Calibri" w:cs="Calibri"/>
           <w:b/>
           <w:bCs/>
         </w:rPr>
@@ -118,7 +118,7 @@
       </w:r>
       <w:r>
         <w:rPr>
-          <w:rFonts w:ascii="Times New Roman" w:hAnsi="Times New Roman" w:cs="Times New Roman"/>
+          <w:rFonts w:ascii="Calibri" w:hAnsi="Calibri" w:cs="Calibri"/>
           <w:b/>
           <w:bCs/>
         </w:rPr>
@@ -126,7 +126,7 @@
       </w:r>
       <w:r>
         <w:rPr>
-          <w:rFonts w:ascii="Times New Roman" w:hAnsi="Times New Roman" w:cs="Times New Roman"/>
+          <w:rFonts w:ascii="Calibri" w:hAnsi="Calibri" w:cs="Calibri"/>
           <w:b/>
           <w:bCs/>
         </w:rPr>
@@ -138,14 +138,14 @@
         <w:spacing w:after="0" w:line="480" w:lineRule="auto"/>
         <w:jc w:val="center"/>
         <w:rPr>
-          <w:rFonts w:ascii="Times New Roman" w:hAnsi="Times New Roman" w:cs="Times New Roman"/>
-          <w:b/>
-          <w:bCs/>
-        </w:rPr>
-      </w:pPr>
-      <w:r>
-        <w:rPr>
-          <w:rFonts w:ascii="Times New Roman" w:hAnsi="Times New Roman" w:cs="Times New Roman"/>
+          <w:rFonts w:ascii="Calibri" w:hAnsi="Calibri" w:cs="Calibri"/>
+          <w:b/>
+          <w:bCs/>
+        </w:rPr>
+      </w:pPr>
+      <w:r>
+        <w:rPr>
+          <w:rFonts w:ascii="Calibri" w:hAnsi="Calibri" w:cs="Calibri"/>
           <w:b/>
           <w:bCs/>
         </w:rPr>
@@ -157,14 +157,14 @@
         <w:spacing w:after="0" w:line="480" w:lineRule="auto"/>
         <w:jc w:val="center"/>
         <w:rPr>
-          <w:rFonts w:ascii="Times New Roman" w:hAnsi="Times New Roman" w:cs="Times New Roman"/>
-          <w:b/>
-          <w:bCs/>
-        </w:rPr>
-      </w:pPr>
-      <w:r>
-        <w:rPr>
-          <w:rFonts w:ascii="Times New Roman" w:hAnsi="Times New Roman" w:cs="Times New Roman"/>
+          <w:rFonts w:ascii="Calibri" w:hAnsi="Calibri" w:cs="Calibri"/>
+          <w:b/>
+          <w:bCs/>
+        </w:rPr>
+      </w:pPr>
+      <w:r>
+        <w:rPr>
+          <w:rFonts w:ascii="Calibri" w:hAnsi="Calibri" w:cs="Calibri"/>
           <w:b/>
           <w:bCs/>
         </w:rPr>
@@ -172,7 +172,7 @@
       </w:r>
       <w:r>
         <w:rPr>
-          <w:rFonts w:ascii="Times New Roman" w:hAnsi="Times New Roman" w:cs="Times New Roman"/>
+          <w:rFonts w:ascii="Calibri" w:hAnsi="Calibri" w:cs="Calibri"/>
           <w:b/>
           <w:bCs/>
         </w:rPr>
@@ -180,7 +180,7 @@
       </w:r>
       <w:r>
         <w:rPr>
-          <w:rFonts w:ascii="Times New Roman" w:hAnsi="Times New Roman" w:cs="Times New Roman"/>
+          <w:rFonts w:ascii="Calibri" w:hAnsi="Calibri" w:cs="Calibri"/>
           <w:b/>
           <w:bCs/>
         </w:rPr>
@@ -188,7 +188,7 @@
       </w:r>
       <w:r>
         <w:rPr>
-          <w:rFonts w:ascii="Times New Roman" w:hAnsi="Times New Roman" w:cs="Times New Roman"/>
+          <w:rFonts w:ascii="Calibri" w:hAnsi="Calibri" w:cs="Calibri"/>
           <w:b/>
           <w:bCs/>
         </w:rPr>
@@ -200,14 +200,14 @@
         <w:spacing w:after="0" w:line="480" w:lineRule="auto"/>
         <w:jc w:val="center"/>
         <w:rPr>
-          <w:rFonts w:ascii="Times New Roman" w:hAnsi="Times New Roman" w:cs="Times New Roman"/>
-          <w:b/>
-          <w:bCs/>
-        </w:rPr>
-      </w:pPr>
-      <w:r>
-        <w:rPr>
-          <w:rFonts w:ascii="Times New Roman" w:hAnsi="Times New Roman" w:cs="Times New Roman"/>
+          <w:rFonts w:ascii="Calibri" w:hAnsi="Calibri" w:cs="Calibri"/>
+          <w:b/>
+          <w:bCs/>
+        </w:rPr>
+      </w:pPr>
+      <w:r>
+        <w:rPr>
+          <w:rFonts w:ascii="Calibri" w:hAnsi="Calibri" w:cs="Calibri"/>
           <w:b/>
           <w:bCs/>
         </w:rPr>
@@ -215,7 +215,7 @@
       </w:r>
       <w:r>
         <w:rPr>
-          <w:rFonts w:ascii="Times New Roman" w:hAnsi="Times New Roman" w:cs="Times New Roman"/>
+          <w:rFonts w:ascii="Calibri" w:hAnsi="Calibri" w:cs="Calibri"/>
           <w:b/>
           <w:bCs/>
         </w:rPr>
@@ -223,7 +223,7 @@
       </w:r>
       <w:r>
         <w:rPr>
-          <w:rFonts w:ascii="Times New Roman" w:hAnsi="Times New Roman" w:cs="Times New Roman"/>
+          <w:rFonts w:ascii="Calibri" w:hAnsi="Calibri" w:cs="Calibri"/>
           <w:b/>
           <w:bCs/>
         </w:rPr>
@@ -231,7 +231,7 @@
       </w:r>
       <w:r>
         <w:rPr>
-          <w:rFonts w:ascii="Times New Roman" w:hAnsi="Times New Roman" w:cs="Times New Roman"/>
+          <w:rFonts w:ascii="Calibri" w:hAnsi="Calibri" w:cs="Calibri"/>
           <w:b/>
           <w:bCs/>
         </w:rPr>
@@ -243,14 +243,14 @@
         <w:spacing w:after="0" w:line="480" w:lineRule="auto"/>
         <w:jc w:val="center"/>
         <w:rPr>
-          <w:rFonts w:ascii="Times New Roman" w:hAnsi="Times New Roman" w:cs="Times New Roman"/>
-          <w:b/>
-          <w:bCs/>
-        </w:rPr>
-      </w:pPr>
-      <w:r>
-        <w:rPr>
-          <w:rFonts w:ascii="Times New Roman" w:hAnsi="Times New Roman" w:cs="Times New Roman"/>
+          <w:rFonts w:ascii="Calibri" w:hAnsi="Calibri" w:cs="Calibri"/>
+          <w:b/>
+          <w:bCs/>
+        </w:rPr>
+      </w:pPr>
+      <w:r>
+        <w:rPr>
+          <w:rFonts w:ascii="Calibri" w:hAnsi="Calibri" w:cs="Calibri"/>
           <w:b/>
           <w:bCs/>
         </w:rPr>
@@ -260,12 +260,12 @@
     <w:p>
       <w:pPr>
         <w:rPr>
-          <w:rFonts w:ascii="Times New Roman" w:hAnsi="Times New Roman" w:cs="Times New Roman"/>
-        </w:rPr>
-      </w:pPr>
-      <w:r>
-        <w:rPr>
-          <w:rFonts w:ascii="Times New Roman" w:hAnsi="Times New Roman" w:cs="Times New Roman"/>
+          <w:rFonts w:ascii="Calibri" w:hAnsi="Calibri" w:cs="Calibri"/>
+        </w:rPr>
+      </w:pPr>
+      <w:r>
+        <w:rPr>
+          <w:rFonts w:ascii="Calibri" w:hAnsi="Calibri" w:cs="Calibri"/>
         </w:rPr>
         <w:br w:type="page"/>
       </w:r>
@@ -273,64 +273,15 @@
     <w:p>
       <w:pPr>
         <w:spacing w:after="0" w:line="480" w:lineRule="auto"/>
-        <w:jc w:val="center"/>
-        <w:rPr>
-          <w:rFonts w:ascii="Times New Roman" w:hAnsi="Times New Roman" w:cs="Times New Roman"/>
-          <w:b/>
-          <w:bCs/>
-        </w:rPr>
-      </w:pPr>
-      <w:r>
-        <w:rPr>
-          <w:rFonts w:ascii="Times New Roman" w:hAnsi="Times New Roman" w:cs="Times New Roman"/>
-          <w:b/>
-          <w:bCs/>
-        </w:rPr>
-        <w:lastRenderedPageBreak/>
-        <w:t>Abstract</w:t>
-      </w:r>
-    </w:p>
-    <w:p>
-      <w:pPr>
-        <w:spacing w:after="0" w:line="480" w:lineRule="auto"/>
-        <w:rPr>
-          <w:rFonts w:ascii="Times New Roman" w:hAnsi="Times New Roman" w:cs="Times New Roman"/>
-        </w:rPr>
-      </w:pPr>
-    </w:p>
-    <w:p>
-      <w:pPr>
-        <w:spacing w:after="0" w:line="480" w:lineRule="auto"/>
-        <w:rPr>
-          <w:rFonts w:ascii="Times New Roman" w:hAnsi="Times New Roman" w:cs="Times New Roman"/>
-        </w:rPr>
-      </w:pPr>
-    </w:p>
-    <w:p>
-      <w:pPr>
-        <w:rPr>
-          <w:rFonts w:ascii="Times New Roman" w:hAnsi="Times New Roman" w:cs="Times New Roman"/>
-        </w:rPr>
-      </w:pPr>
-      <w:r>
-        <w:rPr>
-          <w:rFonts w:ascii="Times New Roman" w:hAnsi="Times New Roman" w:cs="Times New Roman"/>
-        </w:rPr>
-        <w:br w:type="page"/>
-      </w:r>
-    </w:p>
-    <w:p>
-      <w:pPr>
-        <w:spacing w:after="0" w:line="480" w:lineRule="auto"/>
-        <w:rPr>
-          <w:rFonts w:ascii="Times New Roman" w:hAnsi="Times New Roman" w:cs="Times New Roman"/>
-          <w:b/>
-          <w:bCs/>
-        </w:rPr>
-      </w:pPr>
-      <w:r>
-        <w:rPr>
-          <w:rFonts w:ascii="Times New Roman" w:hAnsi="Times New Roman" w:cs="Times New Roman"/>
+        <w:rPr>
+          <w:rFonts w:ascii="Calibri" w:hAnsi="Calibri" w:cs="Calibri"/>
+          <w:b/>
+          <w:bCs/>
+        </w:rPr>
+      </w:pPr>
+      <w:r>
+        <w:rPr>
+          <w:rFonts w:ascii="Calibri" w:hAnsi="Calibri" w:cs="Calibri"/>
           <w:b/>
           <w:bCs/>
         </w:rPr>
@@ -340,69 +291,1687 @@
     </w:p>
     <w:p>
       <w:pPr>
+        <w:tabs>
+          <w:tab w:val="left" w:pos="560"/>
+          <w:tab w:val="left" w:pos="1120"/>
+          <w:tab w:val="left" w:pos="1680"/>
+          <w:tab w:val="left" w:pos="2240"/>
+          <w:tab w:val="left" w:pos="2800"/>
+          <w:tab w:val="left" w:pos="3360"/>
+          <w:tab w:val="left" w:pos="3920"/>
+          <w:tab w:val="left" w:pos="4480"/>
+          <w:tab w:val="left" w:pos="5040"/>
+          <w:tab w:val="left" w:pos="5600"/>
+          <w:tab w:val="left" w:pos="6160"/>
+          <w:tab w:val="left" w:pos="6720"/>
+        </w:tabs>
+        <w:autoSpaceDE w:val="0"/>
+        <w:autoSpaceDN w:val="0"/>
+        <w:adjustRightInd w:val="0"/>
+        <w:spacing w:after="0" w:line="240" w:lineRule="auto"/>
+        <w:rPr>
+          <w:rFonts w:ascii="Calibri" w:hAnsi="Calibri" w:cs="Calibri"/>
+          <w:color w:val="000000"/>
+          <w:kern w:val="0"/>
+        </w:rPr>
+      </w:pPr>
+      <w:r>
+        <w:rPr>
+          <w:rFonts w:ascii="Calibri" w:hAnsi="Calibri" w:cs="Calibri"/>
+          <w:color w:val="000000"/>
+          <w:kern w:val="0"/>
+        </w:rPr>
+        <w:t xml:space="preserve">Secure RESTful communication is crucial in today's digital landscape, </w:t>
+      </w:r>
+    </w:p>
+    <w:p>
+      <w:pPr>
+        <w:tabs>
+          <w:tab w:val="left" w:pos="560"/>
+          <w:tab w:val="left" w:pos="1120"/>
+          <w:tab w:val="left" w:pos="1680"/>
+          <w:tab w:val="left" w:pos="2240"/>
+          <w:tab w:val="left" w:pos="2800"/>
+          <w:tab w:val="left" w:pos="3360"/>
+          <w:tab w:val="left" w:pos="3920"/>
+          <w:tab w:val="left" w:pos="4480"/>
+          <w:tab w:val="left" w:pos="5040"/>
+          <w:tab w:val="left" w:pos="5600"/>
+          <w:tab w:val="left" w:pos="6160"/>
+          <w:tab w:val="left" w:pos="6720"/>
+        </w:tabs>
+        <w:autoSpaceDE w:val="0"/>
+        <w:autoSpaceDN w:val="0"/>
+        <w:adjustRightInd w:val="0"/>
+        <w:spacing w:after="0" w:line="240" w:lineRule="auto"/>
+        <w:rPr>
+          <w:rFonts w:ascii="Calibri" w:hAnsi="Calibri" w:cs="Calibri"/>
+          <w:color w:val="000000"/>
+          <w:kern w:val="0"/>
+        </w:rPr>
+      </w:pPr>
+      <w:r>
+        <w:rPr>
+          <w:rFonts w:ascii="Calibri" w:hAnsi="Calibri" w:cs="Calibri"/>
+          <w:color w:val="000000"/>
+          <w:kern w:val="0"/>
+        </w:rPr>
+        <w:t xml:space="preserve">where applications increasingly rely on web services for data exchange and </w:t>
+      </w:r>
+    </w:p>
+    <w:p>
+      <w:pPr>
+        <w:tabs>
+          <w:tab w:val="left" w:pos="560"/>
+          <w:tab w:val="left" w:pos="1120"/>
+          <w:tab w:val="left" w:pos="1680"/>
+          <w:tab w:val="left" w:pos="2240"/>
+          <w:tab w:val="left" w:pos="2800"/>
+          <w:tab w:val="left" w:pos="3360"/>
+          <w:tab w:val="left" w:pos="3920"/>
+          <w:tab w:val="left" w:pos="4480"/>
+          <w:tab w:val="left" w:pos="5040"/>
+          <w:tab w:val="left" w:pos="5600"/>
+          <w:tab w:val="left" w:pos="6160"/>
+          <w:tab w:val="left" w:pos="6720"/>
+        </w:tabs>
+        <w:autoSpaceDE w:val="0"/>
+        <w:autoSpaceDN w:val="0"/>
+        <w:adjustRightInd w:val="0"/>
+        <w:spacing w:after="0" w:line="240" w:lineRule="auto"/>
+        <w:rPr>
+          <w:rFonts w:ascii="Calibri" w:hAnsi="Calibri" w:cs="Calibri"/>
+          <w:color w:val="000000"/>
+          <w:kern w:val="0"/>
+        </w:rPr>
+      </w:pPr>
+      <w:r>
+        <w:rPr>
+          <w:rFonts w:ascii="Calibri" w:hAnsi="Calibri" w:cs="Calibri"/>
+          <w:color w:val="000000"/>
+          <w:kern w:val="0"/>
+        </w:rPr>
+        <w:t xml:space="preserve">functionality. The primary concern with REST (Representational State </w:t>
+      </w:r>
+    </w:p>
+    <w:p>
+      <w:pPr>
+        <w:tabs>
+          <w:tab w:val="left" w:pos="560"/>
+          <w:tab w:val="left" w:pos="1120"/>
+          <w:tab w:val="left" w:pos="1680"/>
+          <w:tab w:val="left" w:pos="2240"/>
+          <w:tab w:val="left" w:pos="2800"/>
+          <w:tab w:val="left" w:pos="3360"/>
+          <w:tab w:val="left" w:pos="3920"/>
+          <w:tab w:val="left" w:pos="4480"/>
+          <w:tab w:val="left" w:pos="5040"/>
+          <w:tab w:val="left" w:pos="5600"/>
+          <w:tab w:val="left" w:pos="6160"/>
+          <w:tab w:val="left" w:pos="6720"/>
+        </w:tabs>
+        <w:autoSpaceDE w:val="0"/>
+        <w:autoSpaceDN w:val="0"/>
+        <w:adjustRightInd w:val="0"/>
+        <w:spacing w:after="0" w:line="240" w:lineRule="auto"/>
+        <w:rPr>
+          <w:rFonts w:ascii="Calibri" w:hAnsi="Calibri" w:cs="Calibri"/>
+          <w:color w:val="000000"/>
+          <w:kern w:val="0"/>
+        </w:rPr>
+      </w:pPr>
+      <w:r>
+        <w:rPr>
+          <w:rFonts w:ascii="Calibri" w:hAnsi="Calibri" w:cs="Calibri"/>
+          <w:color w:val="000000"/>
+          <w:kern w:val="0"/>
+        </w:rPr>
+        <w:t xml:space="preserve">Transfer) APIs is ensuring that data transmitted between clients and </w:t>
+      </w:r>
+    </w:p>
+    <w:p>
+      <w:pPr>
+        <w:tabs>
+          <w:tab w:val="left" w:pos="560"/>
+          <w:tab w:val="left" w:pos="1120"/>
+          <w:tab w:val="left" w:pos="1680"/>
+          <w:tab w:val="left" w:pos="2240"/>
+          <w:tab w:val="left" w:pos="2800"/>
+          <w:tab w:val="left" w:pos="3360"/>
+          <w:tab w:val="left" w:pos="3920"/>
+          <w:tab w:val="left" w:pos="4480"/>
+          <w:tab w:val="left" w:pos="5040"/>
+          <w:tab w:val="left" w:pos="5600"/>
+          <w:tab w:val="left" w:pos="6160"/>
+          <w:tab w:val="left" w:pos="6720"/>
+        </w:tabs>
+        <w:autoSpaceDE w:val="0"/>
+        <w:autoSpaceDN w:val="0"/>
+        <w:adjustRightInd w:val="0"/>
+        <w:spacing w:after="0" w:line="240" w:lineRule="auto"/>
+        <w:rPr>
+          <w:rFonts w:ascii="Calibri" w:hAnsi="Calibri" w:cs="Calibri"/>
+          <w:color w:val="000000"/>
+          <w:kern w:val="0"/>
+        </w:rPr>
+      </w:pPr>
+      <w:r>
+        <w:rPr>
+          <w:rFonts w:ascii="Calibri" w:hAnsi="Calibri" w:cs="Calibri"/>
+          <w:color w:val="000000"/>
+          <w:kern w:val="0"/>
+        </w:rPr>
+        <w:t xml:space="preserve">servers </w:t>
+      </w:r>
+      <w:proofErr w:type="gramStart"/>
+      <w:r>
+        <w:rPr>
+          <w:rFonts w:ascii="Calibri" w:hAnsi="Calibri" w:cs="Calibri"/>
+          <w:color w:val="000000"/>
+          <w:kern w:val="0"/>
+        </w:rPr>
+        <w:t>remains</w:t>
+      </w:r>
+      <w:proofErr w:type="gramEnd"/>
+      <w:r>
+        <w:rPr>
+          <w:rFonts w:ascii="Calibri" w:hAnsi="Calibri" w:cs="Calibri"/>
+          <w:color w:val="000000"/>
+          <w:kern w:val="0"/>
+        </w:rPr>
+        <w:t xml:space="preserve"> confidential, integral, and authentic. Without proper </w:t>
+      </w:r>
+    </w:p>
+    <w:p>
+      <w:pPr>
+        <w:tabs>
+          <w:tab w:val="left" w:pos="560"/>
+          <w:tab w:val="left" w:pos="1120"/>
+          <w:tab w:val="left" w:pos="1680"/>
+          <w:tab w:val="left" w:pos="2240"/>
+          <w:tab w:val="left" w:pos="2800"/>
+          <w:tab w:val="left" w:pos="3360"/>
+          <w:tab w:val="left" w:pos="3920"/>
+          <w:tab w:val="left" w:pos="4480"/>
+          <w:tab w:val="left" w:pos="5040"/>
+          <w:tab w:val="left" w:pos="5600"/>
+          <w:tab w:val="left" w:pos="6160"/>
+          <w:tab w:val="left" w:pos="6720"/>
+        </w:tabs>
+        <w:autoSpaceDE w:val="0"/>
+        <w:autoSpaceDN w:val="0"/>
+        <w:adjustRightInd w:val="0"/>
+        <w:spacing w:after="0" w:line="240" w:lineRule="auto"/>
+        <w:rPr>
+          <w:rFonts w:ascii="Calibri" w:hAnsi="Calibri" w:cs="Calibri"/>
+          <w:color w:val="000000"/>
+          <w:kern w:val="0"/>
+        </w:rPr>
+      </w:pPr>
+      <w:r>
+        <w:rPr>
+          <w:rFonts w:ascii="Calibri" w:hAnsi="Calibri" w:cs="Calibri"/>
+          <w:color w:val="000000"/>
+          <w:kern w:val="0"/>
+        </w:rPr>
+        <w:t xml:space="preserve">security measures, sensitive information can be intercepted or tampered </w:t>
+      </w:r>
+    </w:p>
+    <w:p>
+      <w:pPr>
+        <w:tabs>
+          <w:tab w:val="left" w:pos="560"/>
+          <w:tab w:val="left" w:pos="1120"/>
+          <w:tab w:val="left" w:pos="1680"/>
+          <w:tab w:val="left" w:pos="2240"/>
+          <w:tab w:val="left" w:pos="2800"/>
+          <w:tab w:val="left" w:pos="3360"/>
+          <w:tab w:val="left" w:pos="3920"/>
+          <w:tab w:val="left" w:pos="4480"/>
+          <w:tab w:val="left" w:pos="5040"/>
+          <w:tab w:val="left" w:pos="5600"/>
+          <w:tab w:val="left" w:pos="6160"/>
+          <w:tab w:val="left" w:pos="6720"/>
+        </w:tabs>
+        <w:autoSpaceDE w:val="0"/>
+        <w:autoSpaceDN w:val="0"/>
+        <w:adjustRightInd w:val="0"/>
+        <w:spacing w:after="0" w:line="240" w:lineRule="auto"/>
+        <w:rPr>
+          <w:rFonts w:ascii="Calibri" w:hAnsi="Calibri" w:cs="Calibri"/>
+          <w:color w:val="000000"/>
+          <w:kern w:val="0"/>
+        </w:rPr>
+      </w:pPr>
+      <w:r>
+        <w:rPr>
+          <w:rFonts w:ascii="Calibri" w:hAnsi="Calibri" w:cs="Calibri"/>
+          <w:color w:val="000000"/>
+          <w:kern w:val="0"/>
+        </w:rPr>
+        <w:t>with by malicious actors.</w:t>
+      </w:r>
+    </w:p>
+    <w:p>
+      <w:pPr>
+        <w:tabs>
+          <w:tab w:val="left" w:pos="560"/>
+          <w:tab w:val="left" w:pos="1120"/>
+          <w:tab w:val="left" w:pos="1680"/>
+          <w:tab w:val="left" w:pos="2240"/>
+          <w:tab w:val="left" w:pos="2800"/>
+          <w:tab w:val="left" w:pos="3360"/>
+          <w:tab w:val="left" w:pos="3920"/>
+          <w:tab w:val="left" w:pos="4480"/>
+          <w:tab w:val="left" w:pos="5040"/>
+          <w:tab w:val="left" w:pos="5600"/>
+          <w:tab w:val="left" w:pos="6160"/>
+          <w:tab w:val="left" w:pos="6720"/>
+        </w:tabs>
+        <w:autoSpaceDE w:val="0"/>
+        <w:autoSpaceDN w:val="0"/>
+        <w:adjustRightInd w:val="0"/>
+        <w:spacing w:after="0" w:line="240" w:lineRule="auto"/>
+        <w:rPr>
+          <w:rFonts w:ascii="Calibri" w:hAnsi="Calibri" w:cs="Calibri"/>
+          <w:color w:val="000000"/>
+          <w:kern w:val="0"/>
+        </w:rPr>
+      </w:pPr>
+    </w:p>
+    <w:p>
+      <w:pPr>
+        <w:tabs>
+          <w:tab w:val="left" w:pos="560"/>
+          <w:tab w:val="left" w:pos="1120"/>
+          <w:tab w:val="left" w:pos="1680"/>
+          <w:tab w:val="left" w:pos="2240"/>
+          <w:tab w:val="left" w:pos="2800"/>
+          <w:tab w:val="left" w:pos="3360"/>
+          <w:tab w:val="left" w:pos="3920"/>
+          <w:tab w:val="left" w:pos="4480"/>
+          <w:tab w:val="left" w:pos="5040"/>
+          <w:tab w:val="left" w:pos="5600"/>
+          <w:tab w:val="left" w:pos="6160"/>
+          <w:tab w:val="left" w:pos="6720"/>
+        </w:tabs>
+        <w:autoSpaceDE w:val="0"/>
+        <w:autoSpaceDN w:val="0"/>
+        <w:adjustRightInd w:val="0"/>
+        <w:spacing w:after="0" w:line="240" w:lineRule="auto"/>
+        <w:rPr>
+          <w:rFonts w:ascii="Calibri" w:hAnsi="Calibri" w:cs="Calibri"/>
+          <w:color w:val="000000"/>
+          <w:kern w:val="0"/>
+        </w:rPr>
+      </w:pPr>
+      <w:r>
+        <w:rPr>
+          <w:rFonts w:ascii="Calibri" w:hAnsi="Calibri" w:cs="Calibri"/>
+          <w:color w:val="000000"/>
+          <w:kern w:val="0"/>
+        </w:rPr>
+        <w:t xml:space="preserve">One major challenge in securing REST communication is encryption. HTTPS </w:t>
+      </w:r>
+    </w:p>
+    <w:p>
+      <w:pPr>
+        <w:tabs>
+          <w:tab w:val="left" w:pos="560"/>
+          <w:tab w:val="left" w:pos="1120"/>
+          <w:tab w:val="left" w:pos="1680"/>
+          <w:tab w:val="left" w:pos="2240"/>
+          <w:tab w:val="left" w:pos="2800"/>
+          <w:tab w:val="left" w:pos="3360"/>
+          <w:tab w:val="left" w:pos="3920"/>
+          <w:tab w:val="left" w:pos="4480"/>
+          <w:tab w:val="left" w:pos="5040"/>
+          <w:tab w:val="left" w:pos="5600"/>
+          <w:tab w:val="left" w:pos="6160"/>
+          <w:tab w:val="left" w:pos="6720"/>
+        </w:tabs>
+        <w:autoSpaceDE w:val="0"/>
+        <w:autoSpaceDN w:val="0"/>
+        <w:adjustRightInd w:val="0"/>
+        <w:spacing w:after="0" w:line="240" w:lineRule="auto"/>
+        <w:rPr>
+          <w:rFonts w:ascii="Calibri" w:hAnsi="Calibri" w:cs="Calibri"/>
+          <w:color w:val="000000"/>
+          <w:kern w:val="0"/>
+        </w:rPr>
+      </w:pPr>
+      <w:r>
+        <w:rPr>
+          <w:rFonts w:ascii="Calibri" w:hAnsi="Calibri" w:cs="Calibri"/>
+          <w:color w:val="000000"/>
+          <w:kern w:val="0"/>
+        </w:rPr>
+        <w:t xml:space="preserve">(HTTP Secure) is a protocol used to secure HTTP requests by encrypting the </w:t>
+      </w:r>
+    </w:p>
+    <w:p>
+      <w:pPr>
+        <w:tabs>
+          <w:tab w:val="left" w:pos="560"/>
+          <w:tab w:val="left" w:pos="1120"/>
+          <w:tab w:val="left" w:pos="1680"/>
+          <w:tab w:val="left" w:pos="2240"/>
+          <w:tab w:val="left" w:pos="2800"/>
+          <w:tab w:val="left" w:pos="3360"/>
+          <w:tab w:val="left" w:pos="3920"/>
+          <w:tab w:val="left" w:pos="4480"/>
+          <w:tab w:val="left" w:pos="5040"/>
+          <w:tab w:val="left" w:pos="5600"/>
+          <w:tab w:val="left" w:pos="6160"/>
+          <w:tab w:val="left" w:pos="6720"/>
+        </w:tabs>
+        <w:autoSpaceDE w:val="0"/>
+        <w:autoSpaceDN w:val="0"/>
+        <w:adjustRightInd w:val="0"/>
+        <w:spacing w:after="0" w:line="240" w:lineRule="auto"/>
+        <w:rPr>
+          <w:rFonts w:ascii="Calibri" w:hAnsi="Calibri" w:cs="Calibri"/>
+          <w:color w:val="000000"/>
+          <w:kern w:val="0"/>
+        </w:rPr>
+      </w:pPr>
+      <w:r>
+        <w:rPr>
+          <w:rFonts w:ascii="Calibri" w:hAnsi="Calibri" w:cs="Calibri"/>
+          <w:color w:val="000000"/>
+          <w:kern w:val="0"/>
+        </w:rPr>
+        <w:t xml:space="preserve">data in transit using TLS (Transport Layer Security). However, ensuring </w:t>
+      </w:r>
+    </w:p>
+    <w:p>
+      <w:pPr>
+        <w:tabs>
+          <w:tab w:val="left" w:pos="560"/>
+          <w:tab w:val="left" w:pos="1120"/>
+          <w:tab w:val="left" w:pos="1680"/>
+          <w:tab w:val="left" w:pos="2240"/>
+          <w:tab w:val="left" w:pos="2800"/>
+          <w:tab w:val="left" w:pos="3360"/>
+          <w:tab w:val="left" w:pos="3920"/>
+          <w:tab w:val="left" w:pos="4480"/>
+          <w:tab w:val="left" w:pos="5040"/>
+          <w:tab w:val="left" w:pos="5600"/>
+          <w:tab w:val="left" w:pos="6160"/>
+          <w:tab w:val="left" w:pos="6720"/>
+        </w:tabs>
+        <w:autoSpaceDE w:val="0"/>
+        <w:autoSpaceDN w:val="0"/>
+        <w:adjustRightInd w:val="0"/>
+        <w:spacing w:after="0" w:line="240" w:lineRule="auto"/>
+        <w:rPr>
+          <w:rFonts w:ascii="Calibri" w:hAnsi="Calibri" w:cs="Calibri"/>
+          <w:color w:val="000000"/>
+          <w:kern w:val="0"/>
+        </w:rPr>
+      </w:pPr>
+      <w:r>
+        <w:rPr>
+          <w:rFonts w:ascii="Calibri" w:hAnsi="Calibri" w:cs="Calibri"/>
+          <w:color w:val="000000"/>
+          <w:kern w:val="0"/>
+        </w:rPr>
+        <w:t xml:space="preserve">that all endpoints use HTTPS consistently can be complex, especially in </w:t>
+      </w:r>
+    </w:p>
+    <w:p>
+      <w:pPr>
+        <w:tabs>
+          <w:tab w:val="left" w:pos="560"/>
+          <w:tab w:val="left" w:pos="1120"/>
+          <w:tab w:val="left" w:pos="1680"/>
+          <w:tab w:val="left" w:pos="2240"/>
+          <w:tab w:val="left" w:pos="2800"/>
+          <w:tab w:val="left" w:pos="3360"/>
+          <w:tab w:val="left" w:pos="3920"/>
+          <w:tab w:val="left" w:pos="4480"/>
+          <w:tab w:val="left" w:pos="5040"/>
+          <w:tab w:val="left" w:pos="5600"/>
+          <w:tab w:val="left" w:pos="6160"/>
+          <w:tab w:val="left" w:pos="6720"/>
+        </w:tabs>
+        <w:autoSpaceDE w:val="0"/>
+        <w:autoSpaceDN w:val="0"/>
+        <w:adjustRightInd w:val="0"/>
+        <w:spacing w:after="0" w:line="240" w:lineRule="auto"/>
+        <w:rPr>
+          <w:rFonts w:ascii="Calibri" w:hAnsi="Calibri" w:cs="Calibri"/>
+          <w:color w:val="000000"/>
+          <w:kern w:val="0"/>
+        </w:rPr>
+      </w:pPr>
+      <w:r>
+        <w:rPr>
+          <w:rFonts w:ascii="Calibri" w:hAnsi="Calibri" w:cs="Calibri"/>
+          <w:color w:val="000000"/>
+          <w:kern w:val="0"/>
+        </w:rPr>
+        <w:t xml:space="preserve">large systems where legacy components might still rely on HTTP. </w:t>
+      </w:r>
+    </w:p>
+    <w:p>
+      <w:pPr>
+        <w:tabs>
+          <w:tab w:val="left" w:pos="560"/>
+          <w:tab w:val="left" w:pos="1120"/>
+          <w:tab w:val="left" w:pos="1680"/>
+          <w:tab w:val="left" w:pos="2240"/>
+          <w:tab w:val="left" w:pos="2800"/>
+          <w:tab w:val="left" w:pos="3360"/>
+          <w:tab w:val="left" w:pos="3920"/>
+          <w:tab w:val="left" w:pos="4480"/>
+          <w:tab w:val="left" w:pos="5040"/>
+          <w:tab w:val="left" w:pos="5600"/>
+          <w:tab w:val="left" w:pos="6160"/>
+          <w:tab w:val="left" w:pos="6720"/>
+        </w:tabs>
+        <w:autoSpaceDE w:val="0"/>
+        <w:autoSpaceDN w:val="0"/>
+        <w:adjustRightInd w:val="0"/>
+        <w:spacing w:after="0" w:line="240" w:lineRule="auto"/>
+        <w:rPr>
+          <w:rFonts w:ascii="Calibri" w:hAnsi="Calibri" w:cs="Calibri"/>
+          <w:color w:val="000000"/>
+          <w:kern w:val="0"/>
+        </w:rPr>
+      </w:pPr>
+      <w:r>
+        <w:rPr>
+          <w:rFonts w:ascii="Calibri" w:hAnsi="Calibri" w:cs="Calibri"/>
+          <w:color w:val="000000"/>
+          <w:kern w:val="0"/>
+        </w:rPr>
+        <w:t xml:space="preserve">Misconfigurations or overlooked endpoints can lead to vulnerabilities </w:t>
+      </w:r>
+    </w:p>
+    <w:p>
+      <w:pPr>
+        <w:tabs>
+          <w:tab w:val="left" w:pos="560"/>
+          <w:tab w:val="left" w:pos="1120"/>
+          <w:tab w:val="left" w:pos="1680"/>
+          <w:tab w:val="left" w:pos="2240"/>
+          <w:tab w:val="left" w:pos="2800"/>
+          <w:tab w:val="left" w:pos="3360"/>
+          <w:tab w:val="left" w:pos="3920"/>
+          <w:tab w:val="left" w:pos="4480"/>
+          <w:tab w:val="left" w:pos="5040"/>
+          <w:tab w:val="left" w:pos="5600"/>
+          <w:tab w:val="left" w:pos="6160"/>
+          <w:tab w:val="left" w:pos="6720"/>
+        </w:tabs>
+        <w:autoSpaceDE w:val="0"/>
+        <w:autoSpaceDN w:val="0"/>
+        <w:adjustRightInd w:val="0"/>
+        <w:spacing w:after="0" w:line="240" w:lineRule="auto"/>
+        <w:rPr>
+          <w:rFonts w:ascii="Calibri" w:hAnsi="Calibri" w:cs="Calibri"/>
+          <w:color w:val="000000"/>
+          <w:kern w:val="0"/>
+        </w:rPr>
+      </w:pPr>
+      <w:r>
+        <w:rPr>
+          <w:rFonts w:ascii="Calibri" w:hAnsi="Calibri" w:cs="Calibri"/>
+          <w:color w:val="000000"/>
+          <w:kern w:val="0"/>
+        </w:rPr>
+        <w:t xml:space="preserve">where attackers exploit unencrypted channels for man-in-the-middle </w:t>
+      </w:r>
+    </w:p>
+    <w:p>
+      <w:pPr>
+        <w:tabs>
+          <w:tab w:val="left" w:pos="560"/>
+          <w:tab w:val="left" w:pos="1120"/>
+          <w:tab w:val="left" w:pos="1680"/>
+          <w:tab w:val="left" w:pos="2240"/>
+          <w:tab w:val="left" w:pos="2800"/>
+          <w:tab w:val="left" w:pos="3360"/>
+          <w:tab w:val="left" w:pos="3920"/>
+          <w:tab w:val="left" w:pos="4480"/>
+          <w:tab w:val="left" w:pos="5040"/>
+          <w:tab w:val="left" w:pos="5600"/>
+          <w:tab w:val="left" w:pos="6160"/>
+          <w:tab w:val="left" w:pos="6720"/>
+        </w:tabs>
+        <w:autoSpaceDE w:val="0"/>
+        <w:autoSpaceDN w:val="0"/>
+        <w:adjustRightInd w:val="0"/>
+        <w:spacing w:after="0" w:line="240" w:lineRule="auto"/>
+        <w:rPr>
+          <w:rFonts w:ascii="Calibri" w:hAnsi="Calibri" w:cs="Calibri"/>
+          <w:color w:val="000000"/>
+          <w:kern w:val="0"/>
+        </w:rPr>
+      </w:pPr>
+      <w:r>
+        <w:rPr>
+          <w:rFonts w:ascii="Calibri" w:hAnsi="Calibri" w:cs="Calibri"/>
+          <w:color w:val="000000"/>
+          <w:kern w:val="0"/>
+        </w:rPr>
+        <w:t>attacks.</w:t>
+      </w:r>
+    </w:p>
+    <w:p>
+      <w:pPr>
+        <w:tabs>
+          <w:tab w:val="left" w:pos="560"/>
+          <w:tab w:val="left" w:pos="1120"/>
+          <w:tab w:val="left" w:pos="1680"/>
+          <w:tab w:val="left" w:pos="2240"/>
+          <w:tab w:val="left" w:pos="2800"/>
+          <w:tab w:val="left" w:pos="3360"/>
+          <w:tab w:val="left" w:pos="3920"/>
+          <w:tab w:val="left" w:pos="4480"/>
+          <w:tab w:val="left" w:pos="5040"/>
+          <w:tab w:val="left" w:pos="5600"/>
+          <w:tab w:val="left" w:pos="6160"/>
+          <w:tab w:val="left" w:pos="6720"/>
+        </w:tabs>
+        <w:autoSpaceDE w:val="0"/>
+        <w:autoSpaceDN w:val="0"/>
+        <w:adjustRightInd w:val="0"/>
+        <w:spacing w:after="0" w:line="240" w:lineRule="auto"/>
+        <w:rPr>
+          <w:rFonts w:ascii="Calibri" w:hAnsi="Calibri" w:cs="Calibri"/>
+          <w:color w:val="000000"/>
+          <w:kern w:val="0"/>
+        </w:rPr>
+      </w:pPr>
+    </w:p>
+    <w:p>
+      <w:pPr>
+        <w:tabs>
+          <w:tab w:val="left" w:pos="560"/>
+          <w:tab w:val="left" w:pos="1120"/>
+          <w:tab w:val="left" w:pos="1680"/>
+          <w:tab w:val="left" w:pos="2240"/>
+          <w:tab w:val="left" w:pos="2800"/>
+          <w:tab w:val="left" w:pos="3360"/>
+          <w:tab w:val="left" w:pos="3920"/>
+          <w:tab w:val="left" w:pos="4480"/>
+          <w:tab w:val="left" w:pos="5040"/>
+          <w:tab w:val="left" w:pos="5600"/>
+          <w:tab w:val="left" w:pos="6160"/>
+          <w:tab w:val="left" w:pos="6720"/>
+        </w:tabs>
+        <w:autoSpaceDE w:val="0"/>
+        <w:autoSpaceDN w:val="0"/>
+        <w:adjustRightInd w:val="0"/>
+        <w:spacing w:after="0" w:line="240" w:lineRule="auto"/>
+        <w:rPr>
+          <w:rFonts w:ascii="Calibri" w:hAnsi="Calibri" w:cs="Calibri"/>
+          <w:color w:val="000000"/>
+          <w:kern w:val="0"/>
+        </w:rPr>
+      </w:pPr>
+      <w:r>
+        <w:rPr>
+          <w:rFonts w:ascii="Calibri" w:hAnsi="Calibri" w:cs="Calibri"/>
+          <w:color w:val="000000"/>
+          <w:kern w:val="0"/>
+        </w:rPr>
+        <w:t xml:space="preserve">Another significant concern is authentication and authorization. REST APIs </w:t>
+      </w:r>
+    </w:p>
+    <w:p>
+      <w:pPr>
+        <w:tabs>
+          <w:tab w:val="left" w:pos="560"/>
+          <w:tab w:val="left" w:pos="1120"/>
+          <w:tab w:val="left" w:pos="1680"/>
+          <w:tab w:val="left" w:pos="2240"/>
+          <w:tab w:val="left" w:pos="2800"/>
+          <w:tab w:val="left" w:pos="3360"/>
+          <w:tab w:val="left" w:pos="3920"/>
+          <w:tab w:val="left" w:pos="4480"/>
+          <w:tab w:val="left" w:pos="5040"/>
+          <w:tab w:val="left" w:pos="5600"/>
+          <w:tab w:val="left" w:pos="6160"/>
+          <w:tab w:val="left" w:pos="6720"/>
+        </w:tabs>
+        <w:autoSpaceDE w:val="0"/>
+        <w:autoSpaceDN w:val="0"/>
+        <w:adjustRightInd w:val="0"/>
+        <w:spacing w:after="0" w:line="240" w:lineRule="auto"/>
+        <w:rPr>
+          <w:rFonts w:ascii="Calibri" w:hAnsi="Calibri" w:cs="Calibri"/>
+          <w:color w:val="000000"/>
+          <w:kern w:val="0"/>
+        </w:rPr>
+      </w:pPr>
+      <w:r>
+        <w:rPr>
+          <w:rFonts w:ascii="Calibri" w:hAnsi="Calibri" w:cs="Calibri"/>
+          <w:color w:val="000000"/>
+          <w:kern w:val="0"/>
+        </w:rPr>
+        <w:t xml:space="preserve">need robust mechanisms to verify the identity of users and ensure they </w:t>
+      </w:r>
+    </w:p>
+    <w:p>
+      <w:pPr>
+        <w:tabs>
+          <w:tab w:val="left" w:pos="560"/>
+          <w:tab w:val="left" w:pos="1120"/>
+          <w:tab w:val="left" w:pos="1680"/>
+          <w:tab w:val="left" w:pos="2240"/>
+          <w:tab w:val="left" w:pos="2800"/>
+          <w:tab w:val="left" w:pos="3360"/>
+          <w:tab w:val="left" w:pos="3920"/>
+          <w:tab w:val="left" w:pos="4480"/>
+          <w:tab w:val="left" w:pos="5040"/>
+          <w:tab w:val="left" w:pos="5600"/>
+          <w:tab w:val="left" w:pos="6160"/>
+          <w:tab w:val="left" w:pos="6720"/>
+        </w:tabs>
+        <w:autoSpaceDE w:val="0"/>
+        <w:autoSpaceDN w:val="0"/>
+        <w:adjustRightInd w:val="0"/>
+        <w:spacing w:after="0" w:line="240" w:lineRule="auto"/>
+        <w:rPr>
+          <w:rFonts w:ascii="Calibri" w:hAnsi="Calibri" w:cs="Calibri"/>
+          <w:color w:val="000000"/>
+          <w:kern w:val="0"/>
+        </w:rPr>
+      </w:pPr>
+      <w:r>
+        <w:rPr>
+          <w:rFonts w:ascii="Calibri" w:hAnsi="Calibri" w:cs="Calibri"/>
+          <w:color w:val="000000"/>
+          <w:kern w:val="0"/>
+        </w:rPr>
+        <w:t xml:space="preserve">have permission to access certain resources. OAuth 2.0 is a commonly used </w:t>
+      </w:r>
+    </w:p>
+    <w:p>
+      <w:pPr>
+        <w:tabs>
+          <w:tab w:val="left" w:pos="560"/>
+          <w:tab w:val="left" w:pos="1120"/>
+          <w:tab w:val="left" w:pos="1680"/>
+          <w:tab w:val="left" w:pos="2240"/>
+          <w:tab w:val="left" w:pos="2800"/>
+          <w:tab w:val="left" w:pos="3360"/>
+          <w:tab w:val="left" w:pos="3920"/>
+          <w:tab w:val="left" w:pos="4480"/>
+          <w:tab w:val="left" w:pos="5040"/>
+          <w:tab w:val="left" w:pos="5600"/>
+          <w:tab w:val="left" w:pos="6160"/>
+          <w:tab w:val="left" w:pos="6720"/>
+        </w:tabs>
+        <w:autoSpaceDE w:val="0"/>
+        <w:autoSpaceDN w:val="0"/>
+        <w:adjustRightInd w:val="0"/>
+        <w:spacing w:after="0" w:line="240" w:lineRule="auto"/>
+        <w:rPr>
+          <w:rFonts w:ascii="Calibri" w:hAnsi="Calibri" w:cs="Calibri"/>
+          <w:color w:val="000000"/>
+          <w:kern w:val="0"/>
+        </w:rPr>
+      </w:pPr>
+      <w:r>
+        <w:rPr>
+          <w:rFonts w:ascii="Calibri" w:hAnsi="Calibri" w:cs="Calibri"/>
+          <w:color w:val="000000"/>
+          <w:kern w:val="0"/>
+        </w:rPr>
+        <w:t xml:space="preserve">protocol that allows delegated access, but implementing it correctly can </w:t>
+      </w:r>
+    </w:p>
+    <w:p>
+      <w:pPr>
+        <w:tabs>
+          <w:tab w:val="left" w:pos="560"/>
+          <w:tab w:val="left" w:pos="1120"/>
+          <w:tab w:val="left" w:pos="1680"/>
+          <w:tab w:val="left" w:pos="2240"/>
+          <w:tab w:val="left" w:pos="2800"/>
+          <w:tab w:val="left" w:pos="3360"/>
+          <w:tab w:val="left" w:pos="3920"/>
+          <w:tab w:val="left" w:pos="4480"/>
+          <w:tab w:val="left" w:pos="5040"/>
+          <w:tab w:val="left" w:pos="5600"/>
+          <w:tab w:val="left" w:pos="6160"/>
+          <w:tab w:val="left" w:pos="6720"/>
+        </w:tabs>
+        <w:autoSpaceDE w:val="0"/>
+        <w:autoSpaceDN w:val="0"/>
+        <w:adjustRightInd w:val="0"/>
+        <w:spacing w:after="0" w:line="240" w:lineRule="auto"/>
+        <w:rPr>
+          <w:rFonts w:ascii="Calibri" w:hAnsi="Calibri" w:cs="Calibri"/>
+          <w:color w:val="000000"/>
+          <w:kern w:val="0"/>
+        </w:rPr>
+      </w:pPr>
+      <w:r>
+        <w:rPr>
+          <w:rFonts w:ascii="Calibri" w:hAnsi="Calibri" w:cs="Calibri"/>
+          <w:color w:val="000000"/>
+          <w:kern w:val="0"/>
+        </w:rPr>
+        <w:t xml:space="preserve">be intricate, requiring careful configuration to avoid common pitfalls </w:t>
+      </w:r>
+    </w:p>
+    <w:p>
+      <w:pPr>
+        <w:tabs>
+          <w:tab w:val="left" w:pos="560"/>
+          <w:tab w:val="left" w:pos="1120"/>
+          <w:tab w:val="left" w:pos="1680"/>
+          <w:tab w:val="left" w:pos="2240"/>
+          <w:tab w:val="left" w:pos="2800"/>
+          <w:tab w:val="left" w:pos="3360"/>
+          <w:tab w:val="left" w:pos="3920"/>
+          <w:tab w:val="left" w:pos="4480"/>
+          <w:tab w:val="left" w:pos="5040"/>
+          <w:tab w:val="left" w:pos="5600"/>
+          <w:tab w:val="left" w:pos="6160"/>
+          <w:tab w:val="left" w:pos="6720"/>
+        </w:tabs>
+        <w:autoSpaceDE w:val="0"/>
+        <w:autoSpaceDN w:val="0"/>
+        <w:adjustRightInd w:val="0"/>
+        <w:spacing w:after="0" w:line="240" w:lineRule="auto"/>
+        <w:rPr>
+          <w:rFonts w:ascii="Calibri" w:hAnsi="Calibri" w:cs="Calibri"/>
+          <w:color w:val="000000"/>
+          <w:kern w:val="0"/>
+        </w:rPr>
+      </w:pPr>
+      <w:r>
+        <w:rPr>
+          <w:rFonts w:ascii="Calibri" w:hAnsi="Calibri" w:cs="Calibri"/>
+          <w:color w:val="000000"/>
+          <w:kern w:val="0"/>
+        </w:rPr>
+        <w:t xml:space="preserve">like token leakage or improper scope definitions. Additionally, stateless </w:t>
+      </w:r>
+    </w:p>
+    <w:p>
+      <w:pPr>
+        <w:tabs>
+          <w:tab w:val="left" w:pos="560"/>
+          <w:tab w:val="left" w:pos="1120"/>
+          <w:tab w:val="left" w:pos="1680"/>
+          <w:tab w:val="left" w:pos="2240"/>
+          <w:tab w:val="left" w:pos="2800"/>
+          <w:tab w:val="left" w:pos="3360"/>
+          <w:tab w:val="left" w:pos="3920"/>
+          <w:tab w:val="left" w:pos="4480"/>
+          <w:tab w:val="left" w:pos="5040"/>
+          <w:tab w:val="left" w:pos="5600"/>
+          <w:tab w:val="left" w:pos="6160"/>
+          <w:tab w:val="left" w:pos="6720"/>
+        </w:tabs>
+        <w:autoSpaceDE w:val="0"/>
+        <w:autoSpaceDN w:val="0"/>
+        <w:adjustRightInd w:val="0"/>
+        <w:spacing w:after="0" w:line="240" w:lineRule="auto"/>
+        <w:rPr>
+          <w:rFonts w:ascii="Calibri" w:hAnsi="Calibri" w:cs="Calibri"/>
+          <w:color w:val="000000"/>
+          <w:kern w:val="0"/>
+        </w:rPr>
+      </w:pPr>
+      <w:r>
+        <w:rPr>
+          <w:rFonts w:ascii="Calibri" w:hAnsi="Calibri" w:cs="Calibri"/>
+          <w:color w:val="000000"/>
+          <w:kern w:val="0"/>
+        </w:rPr>
+        <w:t xml:space="preserve">nature of REST makes it challenging to maintain session continuity </w:t>
+      </w:r>
+    </w:p>
+    <w:p>
+      <w:pPr>
+        <w:tabs>
+          <w:tab w:val="left" w:pos="560"/>
+          <w:tab w:val="left" w:pos="1120"/>
+          <w:tab w:val="left" w:pos="1680"/>
+          <w:tab w:val="left" w:pos="2240"/>
+          <w:tab w:val="left" w:pos="2800"/>
+          <w:tab w:val="left" w:pos="3360"/>
+          <w:tab w:val="left" w:pos="3920"/>
+          <w:tab w:val="left" w:pos="4480"/>
+          <w:tab w:val="left" w:pos="5040"/>
+          <w:tab w:val="left" w:pos="5600"/>
+          <w:tab w:val="left" w:pos="6160"/>
+          <w:tab w:val="left" w:pos="6720"/>
+        </w:tabs>
+        <w:autoSpaceDE w:val="0"/>
+        <w:autoSpaceDN w:val="0"/>
+        <w:adjustRightInd w:val="0"/>
+        <w:spacing w:after="0" w:line="240" w:lineRule="auto"/>
+        <w:rPr>
+          <w:rFonts w:ascii="Calibri" w:hAnsi="Calibri" w:cs="Calibri"/>
+          <w:color w:val="000000"/>
+          <w:kern w:val="0"/>
+        </w:rPr>
+      </w:pPr>
+      <w:r>
+        <w:rPr>
+          <w:rFonts w:ascii="Calibri" w:hAnsi="Calibri" w:cs="Calibri"/>
+          <w:color w:val="000000"/>
+          <w:kern w:val="0"/>
+        </w:rPr>
+        <w:t>securely.</w:t>
+      </w:r>
+    </w:p>
+    <w:p>
+      <w:pPr>
+        <w:tabs>
+          <w:tab w:val="left" w:pos="560"/>
+          <w:tab w:val="left" w:pos="1120"/>
+          <w:tab w:val="left" w:pos="1680"/>
+          <w:tab w:val="left" w:pos="2240"/>
+          <w:tab w:val="left" w:pos="2800"/>
+          <w:tab w:val="left" w:pos="3360"/>
+          <w:tab w:val="left" w:pos="3920"/>
+          <w:tab w:val="left" w:pos="4480"/>
+          <w:tab w:val="left" w:pos="5040"/>
+          <w:tab w:val="left" w:pos="5600"/>
+          <w:tab w:val="left" w:pos="6160"/>
+          <w:tab w:val="left" w:pos="6720"/>
+        </w:tabs>
+        <w:autoSpaceDE w:val="0"/>
+        <w:autoSpaceDN w:val="0"/>
+        <w:adjustRightInd w:val="0"/>
+        <w:spacing w:after="0" w:line="240" w:lineRule="auto"/>
+        <w:rPr>
+          <w:rFonts w:ascii="Calibri" w:hAnsi="Calibri" w:cs="Calibri"/>
+          <w:color w:val="000000"/>
+          <w:kern w:val="0"/>
+        </w:rPr>
+      </w:pPr>
+    </w:p>
+    <w:p>
+      <w:pPr>
+        <w:tabs>
+          <w:tab w:val="left" w:pos="560"/>
+          <w:tab w:val="left" w:pos="1120"/>
+          <w:tab w:val="left" w:pos="1680"/>
+          <w:tab w:val="left" w:pos="2240"/>
+          <w:tab w:val="left" w:pos="2800"/>
+          <w:tab w:val="left" w:pos="3360"/>
+          <w:tab w:val="left" w:pos="3920"/>
+          <w:tab w:val="left" w:pos="4480"/>
+          <w:tab w:val="left" w:pos="5040"/>
+          <w:tab w:val="left" w:pos="5600"/>
+          <w:tab w:val="left" w:pos="6160"/>
+          <w:tab w:val="left" w:pos="6720"/>
+        </w:tabs>
+        <w:autoSpaceDE w:val="0"/>
+        <w:autoSpaceDN w:val="0"/>
+        <w:adjustRightInd w:val="0"/>
+        <w:spacing w:after="0" w:line="240" w:lineRule="auto"/>
+        <w:rPr>
+          <w:rFonts w:ascii="Calibri" w:hAnsi="Calibri" w:cs="Calibri"/>
+          <w:color w:val="000000"/>
+          <w:kern w:val="0"/>
+        </w:rPr>
+      </w:pPr>
+      <w:r>
+        <w:rPr>
+          <w:rFonts w:ascii="Calibri" w:hAnsi="Calibri" w:cs="Calibri"/>
+          <w:color w:val="000000"/>
+          <w:kern w:val="0"/>
+        </w:rPr>
+        <w:t xml:space="preserve">Data validation and protection against injection attacks also present </w:t>
+      </w:r>
+    </w:p>
+    <w:p>
+      <w:pPr>
+        <w:tabs>
+          <w:tab w:val="left" w:pos="560"/>
+          <w:tab w:val="left" w:pos="1120"/>
+          <w:tab w:val="left" w:pos="1680"/>
+          <w:tab w:val="left" w:pos="2240"/>
+          <w:tab w:val="left" w:pos="2800"/>
+          <w:tab w:val="left" w:pos="3360"/>
+          <w:tab w:val="left" w:pos="3920"/>
+          <w:tab w:val="left" w:pos="4480"/>
+          <w:tab w:val="left" w:pos="5040"/>
+          <w:tab w:val="left" w:pos="5600"/>
+          <w:tab w:val="left" w:pos="6160"/>
+          <w:tab w:val="left" w:pos="6720"/>
+        </w:tabs>
+        <w:autoSpaceDE w:val="0"/>
+        <w:autoSpaceDN w:val="0"/>
+        <w:adjustRightInd w:val="0"/>
+        <w:spacing w:after="0" w:line="240" w:lineRule="auto"/>
+        <w:rPr>
+          <w:rFonts w:ascii="Calibri" w:hAnsi="Calibri" w:cs="Calibri"/>
+          <w:color w:val="000000"/>
+          <w:kern w:val="0"/>
+        </w:rPr>
+      </w:pPr>
+      <w:r>
+        <w:rPr>
+          <w:rFonts w:ascii="Calibri" w:hAnsi="Calibri" w:cs="Calibri"/>
+          <w:color w:val="000000"/>
+          <w:kern w:val="0"/>
+        </w:rPr>
+        <w:t xml:space="preserve">challenges in secure REST communication. APIs must rigorously validate all </w:t>
+      </w:r>
+    </w:p>
+    <w:p>
+      <w:pPr>
+        <w:tabs>
+          <w:tab w:val="left" w:pos="560"/>
+          <w:tab w:val="left" w:pos="1120"/>
+          <w:tab w:val="left" w:pos="1680"/>
+          <w:tab w:val="left" w:pos="2240"/>
+          <w:tab w:val="left" w:pos="2800"/>
+          <w:tab w:val="left" w:pos="3360"/>
+          <w:tab w:val="left" w:pos="3920"/>
+          <w:tab w:val="left" w:pos="4480"/>
+          <w:tab w:val="left" w:pos="5040"/>
+          <w:tab w:val="left" w:pos="5600"/>
+          <w:tab w:val="left" w:pos="6160"/>
+          <w:tab w:val="left" w:pos="6720"/>
+        </w:tabs>
+        <w:autoSpaceDE w:val="0"/>
+        <w:autoSpaceDN w:val="0"/>
+        <w:adjustRightInd w:val="0"/>
+        <w:spacing w:after="0" w:line="240" w:lineRule="auto"/>
+        <w:rPr>
+          <w:rFonts w:ascii="Calibri" w:hAnsi="Calibri" w:cs="Calibri"/>
+          <w:color w:val="000000"/>
+          <w:kern w:val="0"/>
+        </w:rPr>
+      </w:pPr>
+      <w:r>
+        <w:rPr>
+          <w:rFonts w:ascii="Calibri" w:hAnsi="Calibri" w:cs="Calibri"/>
+          <w:color w:val="000000"/>
+          <w:kern w:val="0"/>
+        </w:rPr>
+        <w:t xml:space="preserve">incoming data to prevent SQL injection, XML external entity (XXE) attacks, </w:t>
+      </w:r>
+    </w:p>
+    <w:p>
+      <w:pPr>
+        <w:tabs>
+          <w:tab w:val="left" w:pos="560"/>
+          <w:tab w:val="left" w:pos="1120"/>
+          <w:tab w:val="left" w:pos="1680"/>
+          <w:tab w:val="left" w:pos="2240"/>
+          <w:tab w:val="left" w:pos="2800"/>
+          <w:tab w:val="left" w:pos="3360"/>
+          <w:tab w:val="left" w:pos="3920"/>
+          <w:tab w:val="left" w:pos="4480"/>
+          <w:tab w:val="left" w:pos="5040"/>
+          <w:tab w:val="left" w:pos="5600"/>
+          <w:tab w:val="left" w:pos="6160"/>
+          <w:tab w:val="left" w:pos="6720"/>
+        </w:tabs>
+        <w:autoSpaceDE w:val="0"/>
+        <w:autoSpaceDN w:val="0"/>
+        <w:adjustRightInd w:val="0"/>
+        <w:spacing w:after="0" w:line="240" w:lineRule="auto"/>
+        <w:rPr>
+          <w:rFonts w:ascii="Calibri" w:hAnsi="Calibri" w:cs="Calibri"/>
+          <w:color w:val="000000"/>
+          <w:kern w:val="0"/>
+        </w:rPr>
+      </w:pPr>
+      <w:r>
+        <w:rPr>
+          <w:rFonts w:ascii="Calibri" w:hAnsi="Calibri" w:cs="Calibri"/>
+          <w:color w:val="000000"/>
+          <w:kern w:val="0"/>
+        </w:rPr>
+        <w:t xml:space="preserve">and other forms of input manipulation that can compromise server integrity </w:t>
+      </w:r>
+    </w:p>
+    <w:p>
+      <w:pPr>
+        <w:tabs>
+          <w:tab w:val="left" w:pos="560"/>
+          <w:tab w:val="left" w:pos="1120"/>
+          <w:tab w:val="left" w:pos="1680"/>
+          <w:tab w:val="left" w:pos="2240"/>
+          <w:tab w:val="left" w:pos="2800"/>
+          <w:tab w:val="left" w:pos="3360"/>
+          <w:tab w:val="left" w:pos="3920"/>
+          <w:tab w:val="left" w:pos="4480"/>
+          <w:tab w:val="left" w:pos="5040"/>
+          <w:tab w:val="left" w:pos="5600"/>
+          <w:tab w:val="left" w:pos="6160"/>
+          <w:tab w:val="left" w:pos="6720"/>
+        </w:tabs>
+        <w:autoSpaceDE w:val="0"/>
+        <w:autoSpaceDN w:val="0"/>
+        <w:adjustRightInd w:val="0"/>
+        <w:spacing w:after="0" w:line="240" w:lineRule="auto"/>
+        <w:rPr>
+          <w:rFonts w:ascii="Calibri" w:hAnsi="Calibri" w:cs="Calibri"/>
+          <w:color w:val="000000"/>
+          <w:kern w:val="0"/>
+        </w:rPr>
+      </w:pPr>
+      <w:r>
+        <w:rPr>
+          <w:rFonts w:ascii="Calibri" w:hAnsi="Calibri" w:cs="Calibri"/>
+          <w:color w:val="000000"/>
+          <w:kern w:val="0"/>
+        </w:rPr>
+        <w:t xml:space="preserve">or leak sensitive information. Implementing these protections requires </w:t>
+      </w:r>
+    </w:p>
+    <w:p>
+      <w:pPr>
+        <w:tabs>
+          <w:tab w:val="left" w:pos="560"/>
+          <w:tab w:val="left" w:pos="1120"/>
+          <w:tab w:val="left" w:pos="1680"/>
+          <w:tab w:val="left" w:pos="2240"/>
+          <w:tab w:val="left" w:pos="2800"/>
+          <w:tab w:val="left" w:pos="3360"/>
+          <w:tab w:val="left" w:pos="3920"/>
+          <w:tab w:val="left" w:pos="4480"/>
+          <w:tab w:val="left" w:pos="5040"/>
+          <w:tab w:val="left" w:pos="5600"/>
+          <w:tab w:val="left" w:pos="6160"/>
+          <w:tab w:val="left" w:pos="6720"/>
+        </w:tabs>
+        <w:autoSpaceDE w:val="0"/>
+        <w:autoSpaceDN w:val="0"/>
+        <w:adjustRightInd w:val="0"/>
+        <w:spacing w:after="0" w:line="240" w:lineRule="auto"/>
+        <w:rPr>
+          <w:rFonts w:ascii="Calibri" w:hAnsi="Calibri" w:cs="Calibri"/>
+          <w:color w:val="000000"/>
+          <w:kern w:val="0"/>
+        </w:rPr>
+      </w:pPr>
+      <w:r>
+        <w:rPr>
+          <w:rFonts w:ascii="Calibri" w:hAnsi="Calibri" w:cs="Calibri"/>
+          <w:color w:val="000000"/>
+          <w:kern w:val="0"/>
+        </w:rPr>
+        <w:t xml:space="preserve">comprehensive knowledge of potential vulnerabilities and careful coding </w:t>
+      </w:r>
+    </w:p>
+    <w:p>
+      <w:pPr>
+        <w:tabs>
+          <w:tab w:val="left" w:pos="560"/>
+          <w:tab w:val="left" w:pos="1120"/>
+          <w:tab w:val="left" w:pos="1680"/>
+          <w:tab w:val="left" w:pos="2240"/>
+          <w:tab w:val="left" w:pos="2800"/>
+          <w:tab w:val="left" w:pos="3360"/>
+          <w:tab w:val="left" w:pos="3920"/>
+          <w:tab w:val="left" w:pos="4480"/>
+          <w:tab w:val="left" w:pos="5040"/>
+          <w:tab w:val="left" w:pos="5600"/>
+          <w:tab w:val="left" w:pos="6160"/>
+          <w:tab w:val="left" w:pos="6720"/>
+        </w:tabs>
+        <w:autoSpaceDE w:val="0"/>
+        <w:autoSpaceDN w:val="0"/>
+        <w:adjustRightInd w:val="0"/>
+        <w:spacing w:after="0" w:line="240" w:lineRule="auto"/>
+        <w:rPr>
+          <w:rFonts w:ascii="Calibri" w:hAnsi="Calibri" w:cs="Calibri"/>
+          <w:color w:val="000000"/>
+          <w:kern w:val="0"/>
+        </w:rPr>
+      </w:pPr>
+      <w:r>
+        <w:rPr>
+          <w:rFonts w:ascii="Calibri" w:hAnsi="Calibri" w:cs="Calibri"/>
+          <w:color w:val="000000"/>
+          <w:kern w:val="0"/>
+        </w:rPr>
+        <w:t>practices.</w:t>
+      </w:r>
+    </w:p>
+    <w:p>
+      <w:pPr>
+        <w:tabs>
+          <w:tab w:val="left" w:pos="560"/>
+          <w:tab w:val="left" w:pos="1120"/>
+          <w:tab w:val="left" w:pos="1680"/>
+          <w:tab w:val="left" w:pos="2240"/>
+          <w:tab w:val="left" w:pos="2800"/>
+          <w:tab w:val="left" w:pos="3360"/>
+          <w:tab w:val="left" w:pos="3920"/>
+          <w:tab w:val="left" w:pos="4480"/>
+          <w:tab w:val="left" w:pos="5040"/>
+          <w:tab w:val="left" w:pos="5600"/>
+          <w:tab w:val="left" w:pos="6160"/>
+          <w:tab w:val="left" w:pos="6720"/>
+        </w:tabs>
+        <w:autoSpaceDE w:val="0"/>
+        <w:autoSpaceDN w:val="0"/>
+        <w:adjustRightInd w:val="0"/>
+        <w:spacing w:after="0" w:line="240" w:lineRule="auto"/>
+        <w:rPr>
+          <w:rFonts w:ascii="Calibri" w:hAnsi="Calibri" w:cs="Calibri"/>
+          <w:color w:val="000000"/>
+          <w:kern w:val="0"/>
+        </w:rPr>
+      </w:pPr>
+    </w:p>
+    <w:p>
+      <w:pPr>
+        <w:tabs>
+          <w:tab w:val="left" w:pos="560"/>
+          <w:tab w:val="left" w:pos="1120"/>
+          <w:tab w:val="left" w:pos="1680"/>
+          <w:tab w:val="left" w:pos="2240"/>
+          <w:tab w:val="left" w:pos="2800"/>
+          <w:tab w:val="left" w:pos="3360"/>
+          <w:tab w:val="left" w:pos="3920"/>
+          <w:tab w:val="left" w:pos="4480"/>
+          <w:tab w:val="left" w:pos="5040"/>
+          <w:tab w:val="left" w:pos="5600"/>
+          <w:tab w:val="left" w:pos="6160"/>
+          <w:tab w:val="left" w:pos="6720"/>
+        </w:tabs>
+        <w:autoSpaceDE w:val="0"/>
+        <w:autoSpaceDN w:val="0"/>
+        <w:adjustRightInd w:val="0"/>
+        <w:spacing w:after="0" w:line="240" w:lineRule="auto"/>
+        <w:rPr>
+          <w:rFonts w:ascii="Calibri" w:hAnsi="Calibri" w:cs="Calibri"/>
+          <w:color w:val="000000"/>
+          <w:kern w:val="0"/>
+        </w:rPr>
+      </w:pPr>
+      <w:r>
+        <w:rPr>
+          <w:rFonts w:ascii="Calibri" w:hAnsi="Calibri" w:cs="Calibri"/>
+          <w:color w:val="000000"/>
+          <w:kern w:val="0"/>
+        </w:rPr>
+        <w:t xml:space="preserve">Moreover, as RESTful services become more distributed, ensuring consistent </w:t>
+      </w:r>
+    </w:p>
+    <w:p>
+      <w:pPr>
+        <w:tabs>
+          <w:tab w:val="left" w:pos="560"/>
+          <w:tab w:val="left" w:pos="1120"/>
+          <w:tab w:val="left" w:pos="1680"/>
+          <w:tab w:val="left" w:pos="2240"/>
+          <w:tab w:val="left" w:pos="2800"/>
+          <w:tab w:val="left" w:pos="3360"/>
+          <w:tab w:val="left" w:pos="3920"/>
+          <w:tab w:val="left" w:pos="4480"/>
+          <w:tab w:val="left" w:pos="5040"/>
+          <w:tab w:val="left" w:pos="5600"/>
+          <w:tab w:val="left" w:pos="6160"/>
+          <w:tab w:val="left" w:pos="6720"/>
+        </w:tabs>
+        <w:autoSpaceDE w:val="0"/>
+        <w:autoSpaceDN w:val="0"/>
+        <w:adjustRightInd w:val="0"/>
+        <w:spacing w:after="0" w:line="240" w:lineRule="auto"/>
+        <w:rPr>
+          <w:rFonts w:ascii="Calibri" w:hAnsi="Calibri" w:cs="Calibri"/>
+          <w:color w:val="000000"/>
+          <w:kern w:val="0"/>
+        </w:rPr>
+      </w:pPr>
+      <w:r>
+        <w:rPr>
+          <w:rFonts w:ascii="Calibri" w:hAnsi="Calibri" w:cs="Calibri"/>
+          <w:color w:val="000000"/>
+          <w:kern w:val="0"/>
+        </w:rPr>
+        <w:t xml:space="preserve">security policies across various microservices </w:t>
+      </w:r>
+      <w:proofErr w:type="gramStart"/>
+      <w:r>
+        <w:rPr>
+          <w:rFonts w:ascii="Calibri" w:hAnsi="Calibri" w:cs="Calibri"/>
+          <w:color w:val="000000"/>
+          <w:kern w:val="0"/>
+        </w:rPr>
+        <w:t>is</w:t>
+      </w:r>
+      <w:proofErr w:type="gramEnd"/>
+      <w:r>
+        <w:rPr>
+          <w:rFonts w:ascii="Calibri" w:hAnsi="Calibri" w:cs="Calibri"/>
+          <w:color w:val="000000"/>
+          <w:kern w:val="0"/>
+        </w:rPr>
+        <w:t xml:space="preserve"> essential. Each service </w:t>
+      </w:r>
+    </w:p>
+    <w:p>
+      <w:pPr>
+        <w:tabs>
+          <w:tab w:val="left" w:pos="560"/>
+          <w:tab w:val="left" w:pos="1120"/>
+          <w:tab w:val="left" w:pos="1680"/>
+          <w:tab w:val="left" w:pos="2240"/>
+          <w:tab w:val="left" w:pos="2800"/>
+          <w:tab w:val="left" w:pos="3360"/>
+          <w:tab w:val="left" w:pos="3920"/>
+          <w:tab w:val="left" w:pos="4480"/>
+          <w:tab w:val="left" w:pos="5040"/>
+          <w:tab w:val="left" w:pos="5600"/>
+          <w:tab w:val="left" w:pos="6160"/>
+          <w:tab w:val="left" w:pos="6720"/>
+        </w:tabs>
+        <w:autoSpaceDE w:val="0"/>
+        <w:autoSpaceDN w:val="0"/>
+        <w:adjustRightInd w:val="0"/>
+        <w:spacing w:after="0" w:line="240" w:lineRule="auto"/>
+        <w:rPr>
+          <w:rFonts w:ascii="Calibri" w:hAnsi="Calibri" w:cs="Calibri"/>
+          <w:color w:val="000000"/>
+          <w:kern w:val="0"/>
+        </w:rPr>
+      </w:pPr>
+      <w:r>
+        <w:rPr>
+          <w:rFonts w:ascii="Calibri" w:hAnsi="Calibri" w:cs="Calibri"/>
+          <w:color w:val="000000"/>
+          <w:kern w:val="0"/>
+        </w:rPr>
+        <w:t xml:space="preserve">may have different security requirements and configurations, making it </w:t>
+      </w:r>
+    </w:p>
+    <w:p>
+      <w:pPr>
+        <w:tabs>
+          <w:tab w:val="left" w:pos="560"/>
+          <w:tab w:val="left" w:pos="1120"/>
+          <w:tab w:val="left" w:pos="1680"/>
+          <w:tab w:val="left" w:pos="2240"/>
+          <w:tab w:val="left" w:pos="2800"/>
+          <w:tab w:val="left" w:pos="3360"/>
+          <w:tab w:val="left" w:pos="3920"/>
+          <w:tab w:val="left" w:pos="4480"/>
+          <w:tab w:val="left" w:pos="5040"/>
+          <w:tab w:val="left" w:pos="5600"/>
+          <w:tab w:val="left" w:pos="6160"/>
+          <w:tab w:val="left" w:pos="6720"/>
+        </w:tabs>
+        <w:autoSpaceDE w:val="0"/>
+        <w:autoSpaceDN w:val="0"/>
+        <w:adjustRightInd w:val="0"/>
+        <w:spacing w:after="0" w:line="240" w:lineRule="auto"/>
+        <w:rPr>
+          <w:rFonts w:ascii="Calibri" w:hAnsi="Calibri" w:cs="Calibri"/>
+          <w:color w:val="000000"/>
+          <w:kern w:val="0"/>
+        </w:rPr>
+      </w:pPr>
+      <w:r>
+        <w:rPr>
+          <w:rFonts w:ascii="Calibri" w:hAnsi="Calibri" w:cs="Calibri"/>
+          <w:color w:val="000000"/>
+          <w:kern w:val="0"/>
+        </w:rPr>
+        <w:t xml:space="preserve">difficult to enforce a unified security posture. Tools like API gateways </w:t>
+      </w:r>
+    </w:p>
+    <w:p>
+      <w:pPr>
+        <w:tabs>
+          <w:tab w:val="left" w:pos="560"/>
+          <w:tab w:val="left" w:pos="1120"/>
+          <w:tab w:val="left" w:pos="1680"/>
+          <w:tab w:val="left" w:pos="2240"/>
+          <w:tab w:val="left" w:pos="2800"/>
+          <w:tab w:val="left" w:pos="3360"/>
+          <w:tab w:val="left" w:pos="3920"/>
+          <w:tab w:val="left" w:pos="4480"/>
+          <w:tab w:val="left" w:pos="5040"/>
+          <w:tab w:val="left" w:pos="5600"/>
+          <w:tab w:val="left" w:pos="6160"/>
+          <w:tab w:val="left" w:pos="6720"/>
+        </w:tabs>
+        <w:autoSpaceDE w:val="0"/>
+        <w:autoSpaceDN w:val="0"/>
+        <w:adjustRightInd w:val="0"/>
+        <w:spacing w:after="0" w:line="240" w:lineRule="auto"/>
+        <w:rPr>
+          <w:rFonts w:ascii="Calibri" w:hAnsi="Calibri" w:cs="Calibri"/>
+          <w:color w:val="000000"/>
+          <w:kern w:val="0"/>
+        </w:rPr>
+      </w:pPr>
+      <w:r>
+        <w:rPr>
+          <w:rFonts w:ascii="Calibri" w:hAnsi="Calibri" w:cs="Calibri"/>
+          <w:color w:val="000000"/>
+          <w:kern w:val="0"/>
+        </w:rPr>
+        <w:t xml:space="preserve">can help centralize some aspects of security management, but they also </w:t>
+      </w:r>
+    </w:p>
+    <w:p>
+      <w:pPr>
+        <w:tabs>
+          <w:tab w:val="left" w:pos="560"/>
+          <w:tab w:val="left" w:pos="1120"/>
+          <w:tab w:val="left" w:pos="1680"/>
+          <w:tab w:val="left" w:pos="2240"/>
+          <w:tab w:val="left" w:pos="2800"/>
+          <w:tab w:val="left" w:pos="3360"/>
+          <w:tab w:val="left" w:pos="3920"/>
+          <w:tab w:val="left" w:pos="4480"/>
+          <w:tab w:val="left" w:pos="5040"/>
+          <w:tab w:val="left" w:pos="5600"/>
+          <w:tab w:val="left" w:pos="6160"/>
+          <w:tab w:val="left" w:pos="6720"/>
+        </w:tabs>
+        <w:autoSpaceDE w:val="0"/>
+        <w:autoSpaceDN w:val="0"/>
+        <w:adjustRightInd w:val="0"/>
+        <w:spacing w:after="0" w:line="240" w:lineRule="auto"/>
+        <w:rPr>
+          <w:rFonts w:ascii="Calibri" w:hAnsi="Calibri" w:cs="Calibri"/>
+          <w:color w:val="000000"/>
+          <w:kern w:val="0"/>
+        </w:rPr>
+      </w:pPr>
+      <w:r>
+        <w:rPr>
+          <w:rFonts w:ascii="Calibri" w:hAnsi="Calibri" w:cs="Calibri"/>
+          <w:color w:val="000000"/>
+          <w:kern w:val="0"/>
+        </w:rPr>
+        <w:t>introduce new complexities that need careful consideration.</w:t>
+      </w:r>
+    </w:p>
+    <w:p>
+      <w:pPr>
+        <w:tabs>
+          <w:tab w:val="left" w:pos="560"/>
+          <w:tab w:val="left" w:pos="1120"/>
+          <w:tab w:val="left" w:pos="1680"/>
+          <w:tab w:val="left" w:pos="2240"/>
+          <w:tab w:val="left" w:pos="2800"/>
+          <w:tab w:val="left" w:pos="3360"/>
+          <w:tab w:val="left" w:pos="3920"/>
+          <w:tab w:val="left" w:pos="4480"/>
+          <w:tab w:val="left" w:pos="5040"/>
+          <w:tab w:val="left" w:pos="5600"/>
+          <w:tab w:val="left" w:pos="6160"/>
+          <w:tab w:val="left" w:pos="6720"/>
+        </w:tabs>
+        <w:autoSpaceDE w:val="0"/>
+        <w:autoSpaceDN w:val="0"/>
+        <w:adjustRightInd w:val="0"/>
+        <w:spacing w:after="0" w:line="240" w:lineRule="auto"/>
+        <w:rPr>
+          <w:rFonts w:ascii="Calibri" w:hAnsi="Calibri" w:cs="Calibri"/>
+          <w:color w:val="000000"/>
+          <w:kern w:val="0"/>
+        </w:rPr>
+      </w:pPr>
+    </w:p>
+    <w:p>
+      <w:pPr>
+        <w:tabs>
+          <w:tab w:val="left" w:pos="560"/>
+          <w:tab w:val="left" w:pos="1120"/>
+          <w:tab w:val="left" w:pos="1680"/>
+          <w:tab w:val="left" w:pos="2240"/>
+          <w:tab w:val="left" w:pos="2800"/>
+          <w:tab w:val="left" w:pos="3360"/>
+          <w:tab w:val="left" w:pos="3920"/>
+          <w:tab w:val="left" w:pos="4480"/>
+          <w:tab w:val="left" w:pos="5040"/>
+          <w:tab w:val="left" w:pos="5600"/>
+          <w:tab w:val="left" w:pos="6160"/>
+          <w:tab w:val="left" w:pos="6720"/>
+        </w:tabs>
+        <w:autoSpaceDE w:val="0"/>
+        <w:autoSpaceDN w:val="0"/>
+        <w:adjustRightInd w:val="0"/>
+        <w:spacing w:after="0" w:line="240" w:lineRule="auto"/>
+        <w:rPr>
+          <w:rFonts w:ascii="Calibri" w:hAnsi="Calibri" w:cs="Calibri"/>
+          <w:color w:val="000000"/>
+          <w:kern w:val="0"/>
+        </w:rPr>
+      </w:pPr>
+      <w:r>
+        <w:rPr>
+          <w:rFonts w:ascii="Calibri" w:hAnsi="Calibri" w:cs="Calibri"/>
+          <w:color w:val="000000"/>
+          <w:kern w:val="0"/>
+        </w:rPr>
+        <w:t xml:space="preserve">In summary, securing RESTful communication involves multiple layers of </w:t>
+      </w:r>
+    </w:p>
+    <w:p>
+      <w:pPr>
+        <w:tabs>
+          <w:tab w:val="left" w:pos="560"/>
+          <w:tab w:val="left" w:pos="1120"/>
+          <w:tab w:val="left" w:pos="1680"/>
+          <w:tab w:val="left" w:pos="2240"/>
+          <w:tab w:val="left" w:pos="2800"/>
+          <w:tab w:val="left" w:pos="3360"/>
+          <w:tab w:val="left" w:pos="3920"/>
+          <w:tab w:val="left" w:pos="4480"/>
+          <w:tab w:val="left" w:pos="5040"/>
+          <w:tab w:val="left" w:pos="5600"/>
+          <w:tab w:val="left" w:pos="6160"/>
+          <w:tab w:val="left" w:pos="6720"/>
+        </w:tabs>
+        <w:autoSpaceDE w:val="0"/>
+        <w:autoSpaceDN w:val="0"/>
+        <w:adjustRightInd w:val="0"/>
+        <w:spacing w:after="0" w:line="240" w:lineRule="auto"/>
+        <w:rPr>
+          <w:rFonts w:ascii="Calibri" w:hAnsi="Calibri" w:cs="Calibri"/>
+          <w:color w:val="000000"/>
+          <w:kern w:val="0"/>
+        </w:rPr>
+      </w:pPr>
+      <w:r>
+        <w:rPr>
+          <w:rFonts w:ascii="Calibri" w:hAnsi="Calibri" w:cs="Calibri"/>
+          <w:color w:val="000000"/>
+          <w:kern w:val="0"/>
+        </w:rPr>
+        <w:lastRenderedPageBreak/>
+        <w:t xml:space="preserve">protection—encryption for data confidentiality, </w:t>
+      </w:r>
+    </w:p>
+    <w:p>
+      <w:pPr>
+        <w:tabs>
+          <w:tab w:val="left" w:pos="560"/>
+          <w:tab w:val="left" w:pos="1120"/>
+          <w:tab w:val="left" w:pos="1680"/>
+          <w:tab w:val="left" w:pos="2240"/>
+          <w:tab w:val="left" w:pos="2800"/>
+          <w:tab w:val="left" w:pos="3360"/>
+          <w:tab w:val="left" w:pos="3920"/>
+          <w:tab w:val="left" w:pos="4480"/>
+          <w:tab w:val="left" w:pos="5040"/>
+          <w:tab w:val="left" w:pos="5600"/>
+          <w:tab w:val="left" w:pos="6160"/>
+          <w:tab w:val="left" w:pos="6720"/>
+        </w:tabs>
+        <w:autoSpaceDE w:val="0"/>
+        <w:autoSpaceDN w:val="0"/>
+        <w:adjustRightInd w:val="0"/>
+        <w:spacing w:after="0" w:line="240" w:lineRule="auto"/>
+        <w:rPr>
+          <w:rFonts w:ascii="Calibri" w:hAnsi="Calibri" w:cs="Calibri"/>
+          <w:color w:val="000000"/>
+          <w:kern w:val="0"/>
+        </w:rPr>
+      </w:pPr>
+      <w:r>
+        <w:rPr>
+          <w:rFonts w:ascii="Calibri" w:hAnsi="Calibri" w:cs="Calibri"/>
+          <w:color w:val="000000"/>
+          <w:kern w:val="0"/>
+        </w:rPr>
+        <w:t xml:space="preserve">authentication/authorization mechanisms for verifying access rights, </w:t>
+      </w:r>
+    </w:p>
+    <w:p>
+      <w:pPr>
+        <w:tabs>
+          <w:tab w:val="left" w:pos="560"/>
+          <w:tab w:val="left" w:pos="1120"/>
+          <w:tab w:val="left" w:pos="1680"/>
+          <w:tab w:val="left" w:pos="2240"/>
+          <w:tab w:val="left" w:pos="2800"/>
+          <w:tab w:val="left" w:pos="3360"/>
+          <w:tab w:val="left" w:pos="3920"/>
+          <w:tab w:val="left" w:pos="4480"/>
+          <w:tab w:val="left" w:pos="5040"/>
+          <w:tab w:val="left" w:pos="5600"/>
+          <w:tab w:val="left" w:pos="6160"/>
+          <w:tab w:val="left" w:pos="6720"/>
+        </w:tabs>
+        <w:autoSpaceDE w:val="0"/>
+        <w:autoSpaceDN w:val="0"/>
+        <w:adjustRightInd w:val="0"/>
+        <w:spacing w:after="0" w:line="240" w:lineRule="auto"/>
+        <w:rPr>
+          <w:rFonts w:ascii="Calibri" w:hAnsi="Calibri" w:cs="Calibri"/>
+          <w:color w:val="000000"/>
+          <w:kern w:val="0"/>
+        </w:rPr>
+      </w:pPr>
+      <w:r>
+        <w:rPr>
+          <w:rFonts w:ascii="Calibri" w:hAnsi="Calibri" w:cs="Calibri"/>
+          <w:color w:val="000000"/>
+          <w:kern w:val="0"/>
+        </w:rPr>
+        <w:t xml:space="preserve">rigorous input validation to prevent attacks, and consistent policy </w:t>
+      </w:r>
+    </w:p>
+    <w:p>
+      <w:pPr>
+        <w:tabs>
+          <w:tab w:val="left" w:pos="560"/>
+          <w:tab w:val="left" w:pos="1120"/>
+          <w:tab w:val="left" w:pos="1680"/>
+          <w:tab w:val="left" w:pos="2240"/>
+          <w:tab w:val="left" w:pos="2800"/>
+          <w:tab w:val="left" w:pos="3360"/>
+          <w:tab w:val="left" w:pos="3920"/>
+          <w:tab w:val="left" w:pos="4480"/>
+          <w:tab w:val="left" w:pos="5040"/>
+          <w:tab w:val="left" w:pos="5600"/>
+          <w:tab w:val="left" w:pos="6160"/>
+          <w:tab w:val="left" w:pos="6720"/>
+        </w:tabs>
+        <w:autoSpaceDE w:val="0"/>
+        <w:autoSpaceDN w:val="0"/>
+        <w:adjustRightInd w:val="0"/>
+        <w:spacing w:after="0" w:line="240" w:lineRule="auto"/>
+        <w:rPr>
+          <w:rFonts w:ascii="Calibri" w:hAnsi="Calibri" w:cs="Calibri"/>
+          <w:color w:val="000000"/>
+          <w:kern w:val="0"/>
+        </w:rPr>
+      </w:pPr>
+      <w:r>
+        <w:rPr>
+          <w:rFonts w:ascii="Calibri" w:hAnsi="Calibri" w:cs="Calibri"/>
+          <w:color w:val="000000"/>
+          <w:kern w:val="0"/>
+        </w:rPr>
+        <w:t xml:space="preserve">enforcement across distributed services. Despite these challenges, </w:t>
+      </w:r>
+    </w:p>
+    <w:p>
+      <w:pPr>
+        <w:tabs>
+          <w:tab w:val="left" w:pos="560"/>
+          <w:tab w:val="left" w:pos="1120"/>
+          <w:tab w:val="left" w:pos="1680"/>
+          <w:tab w:val="left" w:pos="2240"/>
+          <w:tab w:val="left" w:pos="2800"/>
+          <w:tab w:val="left" w:pos="3360"/>
+          <w:tab w:val="left" w:pos="3920"/>
+          <w:tab w:val="left" w:pos="4480"/>
+          <w:tab w:val="left" w:pos="5040"/>
+          <w:tab w:val="left" w:pos="5600"/>
+          <w:tab w:val="left" w:pos="6160"/>
+          <w:tab w:val="left" w:pos="6720"/>
+        </w:tabs>
+        <w:autoSpaceDE w:val="0"/>
+        <w:autoSpaceDN w:val="0"/>
+        <w:adjustRightInd w:val="0"/>
+        <w:spacing w:after="0" w:line="240" w:lineRule="auto"/>
+        <w:rPr>
+          <w:rFonts w:ascii="Calibri" w:hAnsi="Calibri" w:cs="Calibri"/>
+          <w:color w:val="000000"/>
+          <w:kern w:val="0"/>
+        </w:rPr>
+      </w:pPr>
+      <w:r>
+        <w:rPr>
+          <w:rFonts w:ascii="Calibri" w:hAnsi="Calibri" w:cs="Calibri"/>
+          <w:color w:val="000000"/>
+          <w:kern w:val="0"/>
+        </w:rPr>
+        <w:t xml:space="preserve">adopting best practices and leveraging established protocols can </w:t>
+      </w:r>
+    </w:p>
+    <w:p>
+      <w:pPr>
         <w:spacing w:after="0" w:line="480" w:lineRule="auto"/>
         <w:rPr>
-          <w:rFonts w:ascii="Times New Roman" w:hAnsi="Times New Roman" w:cs="Times New Roman"/>
-        </w:rPr>
-      </w:pPr>
-      <w:r>
-        <w:rPr>
-          <w:rFonts w:ascii="Times New Roman" w:hAnsi="Times New Roman" w:cs="Times New Roman"/>
-        </w:rPr>
-        <w:t xml:space="preserve">This project aims to implement a secure communication between a server and a client. The problem we are trying to solve is the confidentiality and integrity of the data that the client receives from the server. </w:t>
-      </w:r>
-      <w:r>
-        <w:rPr>
-          <w:rFonts w:ascii="Times New Roman" w:hAnsi="Times New Roman" w:cs="Times New Roman"/>
-        </w:rPr>
-        <w:t xml:space="preserve">To achieve this, we employed asymmetric encryption to provide data confidentiality and a Message Authentication Code (MAC) for data integrity. The programming </w:t>
-      </w:r>
-      <w:r>
-        <w:rPr>
-          <w:rFonts w:ascii="Times New Roman" w:hAnsi="Times New Roman" w:cs="Times New Roman"/>
-        </w:rPr>
-        <w:t xml:space="preserve">language </w:t>
-      </w:r>
-      <w:r>
-        <w:rPr>
-          <w:rFonts w:ascii="Times New Roman" w:hAnsi="Times New Roman" w:cs="Times New Roman"/>
-        </w:rPr>
-        <w:t>of choice for this project is Python with Flask as the library of choice for implementing the REST server.</w:t>
+          <w:rFonts w:ascii="Calibri" w:hAnsi="Calibri" w:cs="Calibri"/>
+        </w:rPr>
+      </w:pPr>
+      <w:r>
+        <w:rPr>
+          <w:rFonts w:ascii="Calibri" w:hAnsi="Calibri" w:cs="Calibri"/>
+          <w:color w:val="000000"/>
+          <w:kern w:val="0"/>
+        </w:rPr>
+        <w:t>significantly mitigate security risks in REST APIs.</w:t>
+      </w:r>
+    </w:p>
+    <w:p>
+      <w:pPr>
+        <w:rPr>
+          <w:rFonts w:ascii="Calibri" w:hAnsi="Calibri" w:cs="Calibri"/>
+        </w:rPr>
+      </w:pPr>
+      <w:r>
+        <w:rPr>
+          <w:rFonts w:ascii="Calibri" w:hAnsi="Calibri" w:cs="Calibri"/>
+        </w:rPr>
+        <w:br w:type="page"/>
       </w:r>
     </w:p>
     <w:p>
       <w:pPr>
         <w:spacing w:after="0" w:line="480" w:lineRule="auto"/>
         <w:rPr>
-          <w:rFonts w:ascii="Times New Roman" w:hAnsi="Times New Roman" w:cs="Times New Roman"/>
-        </w:rPr>
-      </w:pPr>
-    </w:p>
-    <w:p>
-      <w:pPr>
-        <w:rPr>
-          <w:rFonts w:ascii="Times New Roman" w:hAnsi="Times New Roman" w:cs="Times New Roman"/>
-        </w:rPr>
-      </w:pPr>
-      <w:r>
-        <w:rPr>
-          <w:rFonts w:ascii="Times New Roman" w:hAnsi="Times New Roman" w:cs="Times New Roman"/>
-        </w:rPr>
-        <w:br w:type="page"/>
-      </w:r>
-    </w:p>
-    <w:p>
-      <w:pPr>
-        <w:spacing w:after="0" w:line="480" w:lineRule="auto"/>
-        <w:rPr>
-          <w:rFonts w:ascii="Times New Roman" w:hAnsi="Times New Roman" w:cs="Times New Roman"/>
-          <w:b/>
-          <w:bCs/>
-        </w:rPr>
-      </w:pPr>
-      <w:r>
-        <w:rPr>
-          <w:rFonts w:ascii="Times New Roman" w:hAnsi="Times New Roman" w:cs="Times New Roman"/>
+          <w:rFonts w:ascii="Calibri" w:hAnsi="Calibri" w:cs="Calibri"/>
+          <w:b/>
+          <w:bCs/>
+        </w:rPr>
+      </w:pPr>
+      <w:r>
+        <w:rPr>
+          <w:rFonts w:ascii="Calibri" w:hAnsi="Calibri" w:cs="Calibri"/>
           <w:b/>
           <w:bCs/>
         </w:rPr>
@@ -412,21 +1981,251 @@
     </w:p>
     <w:p>
       <w:pPr>
+        <w:spacing w:after="0" w:line="240" w:lineRule="auto"/>
+        <w:rPr>
+          <w:rFonts w:ascii="Calibri" w:hAnsi="Calibri" w:cs="Calibri"/>
+        </w:rPr>
+      </w:pPr>
+      <w:r>
+        <w:rPr>
+          <w:rFonts w:ascii="Calibri" w:hAnsi="Calibri" w:cs="Calibri"/>
+        </w:rPr>
+        <w:t>In this section we discuss some conventional methodologies employed to address the problem of secure RESTful communication.</w:t>
+      </w:r>
+    </w:p>
+    <w:p>
+      <w:pPr>
+        <w:spacing w:after="0" w:line="240" w:lineRule="auto"/>
+        <w:rPr>
+          <w:rFonts w:ascii="Calibri" w:hAnsi="Calibri" w:cs="Calibri"/>
+        </w:rPr>
+      </w:pPr>
+    </w:p>
+    <w:p>
+      <w:pPr>
+        <w:rPr>
+          <w:u w:val="single"/>
+        </w:rPr>
+      </w:pPr>
+      <w:r>
+        <w:rPr>
+          <w:u w:val="single"/>
+        </w:rPr>
+        <w:t>HTTPS/TLS and Transport Layer Security</w:t>
+      </w:r>
+    </w:p>
+    <w:p>
+      <w:pPr>
+        <w:pStyle w:val="font-claude-response-body"/>
+        <w:rPr>
+          <w:rFonts w:ascii="Calibri" w:hAnsi="Calibri" w:cs="Calibri"/>
+        </w:rPr>
+      </w:pPr>
+      <w:r>
+        <w:rPr>
+          <w:rFonts w:ascii="Calibri" w:hAnsi="Calibri" w:cs="Calibri"/>
+        </w:rPr>
+        <w:t>The foundational approach to securing REST communication is the widespread adoption of HTTPS with TLS (Transport Layer Security), which has become the industry standard. According to the OWASP API Security Project, encryption in transit using TLS 1.2 or higher is a baseline requirement for protecting sensitive data from interception. The Mozilla Web Security Guidelines recommend enforcing HTTPS site-wide and using strong cipher suites, with regular audits of certificate chains and pinning strategies for sensitive applications. This transport-layer encryption prevents network</w:t>
+      </w:r>
+      <w:r>
+        <w:rPr>
+          <w:rFonts w:ascii="Calibri" w:hAnsi="Calibri" w:cs="Calibri"/>
+        </w:rPr>
+        <w:t xml:space="preserve"> </w:t>
+      </w:r>
+      <w:r>
+        <w:rPr>
+          <w:rFonts w:ascii="Calibri" w:hAnsi="Calibri" w:cs="Calibri"/>
+        </w:rPr>
+        <w:t>level eavesdropping and man-in-the-middle attacks, though organizations must manage certificates through automated tools and implement proper expiration monitoring to avoid service disruptions.</w:t>
+      </w:r>
+    </w:p>
+    <w:p>
+      <w:pPr>
+        <w:rPr>
+          <w:u w:val="single"/>
+        </w:rPr>
+      </w:pPr>
+      <w:r>
+        <w:rPr>
+          <w:u w:val="single"/>
+        </w:rPr>
+        <w:t>OAuth 2.0, OpenID Connect, and Token-Based Authentication</w:t>
+      </w:r>
+    </w:p>
+    <w:p>
+      <w:pPr>
+        <w:pStyle w:val="font-claude-response-body"/>
+        <w:rPr>
+          <w:rFonts w:ascii="Calibri" w:hAnsi="Calibri" w:cs="Calibri"/>
+        </w:rPr>
+      </w:pPr>
+      <w:r>
+        <w:rPr>
+          <w:rFonts w:ascii="Calibri" w:hAnsi="Calibri" w:cs="Calibri"/>
+        </w:rPr>
+        <w:t>For API authentication and authorization, OAuth 2.0 has become the standard, particularly for delegated access scenarios. The OAuth 2.0 framework (RFC 6749) defines grant types for different client scenarios</w:t>
+      </w:r>
+      <w:r>
+        <w:rPr>
+          <w:rFonts w:ascii="Calibri" w:hAnsi="Calibri" w:cs="Calibri"/>
+        </w:rPr>
+        <w:t xml:space="preserve">, </w:t>
+      </w:r>
+      <w:r>
+        <w:rPr>
+          <w:rFonts w:ascii="Calibri" w:hAnsi="Calibri" w:cs="Calibri"/>
+        </w:rPr>
+        <w:t>such as the authorization code flow for web applications and client credentials flow for service-to-service communication. OpenID Connect (OIDC) builds on OAuth 2.0 to add identity verification capabilities, making it suitable for both authentication and authorization. JWT (JSON Web Tokens, RFC 7519) is commonly used to represent claims in a stateless, cryptographically signed format. However, conventional practice emphasizes short-lived access tokens with refresh token rotation, secure token storage (avoiding local</w:t>
+      </w:r>
+      <w:r>
+        <w:rPr>
+          <w:rFonts w:ascii="Calibri" w:hAnsi="Calibri" w:cs="Calibri"/>
+        </w:rPr>
+        <w:t xml:space="preserve"> s</w:t>
+      </w:r>
+      <w:r>
+        <w:rPr>
+          <w:rFonts w:ascii="Calibri" w:hAnsi="Calibri" w:cs="Calibri"/>
+        </w:rPr>
+        <w:t xml:space="preserve">torage for sensitive tokens), and server-side token revocation mechanisms—practices outlined in resources like </w:t>
+      </w:r>
+      <w:r>
+        <w:rPr>
+          <w:rFonts w:ascii="Calibri" w:hAnsi="Calibri" w:cs="Calibri"/>
+        </w:rPr>
+        <w:t>O</w:t>
+      </w:r>
+      <w:r>
+        <w:rPr>
+          <w:rFonts w:ascii="Calibri" w:hAnsi="Calibri" w:cs="Calibri"/>
+        </w:rPr>
+        <w:t>Auth's JWT best practices and the IETF's guidance on OAuth 2.0 security best practices (RFC 6819).</w:t>
+      </w:r>
+    </w:p>
+    <w:p>
+      <w:pPr>
+        <w:rPr>
+          <w:u w:val="single"/>
+        </w:rPr>
+      </w:pPr>
+      <w:r>
+        <w:rPr>
+          <w:u w:val="single"/>
+        </w:rPr>
+        <w:t>API Gateway, Rate Limiting, and Input Validation</w:t>
+      </w:r>
+    </w:p>
+    <w:p>
+      <w:pPr>
+        <w:pStyle w:val="font-claude-response-body"/>
+        <w:rPr>
+          <w:rFonts w:ascii="Calibri" w:hAnsi="Calibri" w:cs="Calibri"/>
+        </w:rPr>
+      </w:pPr>
+      <w:r>
+        <w:rPr>
+          <w:rFonts w:ascii="Calibri" w:hAnsi="Calibri" w:cs="Calibri"/>
+        </w:rPr>
+        <w:t>Industry best practices recommend deploying API gateways as a centralized security layer, which handle authentication, rate limiting, request logging, and request/response transformation. The OWASP Top 10 for API Security emphasizes the importance of rate limiting and throttling to prevent brute force attacks and denial-of-service exploitation. Input validation is treated as a critical control across the industry—the OWASP API Security Project recommends strict validation of all input parameters, including query strings, request bodies, and headers, to prevent injection attacks. JSON Schema validation and Web Application Firewalls (WAFs) are commonly deployed to enforce schemas and detect malicious payloads before they reach application logic.</w:t>
+      </w:r>
+    </w:p>
+    <w:p>
+      <w:pPr>
+        <w:rPr>
+          <w:u w:val="single"/>
+        </w:rPr>
+      </w:pPr>
+      <w:r>
+        <w:rPr>
+          <w:u w:val="single"/>
+        </w:rPr>
+        <w:t>CORS Configuration and API Versioning Security</w:t>
+      </w:r>
+    </w:p>
+    <w:p>
+      <w:pPr>
+        <w:pStyle w:val="font-claude-response-body"/>
+        <w:rPr>
+          <w:rFonts w:ascii="Calibri" w:hAnsi="Calibri" w:cs="Calibri"/>
+        </w:rPr>
+      </w:pPr>
+      <w:r>
+        <w:rPr>
+          <w:rFonts w:ascii="Calibri" w:hAnsi="Calibri" w:cs="Calibri"/>
+        </w:rPr>
+        <w:lastRenderedPageBreak/>
+        <w:t>Cross-Origin Resource Sharing (CORS) policies must be carefully configured to limit cross-origin requests to trusted domains only, rather than using wildcard permissions. The Mozilla Developer Network (MDN) provides detailed guidance on CORS security, emphasizing that overly permissive CORS headers can expose APIs to unauthorized access from malicious websites. For API versioning, conventional practice recommends maintaining a clear deprecation policy and actively phasing out older, less secure versions rather than maintaining perpetual backward compatibility. This approach, documented in REST API best practices guides, reduces the attack surface by eliminating legacy endpoints with weaker security implementations.</w:t>
+      </w:r>
+    </w:p>
+    <w:p>
+      <w:pPr>
+        <w:rPr>
+          <w:u w:val="single"/>
+        </w:rPr>
+      </w:pPr>
+      <w:r>
+        <w:rPr>
+          <w:u w:val="single"/>
+        </w:rPr>
+        <w:t>Monitoring, Logging, and Compliance</w:t>
+      </w:r>
+    </w:p>
+    <w:p>
+      <w:pPr>
+        <w:pStyle w:val="font-claude-response-body"/>
+        <w:rPr>
+          <w:rFonts w:ascii="Calibri" w:hAnsi="Calibri" w:cs="Calibri"/>
+        </w:rPr>
+      </w:pPr>
+      <w:r>
+        <w:rPr>
+          <w:rFonts w:ascii="Calibri" w:hAnsi="Calibri" w:cs="Calibri"/>
+        </w:rPr>
+        <w:t>Securing REST APIs operationally requires comprehensive logging and monitoring without exposing sensitive data. The NIST Cybersecurity Framework and OWASP guidelines recommend logging authentication failures, authorization violations, and suspicious access patterns while implementing data masking for credentials and PII in logs. Solutions like centralized logging platforms (ELK Stack, Splunk) combined with security information and event management (SIEM) tools enable real-time anomaly detection. Additionally, compliance frameworks such as PCI DSS, GDPR, and HIPAA impose specific requirements on API security—including encryption, access controls, and audit trails—</w:t>
+      </w:r>
+      <w:proofErr w:type="gramStart"/>
+      <w:r>
+        <w:rPr>
+          <w:rFonts w:ascii="Calibri" w:hAnsi="Calibri" w:cs="Calibri"/>
+        </w:rPr>
+        <w:t>that conventional organizational approaches</w:t>
+      </w:r>
+      <w:proofErr w:type="gramEnd"/>
+      <w:r>
+        <w:rPr>
+          <w:rFonts w:ascii="Calibri" w:hAnsi="Calibri" w:cs="Calibri"/>
+        </w:rPr>
+        <w:t xml:space="preserve"> now integrate as baseline requirements rather than optional enhancements.</w:t>
+      </w:r>
+    </w:p>
+    <w:p>
+      <w:pPr>
         <w:spacing w:after="0" w:line="480" w:lineRule="auto"/>
         <w:rPr>
-          <w:rFonts w:ascii="Times New Roman" w:hAnsi="Times New Roman" w:cs="Times New Roman"/>
-        </w:rPr>
-      </w:pPr>
-    </w:p>
-    <w:p>
-      <w:pPr>
-        <w:rPr>
-          <w:rFonts w:ascii="Times New Roman" w:hAnsi="Times New Roman" w:cs="Times New Roman"/>
-        </w:rPr>
-      </w:pPr>
-      <w:r>
-        <w:rPr>
-          <w:rFonts w:ascii="Times New Roman" w:hAnsi="Times New Roman" w:cs="Times New Roman"/>
+          <w:rFonts w:ascii="Calibri" w:hAnsi="Calibri" w:cs="Calibri"/>
+          <w:b/>
+          <w:bCs/>
+        </w:rPr>
+      </w:pPr>
+    </w:p>
+    <w:p>
+      <w:pPr>
+        <w:spacing w:after="0" w:line="480" w:lineRule="auto"/>
+        <w:rPr>
+          <w:rFonts w:ascii="Calibri" w:hAnsi="Calibri" w:cs="Calibri"/>
+        </w:rPr>
+      </w:pPr>
+    </w:p>
+    <w:p>
+      <w:pPr>
+        <w:rPr>
+          <w:rFonts w:ascii="Calibri" w:hAnsi="Calibri" w:cs="Calibri"/>
+        </w:rPr>
+      </w:pPr>
+      <w:r>
+        <w:rPr>
+          <w:rFonts w:ascii="Calibri" w:hAnsi="Calibri" w:cs="Calibri"/>
         </w:rPr>
         <w:br w:type="page"/>
       </w:r>
@@ -435,14 +2234,14 @@
       <w:pPr>
         <w:spacing w:after="0" w:line="480" w:lineRule="auto"/>
         <w:rPr>
-          <w:rFonts w:ascii="Times New Roman" w:hAnsi="Times New Roman" w:cs="Times New Roman"/>
-          <w:b/>
-          <w:bCs/>
-        </w:rPr>
-      </w:pPr>
-      <w:r>
-        <w:rPr>
-          <w:rFonts w:ascii="Times New Roman" w:hAnsi="Times New Roman" w:cs="Times New Roman"/>
+          <w:rFonts w:ascii="Calibri" w:hAnsi="Calibri" w:cs="Calibri"/>
+          <w:b/>
+          <w:bCs/>
+        </w:rPr>
+      </w:pPr>
+      <w:r>
+        <w:rPr>
+          <w:rFonts w:ascii="Calibri" w:hAnsi="Calibri" w:cs="Calibri"/>
           <w:b/>
           <w:bCs/>
         </w:rPr>
@@ -454,24 +2253,24 @@
       <w:pPr>
         <w:spacing w:after="0" w:line="480" w:lineRule="auto"/>
         <w:rPr>
-          <w:rFonts w:ascii="Times New Roman" w:hAnsi="Times New Roman" w:cs="Times New Roman"/>
-        </w:rPr>
-      </w:pPr>
-      <w:r>
-        <w:rPr>
-          <w:rFonts w:ascii="Times New Roman" w:hAnsi="Times New Roman" w:cs="Times New Roman"/>
+          <w:rFonts w:ascii="Calibri" w:hAnsi="Calibri" w:cs="Calibri"/>
+        </w:rPr>
+      </w:pPr>
+      <w:r>
+        <w:rPr>
+          <w:rFonts w:ascii="Calibri" w:hAnsi="Calibri" w:cs="Calibri"/>
         </w:rPr>
         <w:t xml:space="preserve">For the implementation of the project, we utilized the </w:t>
       </w:r>
       <w:r>
         <w:rPr>
-          <w:rFonts w:ascii="Times New Roman" w:hAnsi="Times New Roman" w:cs="Times New Roman"/>
+          <w:rFonts w:ascii="Calibri" w:hAnsi="Calibri" w:cs="Calibri"/>
         </w:rPr>
         <w:t>following</w:t>
       </w:r>
       <w:r>
         <w:rPr>
-          <w:rFonts w:ascii="Times New Roman" w:hAnsi="Times New Roman" w:cs="Times New Roman"/>
+          <w:rFonts w:ascii="Calibri" w:hAnsi="Calibri" w:cs="Calibri"/>
         </w:rPr>
         <w:t>:</w:t>
       </w:r>
@@ -485,12 +2284,12 @@
         </w:numPr>
         <w:spacing w:after="0" w:line="480" w:lineRule="auto"/>
         <w:rPr>
-          <w:rFonts w:ascii="Times New Roman" w:hAnsi="Times New Roman" w:cs="Times New Roman"/>
-        </w:rPr>
-      </w:pPr>
-      <w:r>
-        <w:rPr>
-          <w:rFonts w:ascii="Times New Roman" w:hAnsi="Times New Roman" w:cs="Times New Roman"/>
+          <w:rFonts w:ascii="Calibri" w:hAnsi="Calibri" w:cs="Calibri"/>
+        </w:rPr>
+      </w:pPr>
+      <w:r>
+        <w:rPr>
+          <w:rFonts w:ascii="Calibri" w:hAnsi="Calibri" w:cs="Calibri"/>
         </w:rPr>
         <w:t>Python programming language</w:t>
       </w:r>
@@ -504,18 +2303,18 @@
         </w:numPr>
         <w:spacing w:after="0" w:line="480" w:lineRule="auto"/>
         <w:rPr>
-          <w:rFonts w:ascii="Times New Roman" w:hAnsi="Times New Roman" w:cs="Times New Roman"/>
-        </w:rPr>
-      </w:pPr>
-      <w:r>
-        <w:rPr>
-          <w:rFonts w:ascii="Times New Roman" w:hAnsi="Times New Roman" w:cs="Times New Roman"/>
+          <w:rFonts w:ascii="Calibri" w:hAnsi="Calibri" w:cs="Calibri"/>
+        </w:rPr>
+      </w:pPr>
+      <w:r>
+        <w:rPr>
+          <w:rFonts w:ascii="Calibri" w:hAnsi="Calibri" w:cs="Calibri"/>
         </w:rPr>
         <w:t xml:space="preserve">Ubuntu 20.04 VM </w:t>
       </w:r>
       <w:r>
         <w:rPr>
-          <w:rFonts w:ascii="Times New Roman" w:hAnsi="Times New Roman" w:cs="Times New Roman"/>
+          <w:rFonts w:ascii="Calibri" w:hAnsi="Calibri" w:cs="Calibri"/>
         </w:rPr>
         <w:t>for running a</w:t>
       </w:r>
@@ -529,12 +2328,12 @@
         </w:numPr>
         <w:spacing w:after="0" w:line="480" w:lineRule="auto"/>
         <w:rPr>
-          <w:rFonts w:ascii="Times New Roman" w:hAnsi="Times New Roman" w:cs="Times New Roman"/>
-        </w:rPr>
-      </w:pPr>
-      <w:r>
-        <w:rPr>
-          <w:rFonts w:ascii="Times New Roman" w:hAnsi="Times New Roman" w:cs="Times New Roman"/>
+          <w:rFonts w:ascii="Calibri" w:hAnsi="Calibri" w:cs="Calibri"/>
+        </w:rPr>
+      </w:pPr>
+      <w:r>
+        <w:rPr>
+          <w:rFonts w:ascii="Calibri" w:hAnsi="Calibri" w:cs="Calibri"/>
         </w:rPr>
         <w:t>Wireshark for capturing packets on the localhost.</w:t>
       </w:r>
@@ -543,7 +2342,7 @@
       <w:pPr>
         <w:spacing w:after="0" w:line="480" w:lineRule="auto"/>
         <w:rPr>
-          <w:rFonts w:ascii="Times New Roman" w:hAnsi="Times New Roman" w:cs="Times New Roman"/>
+          <w:rFonts w:ascii="Calibri" w:hAnsi="Calibri" w:cs="Calibri"/>
         </w:rPr>
       </w:pPr>
     </w:p>
@@ -551,14 +2350,14 @@
       <w:pPr>
         <w:spacing w:after="0" w:line="480" w:lineRule="auto"/>
         <w:rPr>
-          <w:rFonts w:ascii="Times New Roman" w:hAnsi="Times New Roman" w:cs="Times New Roman"/>
-          <w:b/>
-          <w:bCs/>
-        </w:rPr>
-      </w:pPr>
-      <w:r>
-        <w:rPr>
-          <w:rFonts w:ascii="Times New Roman" w:hAnsi="Times New Roman" w:cs="Times New Roman"/>
+          <w:rFonts w:ascii="Calibri" w:hAnsi="Calibri" w:cs="Calibri"/>
+          <w:b/>
+          <w:bCs/>
+        </w:rPr>
+      </w:pPr>
+      <w:r>
+        <w:rPr>
+          <w:rFonts w:ascii="Calibri" w:hAnsi="Calibri" w:cs="Calibri"/>
           <w:b/>
           <w:bCs/>
         </w:rPr>
@@ -569,54 +2368,54 @@
       <w:pPr>
         <w:spacing w:after="0" w:line="480" w:lineRule="auto"/>
         <w:rPr>
-          <w:rFonts w:ascii="Times New Roman" w:hAnsi="Times New Roman" w:cs="Times New Roman"/>
-        </w:rPr>
-      </w:pPr>
-      <w:r>
-        <w:rPr>
-          <w:rFonts w:ascii="Times New Roman" w:hAnsi="Times New Roman" w:cs="Times New Roman"/>
+          <w:rFonts w:ascii="Calibri" w:hAnsi="Calibri" w:cs="Calibri"/>
+        </w:rPr>
+      </w:pPr>
+      <w:r>
+        <w:rPr>
+          <w:rFonts w:ascii="Calibri" w:hAnsi="Calibri" w:cs="Calibri"/>
         </w:rPr>
         <w:t>At</w:t>
       </w:r>
       <w:r>
         <w:rPr>
-          <w:rFonts w:ascii="Times New Roman" w:hAnsi="Times New Roman" w:cs="Times New Roman"/>
+          <w:rFonts w:ascii="Calibri" w:hAnsi="Calibri" w:cs="Calibri"/>
         </w:rPr>
         <w:t xml:space="preserve"> this st</w:t>
       </w:r>
       <w:r>
         <w:rPr>
-          <w:rFonts w:ascii="Times New Roman" w:hAnsi="Times New Roman" w:cs="Times New Roman"/>
+          <w:rFonts w:ascii="Calibri" w:hAnsi="Calibri" w:cs="Calibri"/>
         </w:rPr>
         <w:t>age</w:t>
       </w:r>
       <w:r>
         <w:rPr>
-          <w:rFonts w:ascii="Times New Roman" w:hAnsi="Times New Roman" w:cs="Times New Roman"/>
+          <w:rFonts w:ascii="Calibri" w:hAnsi="Calibri" w:cs="Calibri"/>
         </w:rPr>
         <w:t>, we set up a “weather” endpoint in the server’s code that returns some static JSON data</w:t>
       </w:r>
       <w:r>
         <w:rPr>
-          <w:rFonts w:ascii="Times New Roman" w:hAnsi="Times New Roman" w:cs="Times New Roman"/>
+          <w:rFonts w:ascii="Calibri" w:hAnsi="Calibri" w:cs="Calibri"/>
         </w:rPr>
         <w:t>, t</w:t>
       </w:r>
       <w:r>
         <w:rPr>
-          <w:rFonts w:ascii="Times New Roman" w:hAnsi="Times New Roman" w:cs="Times New Roman"/>
+          <w:rFonts w:ascii="Calibri" w:hAnsi="Calibri" w:cs="Calibri"/>
         </w:rPr>
         <w:t xml:space="preserve">he client </w:t>
       </w:r>
       <w:r>
         <w:rPr>
-          <w:rFonts w:ascii="Times New Roman" w:hAnsi="Times New Roman" w:cs="Times New Roman"/>
+          <w:rFonts w:ascii="Calibri" w:hAnsi="Calibri" w:cs="Calibri"/>
         </w:rPr>
         <w:t xml:space="preserve">fetches the data via a GET request, and Wireshark capturing the communication between the server and client. </w:t>
       </w:r>
       <w:r>
         <w:rPr>
-          <w:rFonts w:ascii="Times New Roman" w:hAnsi="Times New Roman" w:cs="Times New Roman"/>
+          <w:rFonts w:ascii="Calibri" w:hAnsi="Calibri" w:cs="Calibri"/>
           <w:b/>
           <w:bCs/>
           <w:i/>
@@ -626,7 +2425,7 @@
       </w:r>
       <w:r>
         <w:rPr>
-          <w:rFonts w:ascii="Times New Roman" w:hAnsi="Times New Roman" w:cs="Times New Roman"/>
+          <w:rFonts w:ascii="Calibri" w:hAnsi="Calibri" w:cs="Calibri"/>
         </w:rPr>
         <w:t xml:space="preserve"> below shows the server running on the localhost and on port 5050.</w:t>
       </w:r>
@@ -635,7 +2434,7 @@
       <w:pPr>
         <w:spacing w:after="0" w:line="480" w:lineRule="auto"/>
         <w:rPr>
-          <w:rFonts w:ascii="Times New Roman" w:hAnsi="Times New Roman" w:cs="Times New Roman"/>
+          <w:rFonts w:ascii="Calibri" w:hAnsi="Calibri" w:cs="Calibri"/>
         </w:rPr>
       </w:pPr>
     </w:p>
@@ -643,12 +2442,12 @@
       <w:pPr>
         <w:spacing w:after="0" w:line="480" w:lineRule="auto"/>
         <w:rPr>
-          <w:rFonts w:ascii="Times New Roman" w:hAnsi="Times New Roman" w:cs="Times New Roman"/>
-        </w:rPr>
-      </w:pPr>
-      <w:r>
-        <w:rPr>
-          <w:rFonts w:ascii="Times New Roman" w:hAnsi="Times New Roman" w:cs="Times New Roman"/>
+          <w:rFonts w:ascii="Calibri" w:hAnsi="Calibri" w:cs="Calibri"/>
+        </w:rPr>
+      </w:pPr>
+      <w:r>
+        <w:rPr>
+          <w:rFonts w:ascii="Calibri" w:hAnsi="Calibri" w:cs="Calibri"/>
           <w:noProof/>
         </w:rPr>
         <w:drawing>
@@ -699,24 +2498,20 @@
         <w:spacing w:after="0" w:line="480" w:lineRule="auto"/>
         <w:jc w:val="center"/>
         <w:rPr>
-          <w:rFonts w:ascii="Times New Roman" w:hAnsi="Times New Roman" w:cs="Times New Roman"/>
+          <w:rFonts w:ascii="Calibri" w:hAnsi="Calibri" w:cs="Calibri"/>
           <w:b/>
           <w:bCs/>
           <w:i/>
           <w:iCs/>
-          <w:sz w:val="20"/>
-          <w:szCs w:val="20"/>
-        </w:rPr>
-      </w:pPr>
-      <w:r>
-        <w:rPr>
-          <w:rFonts w:ascii="Times New Roman" w:hAnsi="Times New Roman" w:cs="Times New Roman"/>
+        </w:rPr>
+      </w:pPr>
+      <w:r>
+        <w:rPr>
+          <w:rFonts w:ascii="Calibri" w:hAnsi="Calibri" w:cs="Calibri"/>
           <w:b/>
           <w:bCs/>
           <w:i/>
           <w:iCs/>
-          <w:sz w:val="20"/>
-          <w:szCs w:val="20"/>
         </w:rPr>
         <w:t>Image 1: Screenshot showing the server running</w:t>
       </w:r>
@@ -725,7 +2520,7 @@
       <w:pPr>
         <w:spacing w:after="0" w:line="480" w:lineRule="auto"/>
         <w:rPr>
-          <w:rFonts w:ascii="Times New Roman" w:hAnsi="Times New Roman" w:cs="Times New Roman"/>
+          <w:rFonts w:ascii="Calibri" w:hAnsi="Calibri" w:cs="Calibri"/>
         </w:rPr>
       </w:pPr>
     </w:p>
@@ -733,120 +2528,93 @@
       <w:pPr>
         <w:spacing w:after="0" w:line="480" w:lineRule="auto"/>
         <w:rPr>
-          <w:rFonts w:ascii="Times New Roman" w:hAnsi="Times New Roman" w:cs="Times New Roman"/>
-          <w:b/>
-          <w:bCs/>
-        </w:rPr>
-      </w:pPr>
-      <w:r>
-        <w:rPr>
-          <w:rFonts w:ascii="Times New Roman" w:hAnsi="Times New Roman" w:cs="Times New Roman"/>
-          <w:b/>
-          <w:bCs/>
-        </w:rPr>
-        <w:lastRenderedPageBreak/>
+          <w:rFonts w:ascii="Calibri" w:hAnsi="Calibri" w:cs="Calibri"/>
+          <w:b/>
+          <w:bCs/>
+        </w:rPr>
+      </w:pPr>
+      <w:r>
+        <w:rPr>
+          <w:rFonts w:ascii="Calibri" w:hAnsi="Calibri" w:cs="Calibri"/>
+          <w:b/>
+          <w:bCs/>
+        </w:rPr>
         <w:t>Task 2</w:t>
       </w:r>
     </w:p>
     <w:p>
       <w:pPr>
+        <w:spacing w:after="0" w:line="276" w:lineRule="auto"/>
+        <w:rPr>
+          <w:rFonts w:ascii="Calibri" w:hAnsi="Calibri" w:cs="Calibri"/>
+        </w:rPr>
+      </w:pPr>
+      <w:r>
+        <w:rPr>
+          <w:rFonts w:ascii="Calibri" w:hAnsi="Calibri" w:cs="Calibri"/>
+        </w:rPr>
+        <w:t xml:space="preserve">We test secure encryption and message authentication techniques against an adversary that can intercept and modify data packets. </w:t>
+      </w:r>
+      <w:r>
+        <w:rPr>
+          <w:rFonts w:ascii="Calibri" w:hAnsi="Calibri" w:cs="Calibri"/>
+        </w:rPr>
+        <w:t xml:space="preserve">For encryption, we use ChaCha20-Poly1305 which is a CPA secure stream cipher. However, we observe that it does not provide data </w:t>
+      </w:r>
+      <w:proofErr w:type="gramStart"/>
+      <w:r>
+        <w:rPr>
+          <w:rFonts w:ascii="Calibri" w:hAnsi="Calibri" w:cs="Calibri"/>
+        </w:rPr>
+        <w:t>authentication</w:t>
+      </w:r>
+      <w:proofErr w:type="gramEnd"/>
+      <w:r>
+        <w:rPr>
+          <w:rFonts w:ascii="Calibri" w:hAnsi="Calibri" w:cs="Calibri"/>
+        </w:rPr>
+        <w:t xml:space="preserve"> so we also test HMAC (Hash-based message authentication code) </w:t>
+      </w:r>
+      <w:r>
+        <w:rPr>
+          <w:rFonts w:ascii="Calibri" w:hAnsi="Calibri" w:cs="Calibri"/>
+        </w:rPr>
+        <w:t xml:space="preserve">which is able to securely authenticate transmitted data; however, HMAC by itself is not secure since our data is visible to any adversary. Therefore, we utilize the methodology of authenticated encryption by first encrypting the payload using previously described method, and then </w:t>
+      </w:r>
+      <w:proofErr w:type="spellStart"/>
+      <w:r>
+        <w:rPr>
+          <w:rFonts w:ascii="Calibri" w:hAnsi="Calibri" w:cs="Calibri"/>
+        </w:rPr>
+        <w:t>MACing</w:t>
+      </w:r>
+      <w:proofErr w:type="spellEnd"/>
+      <w:r>
+        <w:rPr>
+          <w:rFonts w:ascii="Calibri" w:hAnsi="Calibri" w:cs="Calibri"/>
+        </w:rPr>
+        <w:t xml:space="preserve"> the encrypted payload to ensure its authenticity. This scheme protects our communication from tampering and keeps it confidential.</w:t>
+      </w:r>
+    </w:p>
+    <w:p>
+      <w:pPr>
         <w:spacing w:after="0" w:line="480" w:lineRule="auto"/>
         <w:rPr>
-          <w:rFonts w:ascii="Times New Roman" w:hAnsi="Times New Roman" w:cs="Times New Roman"/>
-        </w:rPr>
-      </w:pPr>
-      <w:r>
-        <w:rPr>
-          <w:rFonts w:ascii="Times New Roman" w:hAnsi="Times New Roman" w:cs="Times New Roman"/>
-        </w:rPr>
-        <w:t>At</w:t>
-      </w:r>
-      <w:r>
-        <w:rPr>
-          <w:rFonts w:ascii="Times New Roman" w:hAnsi="Times New Roman" w:cs="Times New Roman"/>
-        </w:rPr>
-        <w:t xml:space="preserve"> this st</w:t>
-      </w:r>
-      <w:r>
-        <w:rPr>
-          <w:rFonts w:ascii="Times New Roman" w:hAnsi="Times New Roman" w:cs="Times New Roman"/>
-        </w:rPr>
-        <w:t>age</w:t>
-      </w:r>
-      <w:r>
-        <w:rPr>
-          <w:rFonts w:ascii="Times New Roman" w:hAnsi="Times New Roman" w:cs="Times New Roman"/>
-        </w:rPr>
-        <w:t xml:space="preserve">, we implemented </w:t>
-      </w:r>
-      <w:r>
-        <w:rPr>
-          <w:rFonts w:ascii="Times New Roman" w:hAnsi="Times New Roman" w:cs="Times New Roman"/>
-        </w:rPr>
-        <w:t>data encryption using a pre-shared key</w:t>
-      </w:r>
-      <w:r>
-        <w:rPr>
-          <w:rFonts w:ascii="Times New Roman" w:hAnsi="Times New Roman" w:cs="Times New Roman"/>
-        </w:rPr>
-        <w:t xml:space="preserve"> an</w:t>
-      </w:r>
-      <w:r>
-        <w:rPr>
-          <w:rFonts w:ascii="Times New Roman" w:hAnsi="Times New Roman" w:cs="Times New Roman"/>
-        </w:rPr>
-        <w:t>d data integrity by</w:t>
-      </w:r>
-      <w:r>
-        <w:rPr>
-          <w:rFonts w:ascii="Times New Roman" w:hAnsi="Times New Roman" w:cs="Times New Roman"/>
-        </w:rPr>
-        <w:t xml:space="preserve"> signing the data using</w:t>
-      </w:r>
-      <w:r>
-        <w:rPr>
-          <w:rFonts w:ascii="Times New Roman" w:hAnsi="Times New Roman" w:cs="Times New Roman"/>
-        </w:rPr>
-        <w:t xml:space="preserve"> a HMAC </w:t>
-      </w:r>
-      <w:r>
-        <w:rPr>
-          <w:rFonts w:ascii="Times New Roman" w:hAnsi="Times New Roman" w:cs="Times New Roman"/>
-        </w:rPr>
-        <w:t xml:space="preserve">key, both keys being </w:t>
-      </w:r>
-      <w:r>
-        <w:rPr>
-          <w:rFonts w:ascii="Times New Roman" w:hAnsi="Times New Roman" w:cs="Times New Roman"/>
-        </w:rPr>
-        <w:t>hardcoded into the server and client codes</w:t>
-      </w:r>
-      <w:r>
-        <w:rPr>
-          <w:rFonts w:ascii="Times New Roman" w:hAnsi="Times New Roman" w:cs="Times New Roman"/>
-        </w:rPr>
-        <w:t>.</w:t>
-      </w:r>
-    </w:p>
-    <w:p>
-      <w:pPr>
-        <w:spacing w:after="0" w:line="480" w:lineRule="auto"/>
-        <w:rPr>
-          <w:rFonts w:ascii="Times New Roman" w:hAnsi="Times New Roman" w:cs="Times New Roman"/>
-        </w:rPr>
-      </w:pPr>
-    </w:p>
-    <w:p>
-      <w:pPr>
-        <w:rPr>
-          <w:rFonts w:ascii="Times New Roman" w:hAnsi="Times New Roman" w:cs="Times New Roman"/>
-          <w:b/>
-          <w:bCs/>
-        </w:rPr>
-      </w:pPr>
-      <w:r>
-        <w:rPr>
-          <w:rFonts w:ascii="Times New Roman" w:hAnsi="Times New Roman" w:cs="Times New Roman"/>
+          <w:rFonts w:ascii="Calibri" w:hAnsi="Calibri" w:cs="Calibri"/>
+        </w:rPr>
+      </w:pPr>
+    </w:p>
+    <w:p>
+      <w:pPr>
+        <w:rPr>
+          <w:rFonts w:ascii="Calibri" w:hAnsi="Calibri" w:cs="Calibri"/>
+          <w:b/>
+          <w:bCs/>
+        </w:rPr>
+      </w:pPr>
+      <w:r>
+        <w:rPr>
+          <w:rFonts w:ascii="Calibri" w:hAnsi="Calibri" w:cs="Calibri"/>
           <w:b/>
           <w:bCs/>
         </w:rPr>
@@ -856,24 +2624,24 @@
     <w:p>
       <w:pPr>
         <w:rPr>
-          <w:rFonts w:ascii="Times New Roman" w:hAnsi="Times New Roman" w:cs="Times New Roman"/>
-        </w:rPr>
-      </w:pPr>
-      <w:r>
-        <w:rPr>
-          <w:rFonts w:ascii="Times New Roman" w:hAnsi="Times New Roman" w:cs="Times New Roman"/>
-        </w:rPr>
-        <w:t>At</w:t>
-      </w:r>
-      <w:r>
-        <w:rPr>
-          <w:rFonts w:ascii="Times New Roman" w:hAnsi="Times New Roman" w:cs="Times New Roman"/>
-        </w:rPr>
-        <w:t xml:space="preserve"> this stage, we generate a private/public key pair using RSA</w:t>
-      </w:r>
-      <w:r>
-        <w:rPr>
-          <w:rFonts w:ascii="Times New Roman" w:hAnsi="Times New Roman" w:cs="Times New Roman"/>
+          <w:rFonts w:ascii="Calibri" w:hAnsi="Calibri" w:cs="Calibri"/>
+        </w:rPr>
+      </w:pPr>
+      <w:r>
+        <w:rPr>
+          <w:rFonts w:ascii="Calibri" w:hAnsi="Calibri" w:cs="Calibri"/>
+        </w:rPr>
+        <w:t>In the previous task, we were able to successfully implement a secure communication channel; however, it relied on the assumption that the server and client already have the session keys. This is not true in real world scenarios and hence, we augment our scheme by implementing a key exchange protocol using asymmetric encryption. We</w:t>
+      </w:r>
+      <w:r>
+        <w:rPr>
+          <w:rFonts w:ascii="Calibri" w:hAnsi="Calibri" w:cs="Calibri"/>
+        </w:rPr>
+        <w:t xml:space="preserve"> generate a private/public key pair using RSA</w:t>
+      </w:r>
+      <w:r>
+        <w:rPr>
+          <w:rFonts w:ascii="Calibri" w:hAnsi="Calibri" w:cs="Calibri"/>
         </w:rPr>
         <w:t xml:space="preserve"> for the confidentiality and integrity of the data. </w:t>
       </w:r>
@@ -886,36 +2654,18 @@
           <w:numId w:val="4"/>
         </w:numPr>
         <w:rPr>
-          <w:rFonts w:ascii="Times New Roman" w:hAnsi="Times New Roman" w:cs="Times New Roman"/>
-        </w:rPr>
-      </w:pPr>
-      <w:r>
-        <w:rPr>
-          <w:rFonts w:ascii="Times New Roman" w:hAnsi="Times New Roman" w:cs="Times New Roman"/>
-        </w:rPr>
-        <w:t>The client</w:t>
-      </w:r>
-      <w:r>
-        <w:rPr>
-          <w:rFonts w:ascii="Times New Roman" w:hAnsi="Times New Roman" w:cs="Times New Roman"/>
-        </w:rPr>
-        <w:t xml:space="preserve"> first</w:t>
-      </w:r>
-      <w:r>
-        <w:rPr>
-          <w:rFonts w:ascii="Times New Roman" w:hAnsi="Times New Roman" w:cs="Times New Roman"/>
-        </w:rPr>
-        <w:t xml:space="preserve"> gets the server’s public </w:t>
-      </w:r>
-      <w:r>
-        <w:rPr>
-          <w:rFonts w:ascii="Times New Roman" w:hAnsi="Times New Roman" w:cs="Times New Roman"/>
-        </w:rPr>
-        <w:t>key, generates a random session key, encrypts the session key with the server’s public key and send</w:t>
-      </w:r>
-      <w:r>
-        <w:rPr>
-          <w:rFonts w:ascii="Times New Roman" w:hAnsi="Times New Roman" w:cs="Times New Roman"/>
+          <w:rFonts w:ascii="Calibri" w:hAnsi="Calibri" w:cs="Calibri"/>
+        </w:rPr>
+      </w:pPr>
+      <w:r>
+        <w:rPr>
+          <w:rFonts w:ascii="Calibri" w:hAnsi="Calibri" w:cs="Calibri"/>
+        </w:rPr>
+        <w:t>The client first gets the server’s public key, generates a random session key, encrypts the session key with the server’s public key and send</w:t>
+      </w:r>
+      <w:r>
+        <w:rPr>
+          <w:rFonts w:ascii="Calibri" w:hAnsi="Calibri" w:cs="Calibri"/>
         </w:rPr>
         <w:t>s it to the server via a POST request.</w:t>
       </w:r>
@@ -928,12 +2678,12 @@
           <w:numId w:val="4"/>
         </w:numPr>
         <w:rPr>
-          <w:rFonts w:ascii="Times New Roman" w:hAnsi="Times New Roman" w:cs="Times New Roman"/>
-        </w:rPr>
-      </w:pPr>
-      <w:r>
-        <w:rPr>
-          <w:rFonts w:ascii="Times New Roman" w:hAnsi="Times New Roman" w:cs="Times New Roman"/>
+          <w:rFonts w:ascii="Calibri" w:hAnsi="Calibri" w:cs="Calibri"/>
+        </w:rPr>
+      </w:pPr>
+      <w:r>
+        <w:rPr>
+          <w:rFonts w:ascii="Calibri" w:hAnsi="Calibri" w:cs="Calibri"/>
         </w:rPr>
         <w:t>The server receives the client’s encrypted session key, decrypts it with the private key and establishes a session using the client’s decrypted session key.</w:t>
       </w:r>
@@ -946,12 +2696,12 @@
           <w:numId w:val="4"/>
         </w:numPr>
         <w:rPr>
-          <w:rFonts w:ascii="Times New Roman" w:hAnsi="Times New Roman" w:cs="Times New Roman"/>
-        </w:rPr>
-      </w:pPr>
-      <w:r>
-        <w:rPr>
-          <w:rFonts w:ascii="Times New Roman" w:hAnsi="Times New Roman" w:cs="Times New Roman"/>
+          <w:rFonts w:ascii="Calibri" w:hAnsi="Calibri" w:cs="Calibri"/>
+        </w:rPr>
+      </w:pPr>
+      <w:r>
+        <w:rPr>
+          <w:rFonts w:ascii="Calibri" w:hAnsi="Calibri" w:cs="Calibri"/>
         </w:rPr>
         <w:t>The server then uses the client’s session key to create two other keys: one to encrypt the data and one to sign it.</w:t>
       </w:r>
@@ -964,18 +2714,18 @@
           <w:numId w:val="4"/>
         </w:numPr>
         <w:rPr>
-          <w:rFonts w:ascii="Times New Roman" w:hAnsi="Times New Roman" w:cs="Times New Roman"/>
-        </w:rPr>
-      </w:pPr>
-      <w:r>
-        <w:rPr>
-          <w:rFonts w:ascii="Times New Roman" w:hAnsi="Times New Roman" w:cs="Times New Roman"/>
+          <w:rFonts w:ascii="Calibri" w:hAnsi="Calibri" w:cs="Calibri"/>
+        </w:rPr>
+      </w:pPr>
+      <w:r>
+        <w:rPr>
+          <w:rFonts w:ascii="Calibri" w:hAnsi="Calibri" w:cs="Calibri"/>
         </w:rPr>
         <w:t xml:space="preserve">The client then fetches the encrypted data from the server and decrypts it using its session key as shown in </w:t>
       </w:r>
       <w:r>
         <w:rPr>
-          <w:rFonts w:ascii="Times New Roman" w:hAnsi="Times New Roman" w:cs="Times New Roman"/>
+          <w:rFonts w:ascii="Calibri" w:hAnsi="Calibri" w:cs="Calibri"/>
           <w:b/>
           <w:bCs/>
           <w:i/>
@@ -985,7 +2735,7 @@
       </w:r>
       <w:r>
         <w:rPr>
-          <w:rFonts w:ascii="Times New Roman" w:hAnsi="Times New Roman" w:cs="Times New Roman"/>
+          <w:rFonts w:ascii="Calibri" w:hAnsi="Calibri" w:cs="Calibri"/>
           <w:b/>
           <w:bCs/>
           <w:i/>
@@ -995,7 +2745,7 @@
       </w:r>
       <w:r>
         <w:rPr>
-          <w:rFonts w:ascii="Times New Roman" w:hAnsi="Times New Roman" w:cs="Times New Roman"/>
+          <w:rFonts w:ascii="Calibri" w:hAnsi="Calibri" w:cs="Calibri"/>
         </w:rPr>
         <w:t>.</w:t>
       </w:r>
@@ -1003,21 +2753,21 @@
     <w:p>
       <w:pPr>
         <w:rPr>
-          <w:rFonts w:ascii="Times New Roman" w:hAnsi="Times New Roman" w:cs="Times New Roman"/>
-        </w:rPr>
-      </w:pPr>
-    </w:p>
-    <w:p>
-      <w:pPr>
-        <w:rPr>
-          <w:rFonts w:ascii="Times New Roman" w:hAnsi="Times New Roman" w:cs="Times New Roman"/>
-          <w:b/>
-          <w:bCs/>
-        </w:rPr>
-      </w:pPr>
-      <w:r>
-        <w:rPr>
-          <w:rFonts w:ascii="Times New Roman" w:hAnsi="Times New Roman" w:cs="Times New Roman"/>
+          <w:rFonts w:ascii="Calibri" w:hAnsi="Calibri" w:cs="Calibri"/>
+        </w:rPr>
+      </w:pPr>
+    </w:p>
+    <w:p>
+      <w:pPr>
+        <w:rPr>
+          <w:rFonts w:ascii="Calibri" w:hAnsi="Calibri" w:cs="Calibri"/>
+          <w:b/>
+          <w:bCs/>
+        </w:rPr>
+      </w:pPr>
+      <w:r>
+        <w:rPr>
+          <w:rFonts w:ascii="Calibri" w:hAnsi="Calibri" w:cs="Calibri"/>
           <w:b/>
           <w:bCs/>
         </w:rPr>
@@ -1027,93 +2777,85 @@
     <w:p>
       <w:pPr>
         <w:rPr>
-          <w:rFonts w:ascii="Times New Roman" w:hAnsi="Times New Roman" w:cs="Times New Roman"/>
-        </w:rPr>
-      </w:pPr>
-      <w:r>
-        <w:rPr>
-          <w:rFonts w:ascii="Times New Roman" w:hAnsi="Times New Roman" w:cs="Times New Roman"/>
-        </w:rPr>
-        <w:t xml:space="preserve">At this stage, </w:t>
-      </w:r>
-    </w:p>
-    <w:p>
-      <w:pPr>
-        <w:pStyle w:val="ListParagraph"/>
-        <w:numPr>
-          <w:ilvl w:val="0"/>
-          <w:numId w:val="4"/>
-        </w:numPr>
-        <w:rPr>
-          <w:rFonts w:ascii="Times New Roman" w:hAnsi="Times New Roman" w:cs="Times New Roman"/>
-        </w:rPr>
-      </w:pPr>
-      <w:r>
-        <w:rPr>
-          <w:rFonts w:ascii="Times New Roman" w:hAnsi="Times New Roman" w:cs="Times New Roman"/>
-        </w:rPr>
-        <w:br w:type="page"/>
+          <w:rFonts w:ascii="Calibri" w:hAnsi="Calibri" w:cs="Calibri"/>
+        </w:rPr>
+      </w:pPr>
+      <w:r>
+        <w:rPr>
+          <w:rFonts w:ascii="Calibri" w:hAnsi="Calibri" w:cs="Calibri"/>
+        </w:rPr>
+        <w:t xml:space="preserve">So far, we’ve got the client and the server to establish a secure communication channel based on a secure session key exchange; however, we are still vulnerable to phishing attacks since we still need to authenticate if we have the correct public key from the server for the key exchange to take place. To solve this problem, we implement a miniature public-key-infrastructure, where we play the role of a certification authority and validate the public key of the server. Here, we </w:t>
+      </w:r>
+      <w:r>
+        <w:rPr>
+          <w:rFonts w:ascii="Calibri" w:hAnsi="Calibri" w:cs="Calibri"/>
+        </w:rPr>
+        <w:lastRenderedPageBreak/>
+        <w:t>hardcode the public key certificate of our “made-up CA” into our browser, and then, we authenticate the server by providing it a signed certificate. This certificate is sent by the server in the payload and verified by the client (which has the public key of our CA hardcoded) by checking the digital signature.</w:t>
+      </w:r>
+    </w:p>
+    <w:p>
+      <w:pPr>
+        <w:rPr>
+          <w:rFonts w:ascii="Calibri" w:hAnsi="Calibri" w:cs="Calibri"/>
+        </w:rPr>
+      </w:pPr>
+    </w:p>
+    <w:p>
+      <w:pPr>
+        <w:rPr>
+          <w:rFonts w:ascii="Calibri" w:hAnsi="Calibri" w:cs="Calibri"/>
+        </w:rPr>
+      </w:pPr>
+      <w:r>
+        <w:rPr>
+          <w:rFonts w:ascii="Calibri" w:hAnsi="Calibri" w:cs="Calibri"/>
+          <w:b/>
+          <w:bCs/>
+        </w:rPr>
+        <w:t>Results</w:t>
       </w:r>
     </w:p>
     <w:p>
       <w:pPr>
         <w:spacing w:after="0" w:line="480" w:lineRule="auto"/>
         <w:rPr>
-          <w:rFonts w:ascii="Times New Roman" w:hAnsi="Times New Roman" w:cs="Times New Roman"/>
-          <w:b/>
-          <w:bCs/>
-        </w:rPr>
-      </w:pPr>
-      <w:r>
-        <w:rPr>
-          <w:rFonts w:ascii="Times New Roman" w:hAnsi="Times New Roman" w:cs="Times New Roman"/>
-          <w:b/>
-          <w:bCs/>
-        </w:rPr>
-        <w:lastRenderedPageBreak/>
-        <w:t>Results</w:t>
-      </w:r>
-    </w:p>
-    <w:p>
-      <w:pPr>
-        <w:spacing w:after="0" w:line="480" w:lineRule="auto"/>
-        <w:rPr>
-          <w:rFonts w:ascii="Times New Roman" w:hAnsi="Times New Roman" w:cs="Times New Roman"/>
-        </w:rPr>
-      </w:pPr>
-      <w:r>
-        <w:rPr>
-          <w:rFonts w:ascii="Times New Roman" w:hAnsi="Times New Roman" w:cs="Times New Roman"/>
+          <w:rFonts w:ascii="Calibri" w:hAnsi="Calibri" w:cs="Calibri"/>
+        </w:rPr>
+      </w:pPr>
+      <w:r>
+        <w:rPr>
+          <w:rFonts w:ascii="Calibri" w:hAnsi="Calibri" w:cs="Calibri"/>
         </w:rPr>
         <w:t xml:space="preserve">When the client code is executed, it displays the data in plaintext. For each step of this project, the data is sent unencrypted, then </w:t>
       </w:r>
       <w:r>
         <w:rPr>
-          <w:rFonts w:ascii="Times New Roman" w:hAnsi="Times New Roman" w:cs="Times New Roman"/>
+          <w:rFonts w:ascii="Calibri" w:hAnsi="Calibri" w:cs="Calibri"/>
         </w:rPr>
         <w:t>in the following stages we employed</w:t>
       </w:r>
       <w:r>
         <w:rPr>
-          <w:rFonts w:ascii="Times New Roman" w:hAnsi="Times New Roman" w:cs="Times New Roman"/>
+          <w:rFonts w:ascii="Calibri" w:hAnsi="Calibri" w:cs="Calibri"/>
         </w:rPr>
         <w:t xml:space="preserve"> both symmetric and asymmetric encryption</w:t>
       </w:r>
       <w:r>
         <w:rPr>
-          <w:rFonts w:ascii="Times New Roman" w:hAnsi="Times New Roman" w:cs="Times New Roman"/>
+          <w:rFonts w:ascii="Calibri" w:hAnsi="Calibri" w:cs="Calibri"/>
         </w:rPr>
         <w:t xml:space="preserve"> to provide confidentiality to the data</w:t>
       </w:r>
       <w:r>
         <w:rPr>
-          <w:rFonts w:ascii="Times New Roman" w:hAnsi="Times New Roman" w:cs="Times New Roman"/>
+          <w:rFonts w:ascii="Calibri" w:hAnsi="Calibri" w:cs="Calibri"/>
         </w:rPr>
         <w:t xml:space="preserve">. </w:t>
       </w:r>
       <w:r>
         <w:rPr>
-          <w:rFonts w:ascii="Times New Roman" w:hAnsi="Times New Roman" w:cs="Times New Roman"/>
+          <w:rFonts w:ascii="Calibri" w:hAnsi="Calibri" w:cs="Calibri"/>
           <w:b/>
           <w:bCs/>
           <w:i/>
@@ -1123,19 +2865,19 @@
       </w:r>
       <w:r>
         <w:rPr>
-          <w:rFonts w:ascii="Times New Roman" w:hAnsi="Times New Roman" w:cs="Times New Roman"/>
+          <w:rFonts w:ascii="Calibri" w:hAnsi="Calibri" w:cs="Calibri"/>
         </w:rPr>
         <w:t xml:space="preserve"> shows the data that the client received in each stage</w:t>
       </w:r>
       <w:r>
         <w:rPr>
-          <w:rFonts w:ascii="Times New Roman" w:hAnsi="Times New Roman" w:cs="Times New Roman"/>
+          <w:rFonts w:ascii="Calibri" w:hAnsi="Calibri" w:cs="Calibri"/>
         </w:rPr>
         <w:t xml:space="preserve"> which is the same</w:t>
       </w:r>
       <w:r>
         <w:rPr>
-          <w:rFonts w:ascii="Times New Roman" w:hAnsi="Times New Roman" w:cs="Times New Roman"/>
+          <w:rFonts w:ascii="Calibri" w:hAnsi="Calibri" w:cs="Calibri"/>
         </w:rPr>
         <w:t>.</w:t>
       </w:r>
@@ -1144,7 +2886,7 @@
       <w:pPr>
         <w:spacing w:after="0" w:line="480" w:lineRule="auto"/>
         <w:rPr>
-          <w:rFonts w:ascii="Times New Roman" w:hAnsi="Times New Roman" w:cs="Times New Roman"/>
+          <w:rFonts w:ascii="Calibri" w:hAnsi="Calibri" w:cs="Calibri"/>
           <w:b/>
           <w:bCs/>
         </w:rPr>
@@ -1154,14 +2896,14 @@
       <w:pPr>
         <w:spacing w:after="0" w:line="480" w:lineRule="auto"/>
         <w:rPr>
-          <w:rFonts w:ascii="Times New Roman" w:hAnsi="Times New Roman" w:cs="Times New Roman"/>
-          <w:b/>
-          <w:bCs/>
-        </w:rPr>
-      </w:pPr>
-      <w:r>
-        <w:rPr>
-          <w:rFonts w:ascii="Times New Roman" w:hAnsi="Times New Roman" w:cs="Times New Roman"/>
+          <w:rFonts w:ascii="Calibri" w:hAnsi="Calibri" w:cs="Calibri"/>
+          <w:b/>
+          <w:bCs/>
+        </w:rPr>
+      </w:pPr>
+      <w:r>
+        <w:rPr>
+          <w:rFonts w:ascii="Calibri" w:hAnsi="Calibri" w:cs="Calibri"/>
           <w:b/>
           <w:bCs/>
         </w:rPr>
@@ -1177,12 +2919,12 @@
         </w:numPr>
         <w:spacing w:after="0" w:line="480" w:lineRule="auto"/>
         <w:rPr>
-          <w:rFonts w:ascii="Times New Roman" w:hAnsi="Times New Roman" w:cs="Times New Roman"/>
-        </w:rPr>
-      </w:pPr>
-      <w:r>
-        <w:rPr>
-          <w:rFonts w:ascii="Times New Roman" w:hAnsi="Times New Roman" w:cs="Times New Roman"/>
+          <w:rFonts w:ascii="Calibri" w:hAnsi="Calibri" w:cs="Calibri"/>
+        </w:rPr>
+      </w:pPr>
+      <w:r>
+        <w:rPr>
+          <w:rFonts w:ascii="Calibri" w:hAnsi="Calibri" w:cs="Calibri"/>
           <w:b/>
           <w:bCs/>
           <w:i/>
@@ -1192,7 +2934,7 @@
       </w:r>
       <w:r>
         <w:rPr>
-          <w:rFonts w:ascii="Times New Roman" w:hAnsi="Times New Roman" w:cs="Times New Roman"/>
+          <w:rFonts w:ascii="Calibri" w:hAnsi="Calibri" w:cs="Calibri"/>
           <w:b/>
           <w:bCs/>
           <w:i/>
@@ -1202,7 +2944,7 @@
       </w:r>
       <w:r>
         <w:rPr>
-          <w:rFonts w:ascii="Times New Roman" w:hAnsi="Times New Roman" w:cs="Times New Roman"/>
+          <w:rFonts w:ascii="Calibri" w:hAnsi="Calibri" w:cs="Calibri"/>
           <w:b/>
           <w:bCs/>
           <w:i/>
@@ -1212,7 +2954,7 @@
       </w:r>
       <w:r>
         <w:rPr>
-          <w:rFonts w:ascii="Times New Roman" w:hAnsi="Times New Roman" w:cs="Times New Roman"/>
+          <w:rFonts w:ascii="Calibri" w:hAnsi="Calibri" w:cs="Calibri"/>
         </w:rPr>
         <w:t xml:space="preserve"> shows the client receiving the weather data.</w:t>
       </w:r>
@@ -1226,12 +2968,12 @@
         </w:numPr>
         <w:spacing w:after="0" w:line="480" w:lineRule="auto"/>
         <w:rPr>
-          <w:rFonts w:ascii="Times New Roman" w:hAnsi="Times New Roman" w:cs="Times New Roman"/>
-        </w:rPr>
-      </w:pPr>
-      <w:r>
-        <w:rPr>
-          <w:rFonts w:ascii="Times New Roman" w:hAnsi="Times New Roman" w:cs="Times New Roman"/>
+          <w:rFonts w:ascii="Calibri" w:hAnsi="Calibri" w:cs="Calibri"/>
+        </w:rPr>
+      </w:pPr>
+      <w:r>
+        <w:rPr>
+          <w:rFonts w:ascii="Calibri" w:hAnsi="Calibri" w:cs="Calibri"/>
           <w:b/>
           <w:bCs/>
           <w:i/>
@@ -1241,7 +2983,7 @@
       </w:r>
       <w:r>
         <w:rPr>
-          <w:rFonts w:ascii="Times New Roman" w:hAnsi="Times New Roman" w:cs="Times New Roman"/>
+          <w:rFonts w:ascii="Calibri" w:hAnsi="Calibri" w:cs="Calibri"/>
           <w:b/>
           <w:bCs/>
           <w:i/>
@@ -1251,7 +2993,7 @@
       </w:r>
       <w:r>
         <w:rPr>
-          <w:rFonts w:ascii="Times New Roman" w:hAnsi="Times New Roman" w:cs="Times New Roman"/>
+          <w:rFonts w:ascii="Calibri" w:hAnsi="Calibri" w:cs="Calibri"/>
           <w:b/>
           <w:bCs/>
           <w:i/>
@@ -1261,13 +3003,13 @@
       </w:r>
       <w:r>
         <w:rPr>
-          <w:rFonts w:ascii="Times New Roman" w:hAnsi="Times New Roman" w:cs="Times New Roman"/>
+          <w:rFonts w:ascii="Calibri" w:hAnsi="Calibri" w:cs="Calibri"/>
         </w:rPr>
         <w:t xml:space="preserve"> shows Wireshark intercepting the data</w:t>
       </w:r>
       <w:r>
         <w:rPr>
-          <w:rFonts w:ascii="Times New Roman" w:hAnsi="Times New Roman" w:cs="Times New Roman"/>
+          <w:rFonts w:ascii="Calibri" w:hAnsi="Calibri" w:cs="Calibri"/>
         </w:rPr>
         <w:t>.</w:t>
       </w:r>
@@ -1281,12 +3023,12 @@
         </w:numPr>
         <w:spacing w:after="0" w:line="480" w:lineRule="auto"/>
         <w:rPr>
-          <w:rFonts w:ascii="Times New Roman" w:hAnsi="Times New Roman" w:cs="Times New Roman"/>
-        </w:rPr>
-      </w:pPr>
-      <w:r>
-        <w:rPr>
-          <w:rFonts w:ascii="Times New Roman" w:hAnsi="Times New Roman" w:cs="Times New Roman"/>
+          <w:rFonts w:ascii="Calibri" w:hAnsi="Calibri" w:cs="Calibri"/>
+        </w:rPr>
+      </w:pPr>
+      <w:r>
+        <w:rPr>
+          <w:rFonts w:ascii="Calibri" w:hAnsi="Calibri" w:cs="Calibri"/>
           <w:b/>
           <w:bCs/>
           <w:i/>
@@ -1296,7 +3038,7 @@
       </w:r>
       <w:r>
         <w:rPr>
-          <w:rFonts w:ascii="Times New Roman" w:hAnsi="Times New Roman" w:cs="Times New Roman"/>
+          <w:rFonts w:ascii="Calibri" w:hAnsi="Calibri" w:cs="Calibri"/>
           <w:b/>
           <w:bCs/>
           <w:i/>
@@ -1306,7 +3048,7 @@
       </w:r>
       <w:r>
         <w:rPr>
-          <w:rFonts w:ascii="Times New Roman" w:hAnsi="Times New Roman" w:cs="Times New Roman"/>
+          <w:rFonts w:ascii="Calibri" w:hAnsi="Calibri" w:cs="Calibri"/>
           <w:b/>
           <w:bCs/>
           <w:i/>
@@ -1316,13 +3058,13 @@
       </w:r>
       <w:r>
         <w:rPr>
-          <w:rFonts w:ascii="Times New Roman" w:hAnsi="Times New Roman" w:cs="Times New Roman"/>
+          <w:rFonts w:ascii="Calibri" w:hAnsi="Calibri" w:cs="Calibri"/>
         </w:rPr>
         <w:t xml:space="preserve"> shows the HTTP stream and reveals that the data is sent in plaintext.</w:t>
       </w:r>
       <w:r>
         <w:rPr>
-          <w:rFonts w:ascii="Times New Roman" w:hAnsi="Times New Roman" w:cs="Times New Roman"/>
+          <w:rFonts w:ascii="Calibri" w:hAnsi="Calibri" w:cs="Calibri"/>
         </w:rPr>
         <w:br/>
       </w:r>
@@ -1331,12 +3073,12 @@
       <w:pPr>
         <w:spacing w:after="0" w:line="480" w:lineRule="auto"/>
         <w:rPr>
-          <w:rFonts w:ascii="Times New Roman" w:hAnsi="Times New Roman" w:cs="Times New Roman"/>
-        </w:rPr>
-      </w:pPr>
-      <w:r>
-        <w:rPr>
-          <w:rFonts w:ascii="Times New Roman" w:hAnsi="Times New Roman" w:cs="Times New Roman"/>
+          <w:rFonts w:ascii="Calibri" w:hAnsi="Calibri" w:cs="Calibri"/>
+        </w:rPr>
+      </w:pPr>
+      <w:r>
+        <w:rPr>
+          <w:rFonts w:ascii="Calibri" w:hAnsi="Calibri" w:cs="Calibri"/>
           <w:noProof/>
         </w:rPr>
         <w:drawing>
@@ -1387,60 +3129,50 @@
         <w:spacing w:after="0" w:line="480" w:lineRule="auto"/>
         <w:jc w:val="center"/>
         <w:rPr>
-          <w:rFonts w:ascii="Times New Roman" w:hAnsi="Times New Roman" w:cs="Times New Roman"/>
+          <w:rFonts w:ascii="Calibri" w:hAnsi="Calibri" w:cs="Calibri"/>
           <w:b/>
           <w:bCs/>
           <w:i/>
           <w:iCs/>
-          <w:sz w:val="20"/>
-          <w:szCs w:val="20"/>
-        </w:rPr>
-      </w:pPr>
-      <w:r>
-        <w:rPr>
-          <w:rFonts w:ascii="Times New Roman" w:hAnsi="Times New Roman" w:cs="Times New Roman"/>
+        </w:rPr>
+      </w:pPr>
+      <w:r>
+        <w:rPr>
+          <w:rFonts w:ascii="Calibri" w:hAnsi="Calibri" w:cs="Calibri"/>
           <w:b/>
           <w:bCs/>
           <w:i/>
           <w:iCs/>
-          <w:sz w:val="20"/>
-          <w:szCs w:val="20"/>
         </w:rPr>
         <w:t>Image</w:t>
       </w:r>
       <w:r>
         <w:rPr>
-          <w:rFonts w:ascii="Times New Roman" w:hAnsi="Times New Roman" w:cs="Times New Roman"/>
+          <w:rFonts w:ascii="Calibri" w:hAnsi="Calibri" w:cs="Calibri"/>
           <w:b/>
           <w:bCs/>
           <w:i/>
           <w:iCs/>
-          <w:sz w:val="20"/>
-          <w:szCs w:val="20"/>
         </w:rPr>
         <w:t xml:space="preserve"> 2: Screenshot </w:t>
       </w:r>
       <w:r>
         <w:rPr>
-          <w:rFonts w:ascii="Times New Roman" w:hAnsi="Times New Roman" w:cs="Times New Roman"/>
+          <w:rFonts w:ascii="Calibri" w:hAnsi="Calibri" w:cs="Calibri"/>
           <w:b/>
           <w:bCs/>
           <w:i/>
           <w:iCs/>
-          <w:sz w:val="20"/>
-          <w:szCs w:val="20"/>
         </w:rPr>
         <w:t>showing the data the client got from the server</w:t>
       </w:r>
       <w:r>
         <w:rPr>
-          <w:rFonts w:ascii="Times New Roman" w:hAnsi="Times New Roman" w:cs="Times New Roman"/>
+          <w:rFonts w:ascii="Calibri" w:hAnsi="Calibri" w:cs="Calibri"/>
           <w:b/>
           <w:bCs/>
           <w:i/>
           <w:iCs/>
-          <w:sz w:val="20"/>
-          <w:szCs w:val="20"/>
         </w:rPr>
         <w:t xml:space="preserve"> in plaintext</w:t>
       </w:r>
@@ -1449,12 +3181,12 @@
       <w:pPr>
         <w:spacing w:after="0" w:line="480" w:lineRule="auto"/>
         <w:rPr>
-          <w:rFonts w:ascii="Times New Roman" w:hAnsi="Times New Roman" w:cs="Times New Roman"/>
-        </w:rPr>
-      </w:pPr>
-      <w:r>
-        <w:rPr>
-          <w:rFonts w:ascii="Times New Roman" w:hAnsi="Times New Roman" w:cs="Times New Roman"/>
+          <w:rFonts w:ascii="Calibri" w:hAnsi="Calibri" w:cs="Calibri"/>
+        </w:rPr>
+      </w:pPr>
+      <w:r>
+        <w:rPr>
+          <w:rFonts w:ascii="Calibri" w:hAnsi="Calibri" w:cs="Calibri"/>
           <w:noProof/>
         </w:rPr>
         <w:lastRenderedPageBreak/>
@@ -1506,96 +3238,50 @@
         <w:spacing w:after="0" w:line="480" w:lineRule="auto"/>
         <w:jc w:val="center"/>
         <w:rPr>
-          <w:rFonts w:ascii="Times New Roman" w:hAnsi="Times New Roman" w:cs="Times New Roman"/>
+          <w:rFonts w:ascii="Calibri" w:hAnsi="Calibri" w:cs="Calibri"/>
           <w:b/>
           <w:bCs/>
           <w:i/>
           <w:iCs/>
-          <w:sz w:val="20"/>
-          <w:szCs w:val="20"/>
-        </w:rPr>
-      </w:pPr>
-      <w:r>
-        <w:rPr>
-          <w:rFonts w:ascii="Times New Roman" w:hAnsi="Times New Roman" w:cs="Times New Roman"/>
+        </w:rPr>
+      </w:pPr>
+      <w:r>
+        <w:rPr>
+          <w:rFonts w:ascii="Calibri" w:hAnsi="Calibri" w:cs="Calibri"/>
           <w:b/>
           <w:bCs/>
           <w:i/>
           <w:iCs/>
-          <w:sz w:val="20"/>
-          <w:szCs w:val="20"/>
-        </w:rPr>
-        <w:t xml:space="preserve">Image </w:t>
-      </w:r>
-      <w:r>
-        <w:rPr>
-          <w:rFonts w:ascii="Times New Roman" w:hAnsi="Times New Roman" w:cs="Times New Roman"/>
+        </w:rPr>
+        <w:t xml:space="preserve">Image 3: Screenshot showing the </w:t>
+      </w:r>
+      <w:r>
+        <w:rPr>
+          <w:rFonts w:ascii="Calibri" w:hAnsi="Calibri" w:cs="Calibri"/>
           <w:b/>
           <w:bCs/>
           <w:i/>
           <w:iCs/>
-          <w:sz w:val="20"/>
-          <w:szCs w:val="20"/>
-        </w:rPr>
-        <w:t>3</w:t>
-      </w:r>
-      <w:r>
-        <w:rPr>
-          <w:rFonts w:ascii="Times New Roman" w:hAnsi="Times New Roman" w:cs="Times New Roman"/>
+        </w:rPr>
+        <w:t>captur</w:t>
+      </w:r>
+      <w:r>
+        <w:rPr>
+          <w:rFonts w:ascii="Calibri" w:hAnsi="Calibri" w:cs="Calibri"/>
           <w:b/>
           <w:bCs/>
           <w:i/>
           <w:iCs/>
-          <w:sz w:val="20"/>
-          <w:szCs w:val="20"/>
-        </w:rPr>
-        <w:t xml:space="preserve">: Screenshot showing </w:t>
-      </w:r>
-      <w:r>
-        <w:rPr>
-          <w:rFonts w:ascii="Times New Roman" w:hAnsi="Times New Roman" w:cs="Times New Roman"/>
+        </w:rPr>
+        <w:t>ed packets in Wireshark’s interface</w:t>
+      </w:r>
+      <w:r>
+        <w:rPr>
+          <w:rFonts w:ascii="Calibri" w:hAnsi="Calibri" w:cs="Calibri"/>
           <w:b/>
           <w:bCs/>
           <w:i/>
           <w:iCs/>
-          <w:sz w:val="20"/>
-          <w:szCs w:val="20"/>
-        </w:rPr>
-        <w:t xml:space="preserve">the </w:t>
-      </w:r>
-      <w:r>
-        <w:rPr>
-          <w:rFonts w:ascii="Times New Roman" w:hAnsi="Times New Roman" w:cs="Times New Roman"/>
-          <w:b/>
-          <w:bCs/>
-          <w:i/>
-          <w:iCs/>
-          <w:sz w:val="20"/>
-          <w:szCs w:val="20"/>
-        </w:rPr>
-        <w:t>captur</w:t>
-      </w:r>
-      <w:r>
-        <w:rPr>
-          <w:rFonts w:ascii="Times New Roman" w:hAnsi="Times New Roman" w:cs="Times New Roman"/>
-          <w:b/>
-          <w:bCs/>
-          <w:i/>
-          <w:iCs/>
-          <w:sz w:val="20"/>
-          <w:szCs w:val="20"/>
-        </w:rPr>
-        <w:t>ed packets in Wireshark’s interface</w:t>
-      </w:r>
-      <w:r>
-        <w:rPr>
-          <w:rFonts w:ascii="Times New Roman" w:hAnsi="Times New Roman" w:cs="Times New Roman"/>
-          <w:b/>
-          <w:bCs/>
-          <w:i/>
-          <w:iCs/>
-          <w:sz w:val="20"/>
-          <w:szCs w:val="20"/>
         </w:rPr>
         <w:br/>
       </w:r>
@@ -1604,12 +3290,12 @@
       <w:pPr>
         <w:spacing w:after="0" w:line="480" w:lineRule="auto"/>
         <w:rPr>
-          <w:rFonts w:ascii="Times New Roman" w:hAnsi="Times New Roman" w:cs="Times New Roman"/>
-        </w:rPr>
-      </w:pPr>
-      <w:r>
-        <w:rPr>
-          <w:rFonts w:ascii="Times New Roman" w:hAnsi="Times New Roman" w:cs="Times New Roman"/>
+          <w:rFonts w:ascii="Calibri" w:hAnsi="Calibri" w:cs="Calibri"/>
+        </w:rPr>
+      </w:pPr>
+      <w:r>
+        <w:rPr>
+          <w:rFonts w:ascii="Calibri" w:hAnsi="Calibri" w:cs="Calibri"/>
           <w:noProof/>
         </w:rPr>
         <w:lastRenderedPageBreak/>
@@ -1661,96 +3347,40 @@
         <w:spacing w:after="0" w:line="480" w:lineRule="auto"/>
         <w:jc w:val="center"/>
         <w:rPr>
-          <w:rFonts w:ascii="Times New Roman" w:hAnsi="Times New Roman" w:cs="Times New Roman"/>
+          <w:rFonts w:ascii="Calibri" w:hAnsi="Calibri" w:cs="Calibri"/>
           <w:b/>
           <w:bCs/>
           <w:i/>
           <w:iCs/>
-          <w:sz w:val="20"/>
-          <w:szCs w:val="20"/>
-        </w:rPr>
-      </w:pPr>
-      <w:r>
-        <w:rPr>
-          <w:rFonts w:ascii="Times New Roman" w:hAnsi="Times New Roman" w:cs="Times New Roman"/>
+        </w:rPr>
+      </w:pPr>
+      <w:r>
+        <w:rPr>
+          <w:rFonts w:ascii="Calibri" w:hAnsi="Calibri" w:cs="Calibri"/>
           <w:b/>
           <w:bCs/>
           <w:i/>
           <w:iCs/>
-          <w:sz w:val="20"/>
-          <w:szCs w:val="20"/>
-        </w:rPr>
-        <w:t xml:space="preserve">Image </w:t>
-      </w:r>
-      <w:r>
-        <w:rPr>
-          <w:rFonts w:ascii="Times New Roman" w:hAnsi="Times New Roman" w:cs="Times New Roman"/>
+        </w:rPr>
+        <w:t xml:space="preserve">Image 4: Screenshot showing the plaintext data </w:t>
+      </w:r>
+      <w:r>
+        <w:rPr>
+          <w:rFonts w:ascii="Calibri" w:hAnsi="Calibri" w:cs="Calibri"/>
           <w:b/>
           <w:bCs/>
           <w:i/>
           <w:iCs/>
-          <w:sz w:val="20"/>
-          <w:szCs w:val="20"/>
-        </w:rPr>
-        <w:t>4</w:t>
-      </w:r>
-      <w:r>
-        <w:rPr>
-          <w:rFonts w:ascii="Times New Roman" w:hAnsi="Times New Roman" w:cs="Times New Roman"/>
+        </w:rPr>
+        <w:t>in the</w:t>
+      </w:r>
+      <w:r>
+        <w:rPr>
+          <w:rFonts w:ascii="Calibri" w:hAnsi="Calibri" w:cs="Calibri"/>
           <w:b/>
           <w:bCs/>
           <w:i/>
           <w:iCs/>
-          <w:sz w:val="20"/>
-          <w:szCs w:val="20"/>
-        </w:rPr>
-        <w:t xml:space="preserve">: Screenshot showing the </w:t>
-      </w:r>
-      <w:r>
-        <w:rPr>
-          <w:rFonts w:ascii="Times New Roman" w:hAnsi="Times New Roman" w:cs="Times New Roman"/>
-          <w:b/>
-          <w:bCs/>
-          <w:i/>
-          <w:iCs/>
-          <w:sz w:val="20"/>
-          <w:szCs w:val="20"/>
-        </w:rPr>
-        <w:t xml:space="preserve">plaintext </w:t>
-      </w:r>
-      <w:r>
-        <w:rPr>
-          <w:rFonts w:ascii="Times New Roman" w:hAnsi="Times New Roman" w:cs="Times New Roman"/>
-          <w:b/>
-          <w:bCs/>
-          <w:i/>
-          <w:iCs/>
-          <w:sz w:val="20"/>
-          <w:szCs w:val="20"/>
-        </w:rPr>
-        <w:t xml:space="preserve">data </w:t>
-      </w:r>
-      <w:r>
-        <w:rPr>
-          <w:rFonts w:ascii="Times New Roman" w:hAnsi="Times New Roman" w:cs="Times New Roman"/>
-          <w:b/>
-          <w:bCs/>
-          <w:i/>
-          <w:iCs/>
-          <w:sz w:val="20"/>
-          <w:szCs w:val="20"/>
-        </w:rPr>
-        <w:t>in the</w:t>
-      </w:r>
-      <w:r>
-        <w:rPr>
-          <w:rFonts w:ascii="Times New Roman" w:hAnsi="Times New Roman" w:cs="Times New Roman"/>
-          <w:b/>
-          <w:bCs/>
-          <w:i/>
-          <w:iCs/>
-          <w:sz w:val="20"/>
-          <w:szCs w:val="20"/>
         </w:rPr>
         <w:t xml:space="preserve"> HTTP stream</w:t>
       </w:r>
@@ -1759,7 +3389,7 @@
       <w:pPr>
         <w:spacing w:after="0" w:line="480" w:lineRule="auto"/>
         <w:rPr>
-          <w:rFonts w:ascii="Times New Roman" w:hAnsi="Times New Roman" w:cs="Times New Roman"/>
+          <w:rFonts w:ascii="Calibri" w:hAnsi="Calibri" w:cs="Calibri"/>
         </w:rPr>
       </w:pPr>
     </w:p>
@@ -1767,14 +3397,14 @@
       <w:pPr>
         <w:spacing w:after="0" w:line="480" w:lineRule="auto"/>
         <w:rPr>
-          <w:rFonts w:ascii="Times New Roman" w:hAnsi="Times New Roman" w:cs="Times New Roman"/>
-          <w:b/>
-          <w:bCs/>
-        </w:rPr>
-      </w:pPr>
-      <w:r>
-        <w:rPr>
-          <w:rFonts w:ascii="Times New Roman" w:hAnsi="Times New Roman" w:cs="Times New Roman"/>
+          <w:rFonts w:ascii="Calibri" w:hAnsi="Calibri" w:cs="Calibri"/>
+          <w:b/>
+          <w:bCs/>
+        </w:rPr>
+      </w:pPr>
+      <w:r>
+        <w:rPr>
+          <w:rFonts w:ascii="Calibri" w:hAnsi="Calibri" w:cs="Calibri"/>
           <w:b/>
           <w:bCs/>
         </w:rPr>
@@ -1790,42 +3420,42 @@
         </w:numPr>
         <w:spacing w:after="0" w:line="480" w:lineRule="auto"/>
         <w:rPr>
-          <w:rFonts w:ascii="Times New Roman" w:hAnsi="Times New Roman" w:cs="Times New Roman"/>
-        </w:rPr>
-      </w:pPr>
-      <w:r>
-        <w:rPr>
-          <w:rFonts w:ascii="Times New Roman" w:hAnsi="Times New Roman" w:cs="Times New Roman"/>
+          <w:rFonts w:ascii="Calibri" w:hAnsi="Calibri" w:cs="Calibri"/>
+        </w:rPr>
+      </w:pPr>
+      <w:r>
+        <w:rPr>
+          <w:rFonts w:ascii="Calibri" w:hAnsi="Calibri" w:cs="Calibri"/>
         </w:rPr>
         <w:t>T</w:t>
       </w:r>
       <w:r>
         <w:rPr>
-          <w:rFonts w:ascii="Times New Roman" w:hAnsi="Times New Roman" w:cs="Times New Roman"/>
+          <w:rFonts w:ascii="Calibri" w:hAnsi="Calibri" w:cs="Calibri"/>
         </w:rPr>
         <w:t xml:space="preserve">he </w:t>
       </w:r>
       <w:r>
         <w:rPr>
-          <w:rFonts w:ascii="Times New Roman" w:hAnsi="Times New Roman" w:cs="Times New Roman"/>
+          <w:rFonts w:ascii="Calibri" w:hAnsi="Calibri" w:cs="Calibri"/>
         </w:rPr>
         <w:t xml:space="preserve">client code displays the plaintext data as shown </w:t>
       </w:r>
       <w:r>
         <w:rPr>
-          <w:rFonts w:ascii="Times New Roman" w:hAnsi="Times New Roman" w:cs="Times New Roman"/>
+          <w:rFonts w:ascii="Calibri" w:hAnsi="Calibri" w:cs="Calibri"/>
         </w:rPr>
         <w:t>in</w:t>
       </w:r>
       <w:r>
         <w:rPr>
-          <w:rFonts w:ascii="Times New Roman" w:hAnsi="Times New Roman" w:cs="Times New Roman"/>
+          <w:rFonts w:ascii="Calibri" w:hAnsi="Calibri" w:cs="Calibri"/>
         </w:rPr>
         <w:t xml:space="preserve"> </w:t>
       </w:r>
       <w:r>
         <w:rPr>
-          <w:rFonts w:ascii="Times New Roman" w:hAnsi="Times New Roman" w:cs="Times New Roman"/>
+          <w:rFonts w:ascii="Calibri" w:hAnsi="Calibri" w:cs="Calibri"/>
           <w:b/>
           <w:bCs/>
           <w:i/>
@@ -1835,7 +3465,7 @@
       </w:r>
       <w:r>
         <w:rPr>
-          <w:rFonts w:ascii="Times New Roman" w:hAnsi="Times New Roman" w:cs="Times New Roman"/>
+          <w:rFonts w:ascii="Calibri" w:hAnsi="Calibri" w:cs="Calibri"/>
         </w:rPr>
         <w:t>.</w:t>
       </w:r>
@@ -1849,12 +3479,12 @@
         </w:numPr>
         <w:spacing w:after="0" w:line="480" w:lineRule="auto"/>
         <w:rPr>
-          <w:rFonts w:ascii="Times New Roman" w:hAnsi="Times New Roman" w:cs="Times New Roman"/>
-        </w:rPr>
-      </w:pPr>
-      <w:r>
-        <w:rPr>
-          <w:rFonts w:ascii="Times New Roman" w:hAnsi="Times New Roman" w:cs="Times New Roman"/>
+          <w:rFonts w:ascii="Calibri" w:hAnsi="Calibri" w:cs="Calibri"/>
+        </w:rPr>
+      </w:pPr>
+      <w:r>
+        <w:rPr>
+          <w:rFonts w:ascii="Calibri" w:hAnsi="Calibri" w:cs="Calibri"/>
           <w:b/>
           <w:bCs/>
           <w:i/>
@@ -1864,13 +3494,13 @@
       </w:r>
       <w:r>
         <w:rPr>
-          <w:rFonts w:ascii="Times New Roman" w:hAnsi="Times New Roman" w:cs="Times New Roman"/>
+          <w:rFonts w:ascii="Calibri" w:hAnsi="Calibri" w:cs="Calibri"/>
         </w:rPr>
         <w:t xml:space="preserve"> shows in the HTTP stream that the intercepted data is encrypted.</w:t>
       </w:r>
       <w:r>
         <w:rPr>
-          <w:rFonts w:ascii="Times New Roman" w:hAnsi="Times New Roman" w:cs="Times New Roman"/>
+          <w:rFonts w:ascii="Calibri" w:hAnsi="Calibri" w:cs="Calibri"/>
         </w:rPr>
         <w:br/>
       </w:r>
@@ -1879,12 +3509,12 @@
       <w:pPr>
         <w:spacing w:after="0" w:line="480" w:lineRule="auto"/>
         <w:rPr>
-          <w:rFonts w:ascii="Times New Roman" w:hAnsi="Times New Roman" w:cs="Times New Roman"/>
-        </w:rPr>
-      </w:pPr>
-      <w:r>
-        <w:rPr>
-          <w:rFonts w:ascii="Times New Roman" w:hAnsi="Times New Roman" w:cs="Times New Roman"/>
+          <w:rFonts w:ascii="Calibri" w:hAnsi="Calibri" w:cs="Calibri"/>
+        </w:rPr>
+      </w:pPr>
+      <w:r>
+        <w:rPr>
+          <w:rFonts w:ascii="Calibri" w:hAnsi="Calibri" w:cs="Calibri"/>
           <w:noProof/>
         </w:rPr>
         <w:lastRenderedPageBreak/>
@@ -1936,24 +3566,20 @@
         <w:spacing w:after="0" w:line="480" w:lineRule="auto"/>
         <w:jc w:val="center"/>
         <w:rPr>
-          <w:rFonts w:ascii="Times New Roman" w:hAnsi="Times New Roman" w:cs="Times New Roman"/>
+          <w:rFonts w:ascii="Calibri" w:hAnsi="Calibri" w:cs="Calibri"/>
           <w:b/>
           <w:bCs/>
           <w:i/>
           <w:iCs/>
-          <w:sz w:val="20"/>
-          <w:szCs w:val="20"/>
-        </w:rPr>
-      </w:pPr>
-      <w:r>
-        <w:rPr>
-          <w:rFonts w:ascii="Times New Roman" w:hAnsi="Times New Roman" w:cs="Times New Roman"/>
+        </w:rPr>
+      </w:pPr>
+      <w:r>
+        <w:rPr>
+          <w:rFonts w:ascii="Calibri" w:hAnsi="Calibri" w:cs="Calibri"/>
           <w:b/>
           <w:bCs/>
           <w:i/>
           <w:iCs/>
-          <w:sz w:val="20"/>
-          <w:szCs w:val="20"/>
         </w:rPr>
         <w:t>Image 5: Screenshot showing the encrypted data in the HTTP stream</w:t>
       </w:r>
@@ -1962,7 +3588,7 @@
       <w:pPr>
         <w:spacing w:after="0" w:line="480" w:lineRule="auto"/>
         <w:rPr>
-          <w:rFonts w:ascii="Times New Roman" w:hAnsi="Times New Roman" w:cs="Times New Roman"/>
+          <w:rFonts w:ascii="Calibri" w:hAnsi="Calibri" w:cs="Calibri"/>
         </w:rPr>
       </w:pPr>
     </w:p>
@@ -1970,14 +3596,14 @@
       <w:pPr>
         <w:spacing w:after="0" w:line="480" w:lineRule="auto"/>
         <w:rPr>
-          <w:rFonts w:ascii="Times New Roman" w:hAnsi="Times New Roman" w:cs="Times New Roman"/>
-          <w:b/>
-          <w:bCs/>
-        </w:rPr>
-      </w:pPr>
-      <w:r>
-        <w:rPr>
-          <w:rFonts w:ascii="Times New Roman" w:hAnsi="Times New Roman" w:cs="Times New Roman"/>
+          <w:rFonts w:ascii="Calibri" w:hAnsi="Calibri" w:cs="Calibri"/>
+          <w:b/>
+          <w:bCs/>
+        </w:rPr>
+      </w:pPr>
+      <w:r>
+        <w:rPr>
+          <w:rFonts w:ascii="Calibri" w:hAnsi="Calibri" w:cs="Calibri"/>
           <w:b/>
           <w:bCs/>
         </w:rPr>
@@ -1988,12 +3614,12 @@
       <w:pPr>
         <w:spacing w:after="0" w:line="480" w:lineRule="auto"/>
         <w:rPr>
-          <w:rFonts w:ascii="Times New Roman" w:hAnsi="Times New Roman" w:cs="Times New Roman"/>
-        </w:rPr>
-      </w:pPr>
-      <w:r>
-        <w:rPr>
-          <w:rFonts w:ascii="Times New Roman" w:hAnsi="Times New Roman" w:cs="Times New Roman"/>
+          <w:rFonts w:ascii="Calibri" w:hAnsi="Calibri" w:cs="Calibri"/>
+        </w:rPr>
+      </w:pPr>
+      <w:r>
+        <w:rPr>
+          <w:rFonts w:ascii="Calibri" w:hAnsi="Calibri" w:cs="Calibri"/>
         </w:rPr>
         <w:t>These are the results tthat we observed using Wireshark’s HTTP stream.</w:t>
       </w:r>
@@ -2007,12 +3633,12 @@
         </w:numPr>
         <w:spacing w:after="0" w:line="480" w:lineRule="auto"/>
         <w:rPr>
-          <w:rFonts w:ascii="Times New Roman" w:hAnsi="Times New Roman" w:cs="Times New Roman"/>
-        </w:rPr>
-      </w:pPr>
-      <w:r>
-        <w:rPr>
-          <w:rFonts w:ascii="Times New Roman" w:hAnsi="Times New Roman" w:cs="Times New Roman"/>
+          <w:rFonts w:ascii="Calibri" w:hAnsi="Calibri" w:cs="Calibri"/>
+        </w:rPr>
+      </w:pPr>
+      <w:r>
+        <w:rPr>
+          <w:rFonts w:ascii="Calibri" w:hAnsi="Calibri" w:cs="Calibri"/>
           <w:b/>
           <w:bCs/>
           <w:i/>
@@ -2022,7 +3648,7 @@
       </w:r>
       <w:r>
         <w:rPr>
-          <w:rFonts w:ascii="Times New Roman" w:hAnsi="Times New Roman" w:cs="Times New Roman"/>
+          <w:rFonts w:ascii="Calibri" w:hAnsi="Calibri" w:cs="Calibri"/>
           <w:b/>
           <w:bCs/>
           <w:i/>
@@ -2032,13 +3658,13 @@
       </w:r>
       <w:r>
         <w:rPr>
-          <w:rFonts w:ascii="Times New Roman" w:hAnsi="Times New Roman" w:cs="Times New Roman"/>
+          <w:rFonts w:ascii="Calibri" w:hAnsi="Calibri" w:cs="Calibri"/>
         </w:rPr>
         <w:t xml:space="preserve"> shows the server’s public key </w:t>
       </w:r>
       <w:r>
         <w:rPr>
-          <w:rFonts w:ascii="Times New Roman" w:hAnsi="Times New Roman" w:cs="Times New Roman"/>
+          <w:rFonts w:ascii="Calibri" w:hAnsi="Calibri" w:cs="Calibri"/>
         </w:rPr>
         <w:t>that the client got from the GET request.</w:t>
       </w:r>
@@ -2052,12 +3678,12 @@
         </w:numPr>
         <w:spacing w:after="0" w:line="480" w:lineRule="auto"/>
         <w:rPr>
-          <w:rFonts w:ascii="Times New Roman" w:hAnsi="Times New Roman" w:cs="Times New Roman"/>
-        </w:rPr>
-      </w:pPr>
-      <w:r>
-        <w:rPr>
-          <w:rFonts w:ascii="Times New Roman" w:hAnsi="Times New Roman" w:cs="Times New Roman"/>
+          <w:rFonts w:ascii="Calibri" w:hAnsi="Calibri" w:cs="Calibri"/>
+        </w:rPr>
+      </w:pPr>
+      <w:r>
+        <w:rPr>
+          <w:rFonts w:ascii="Calibri" w:hAnsi="Calibri" w:cs="Calibri"/>
           <w:b/>
           <w:bCs/>
           <w:i/>
@@ -2067,7 +3693,7 @@
       </w:r>
       <w:r>
         <w:rPr>
-          <w:rFonts w:ascii="Times New Roman" w:hAnsi="Times New Roman" w:cs="Times New Roman"/>
+          <w:rFonts w:ascii="Calibri" w:hAnsi="Calibri" w:cs="Calibri"/>
           <w:b/>
           <w:bCs/>
           <w:i/>
@@ -2077,19 +3703,19 @@
       </w:r>
       <w:r>
         <w:rPr>
-          <w:rFonts w:ascii="Times New Roman" w:hAnsi="Times New Roman" w:cs="Times New Roman"/>
+          <w:rFonts w:ascii="Calibri" w:hAnsi="Calibri" w:cs="Calibri"/>
         </w:rPr>
         <w:t xml:space="preserve"> shows </w:t>
       </w:r>
       <w:r>
         <w:rPr>
-          <w:rFonts w:ascii="Times New Roman" w:hAnsi="Times New Roman" w:cs="Times New Roman"/>
+          <w:rFonts w:ascii="Calibri" w:hAnsi="Calibri" w:cs="Calibri"/>
         </w:rPr>
         <w:t>the client’s encrypted session key that it sent to the server via the POST request</w:t>
       </w:r>
       <w:r>
         <w:rPr>
-          <w:rFonts w:ascii="Times New Roman" w:hAnsi="Times New Roman" w:cs="Times New Roman"/>
+          <w:rFonts w:ascii="Calibri" w:hAnsi="Calibri" w:cs="Calibri"/>
         </w:rPr>
         <w:t xml:space="preserve"> and a “OK” message confirming the successful delivery.</w:t>
       </w:r>
@@ -2103,12 +3729,12 @@
         </w:numPr>
         <w:spacing w:after="0" w:line="480" w:lineRule="auto"/>
         <w:rPr>
-          <w:rFonts w:ascii="Times New Roman" w:hAnsi="Times New Roman" w:cs="Times New Roman"/>
-        </w:rPr>
-      </w:pPr>
-      <w:r>
-        <w:rPr>
-          <w:rFonts w:ascii="Times New Roman" w:hAnsi="Times New Roman" w:cs="Times New Roman"/>
+          <w:rFonts w:ascii="Calibri" w:hAnsi="Calibri" w:cs="Calibri"/>
+        </w:rPr>
+      </w:pPr>
+      <w:r>
+        <w:rPr>
+          <w:rFonts w:ascii="Calibri" w:hAnsi="Calibri" w:cs="Calibri"/>
           <w:b/>
           <w:bCs/>
           <w:i/>
@@ -2118,7 +3744,7 @@
       </w:r>
       <w:r>
         <w:rPr>
-          <w:rFonts w:ascii="Times New Roman" w:hAnsi="Times New Roman" w:cs="Times New Roman"/>
+          <w:rFonts w:ascii="Calibri" w:hAnsi="Calibri" w:cs="Calibri"/>
           <w:b/>
           <w:bCs/>
           <w:i/>
@@ -2128,7 +3754,7 @@
       </w:r>
       <w:r>
         <w:rPr>
-          <w:rFonts w:ascii="Times New Roman" w:hAnsi="Times New Roman" w:cs="Times New Roman"/>
+          <w:rFonts w:ascii="Calibri" w:hAnsi="Calibri" w:cs="Calibri"/>
         </w:rPr>
         <w:t xml:space="preserve"> shows the encrypted data alongside the signature.</w:t>
       </w:r>
@@ -2142,30 +3768,30 @@
         </w:numPr>
         <w:spacing w:after="0" w:line="480" w:lineRule="auto"/>
         <w:rPr>
-          <w:rFonts w:ascii="Times New Roman" w:hAnsi="Times New Roman" w:cs="Times New Roman"/>
-        </w:rPr>
-      </w:pPr>
-      <w:r>
-        <w:rPr>
-          <w:rFonts w:ascii="Times New Roman" w:hAnsi="Times New Roman" w:cs="Times New Roman"/>
+          <w:rFonts w:ascii="Calibri" w:hAnsi="Calibri" w:cs="Calibri"/>
+        </w:rPr>
+      </w:pPr>
+      <w:r>
+        <w:rPr>
+          <w:rFonts w:ascii="Calibri" w:hAnsi="Calibri" w:cs="Calibri"/>
         </w:rPr>
         <w:t xml:space="preserve">The client code </w:t>
       </w:r>
       <w:r>
         <w:rPr>
-          <w:rFonts w:ascii="Times New Roman" w:hAnsi="Times New Roman" w:cs="Times New Roman"/>
+          <w:rFonts w:ascii="Calibri" w:hAnsi="Calibri" w:cs="Calibri"/>
         </w:rPr>
         <w:t>displays the plaintext</w:t>
       </w:r>
       <w:r>
         <w:rPr>
-          <w:rFonts w:ascii="Times New Roman" w:hAnsi="Times New Roman" w:cs="Times New Roman"/>
+          <w:rFonts w:ascii="Calibri" w:hAnsi="Calibri" w:cs="Calibri"/>
         </w:rPr>
         <w:t xml:space="preserve"> data as shown in </w:t>
       </w:r>
       <w:r>
         <w:rPr>
-          <w:rFonts w:ascii="Times New Roman" w:hAnsi="Times New Roman" w:cs="Times New Roman"/>
+          <w:rFonts w:ascii="Calibri" w:hAnsi="Calibri" w:cs="Calibri"/>
           <w:b/>
           <w:bCs/>
           <w:i/>
@@ -2175,7 +3801,7 @@
       </w:r>
       <w:r>
         <w:rPr>
-          <w:rFonts w:ascii="Times New Roman" w:hAnsi="Times New Roman" w:cs="Times New Roman"/>
+          <w:rFonts w:ascii="Calibri" w:hAnsi="Calibri" w:cs="Calibri"/>
         </w:rPr>
         <w:t>.</w:t>
       </w:r>
@@ -2183,19 +3809,19 @@
     <w:p>
       <w:pPr>
         <w:rPr>
-          <w:rFonts w:ascii="Times New Roman" w:hAnsi="Times New Roman" w:cs="Times New Roman"/>
-        </w:rPr>
-      </w:pPr>
-    </w:p>
-    <w:p>
-      <w:pPr>
-        <w:rPr>
-          <w:rFonts w:ascii="Times New Roman" w:hAnsi="Times New Roman" w:cs="Times New Roman"/>
-        </w:rPr>
-      </w:pPr>
-      <w:r>
-        <w:rPr>
-          <w:rFonts w:ascii="Times New Roman" w:hAnsi="Times New Roman" w:cs="Times New Roman"/>
+          <w:rFonts w:ascii="Calibri" w:hAnsi="Calibri" w:cs="Calibri"/>
+        </w:rPr>
+      </w:pPr>
+    </w:p>
+    <w:p>
+      <w:pPr>
+        <w:rPr>
+          <w:rFonts w:ascii="Calibri" w:hAnsi="Calibri" w:cs="Calibri"/>
+        </w:rPr>
+      </w:pPr>
+      <w:r>
+        <w:rPr>
+          <w:rFonts w:ascii="Calibri" w:hAnsi="Calibri" w:cs="Calibri"/>
           <w:noProof/>
         </w:rPr>
         <w:lastRenderedPageBreak/>
@@ -2246,60 +3872,50 @@
       <w:pPr>
         <w:jc w:val="center"/>
         <w:rPr>
-          <w:rFonts w:ascii="Times New Roman" w:hAnsi="Times New Roman" w:cs="Times New Roman"/>
+          <w:rFonts w:ascii="Calibri" w:hAnsi="Calibri" w:cs="Calibri"/>
           <w:b/>
           <w:bCs/>
           <w:i/>
           <w:iCs/>
-          <w:sz w:val="20"/>
-          <w:szCs w:val="20"/>
-        </w:rPr>
-      </w:pPr>
-      <w:r>
-        <w:rPr>
-          <w:rFonts w:ascii="Times New Roman" w:hAnsi="Times New Roman" w:cs="Times New Roman"/>
+        </w:rPr>
+      </w:pPr>
+      <w:r>
+        <w:rPr>
+          <w:rFonts w:ascii="Calibri" w:hAnsi="Calibri" w:cs="Calibri"/>
           <w:b/>
           <w:bCs/>
           <w:i/>
           <w:iCs/>
-          <w:sz w:val="20"/>
-          <w:szCs w:val="20"/>
         </w:rPr>
         <w:t xml:space="preserve">Image </w:t>
       </w:r>
       <w:r>
         <w:rPr>
-          <w:rFonts w:ascii="Times New Roman" w:hAnsi="Times New Roman" w:cs="Times New Roman"/>
+          <w:rFonts w:ascii="Calibri" w:hAnsi="Calibri" w:cs="Calibri"/>
           <w:b/>
           <w:bCs/>
           <w:i/>
           <w:iCs/>
-          <w:sz w:val="20"/>
-          <w:szCs w:val="20"/>
         </w:rPr>
         <w:t>6</w:t>
       </w:r>
       <w:r>
         <w:rPr>
-          <w:rFonts w:ascii="Times New Roman" w:hAnsi="Times New Roman" w:cs="Times New Roman"/>
+          <w:rFonts w:ascii="Calibri" w:hAnsi="Calibri" w:cs="Calibri"/>
           <w:b/>
           <w:bCs/>
           <w:i/>
           <w:iCs/>
-          <w:sz w:val="20"/>
-          <w:szCs w:val="20"/>
         </w:rPr>
         <w:t>:</w:t>
       </w:r>
       <w:r>
         <w:rPr>
-          <w:rFonts w:ascii="Times New Roman" w:hAnsi="Times New Roman" w:cs="Times New Roman"/>
+          <w:rFonts w:ascii="Calibri" w:hAnsi="Calibri" w:cs="Calibri"/>
           <w:b/>
           <w:bCs/>
           <w:i/>
           <w:iCs/>
-          <w:sz w:val="20"/>
-          <w:szCs w:val="20"/>
         </w:rPr>
         <w:t xml:space="preserve"> Screenshot showing the server’s public key</w:t>
       </w:r>
@@ -2307,19 +3923,19 @@
     <w:p>
       <w:pPr>
         <w:rPr>
-          <w:rFonts w:ascii="Times New Roman" w:hAnsi="Times New Roman" w:cs="Times New Roman"/>
-        </w:rPr>
-      </w:pPr>
-    </w:p>
-    <w:p>
-      <w:pPr>
-        <w:rPr>
-          <w:rFonts w:ascii="Times New Roman" w:hAnsi="Times New Roman" w:cs="Times New Roman"/>
-        </w:rPr>
-      </w:pPr>
-      <w:r>
-        <w:rPr>
-          <w:rFonts w:ascii="Times New Roman" w:hAnsi="Times New Roman" w:cs="Times New Roman"/>
+          <w:rFonts w:ascii="Calibri" w:hAnsi="Calibri" w:cs="Calibri"/>
+        </w:rPr>
+      </w:pPr>
+    </w:p>
+    <w:p>
+      <w:pPr>
+        <w:rPr>
+          <w:rFonts w:ascii="Calibri" w:hAnsi="Calibri" w:cs="Calibri"/>
+        </w:rPr>
+      </w:pPr>
+      <w:r>
+        <w:rPr>
+          <w:rFonts w:ascii="Calibri" w:hAnsi="Calibri" w:cs="Calibri"/>
           <w:noProof/>
         </w:rPr>
         <w:drawing>
@@ -2369,24 +3985,20 @@
       <w:pPr>
         <w:jc w:val="center"/>
         <w:rPr>
-          <w:rFonts w:ascii="Times New Roman" w:hAnsi="Times New Roman" w:cs="Times New Roman"/>
+          <w:rFonts w:ascii="Calibri" w:hAnsi="Calibri" w:cs="Calibri"/>
           <w:b/>
           <w:bCs/>
           <w:i/>
           <w:iCs/>
-          <w:sz w:val="20"/>
-          <w:szCs w:val="20"/>
-        </w:rPr>
-      </w:pPr>
-      <w:r>
-        <w:rPr>
-          <w:rFonts w:ascii="Times New Roman" w:hAnsi="Times New Roman" w:cs="Times New Roman"/>
+        </w:rPr>
+      </w:pPr>
+      <w:r>
+        <w:rPr>
+          <w:rFonts w:ascii="Calibri" w:hAnsi="Calibri" w:cs="Calibri"/>
           <w:b/>
           <w:bCs/>
           <w:i/>
           <w:iCs/>
-          <w:sz w:val="20"/>
-          <w:szCs w:val="20"/>
         </w:rPr>
         <w:t>Image 7: Screenshot showing the client’s encrypted session key</w:t>
       </w:r>
@@ -2394,12 +4006,12 @@
     <w:p>
       <w:pPr>
         <w:rPr>
-          <w:rFonts w:ascii="Times New Roman" w:hAnsi="Times New Roman" w:cs="Times New Roman"/>
-        </w:rPr>
-      </w:pPr>
-      <w:r>
-        <w:rPr>
-          <w:rFonts w:ascii="Times New Roman" w:hAnsi="Times New Roman" w:cs="Times New Roman"/>
+          <w:rFonts w:ascii="Calibri" w:hAnsi="Calibri" w:cs="Calibri"/>
+        </w:rPr>
+      </w:pPr>
+      <w:r>
+        <w:rPr>
+          <w:rFonts w:ascii="Calibri" w:hAnsi="Calibri" w:cs="Calibri"/>
           <w:noProof/>
         </w:rPr>
         <w:lastRenderedPageBreak/>
@@ -2450,24 +4062,20 @@
       <w:pPr>
         <w:jc w:val="center"/>
         <w:rPr>
-          <w:rFonts w:ascii="Times New Roman" w:hAnsi="Times New Roman" w:cs="Times New Roman"/>
+          <w:rFonts w:ascii="Calibri" w:hAnsi="Calibri" w:cs="Calibri"/>
           <w:b/>
           <w:bCs/>
           <w:i/>
           <w:iCs/>
-          <w:sz w:val="20"/>
-          <w:szCs w:val="20"/>
-        </w:rPr>
-      </w:pPr>
-      <w:r>
-        <w:rPr>
-          <w:rFonts w:ascii="Times New Roman" w:hAnsi="Times New Roman" w:cs="Times New Roman"/>
+        </w:rPr>
+      </w:pPr>
+      <w:r>
+        <w:rPr>
+          <w:rFonts w:ascii="Calibri" w:hAnsi="Calibri" w:cs="Calibri"/>
           <w:b/>
           <w:bCs/>
           <w:i/>
           <w:iCs/>
-          <w:sz w:val="20"/>
-          <w:szCs w:val="20"/>
         </w:rPr>
         <w:t>Image 8: Screenshot showing the encrypted data the client fetched from the server</w:t>
       </w:r>
@@ -2475,21 +4083,21 @@
     <w:p>
       <w:pPr>
         <w:rPr>
-          <w:rFonts w:ascii="Times New Roman" w:hAnsi="Times New Roman" w:cs="Times New Roman"/>
-        </w:rPr>
-      </w:pPr>
-    </w:p>
-    <w:p>
-      <w:pPr>
-        <w:rPr>
-          <w:rFonts w:ascii="Times New Roman" w:hAnsi="Times New Roman" w:cs="Times New Roman"/>
-          <w:b/>
-          <w:bCs/>
-        </w:rPr>
-      </w:pPr>
-      <w:r>
-        <w:rPr>
-          <w:rFonts w:ascii="Times New Roman" w:hAnsi="Times New Roman" w:cs="Times New Roman"/>
+          <w:rFonts w:ascii="Calibri" w:hAnsi="Calibri" w:cs="Calibri"/>
+        </w:rPr>
+      </w:pPr>
+    </w:p>
+    <w:p>
+      <w:pPr>
+        <w:rPr>
+          <w:rFonts w:ascii="Calibri" w:hAnsi="Calibri" w:cs="Calibri"/>
+          <w:b/>
+          <w:bCs/>
+        </w:rPr>
+      </w:pPr>
+      <w:r>
+        <w:rPr>
+          <w:rFonts w:ascii="Calibri" w:hAnsi="Calibri" w:cs="Calibri"/>
           <w:b/>
           <w:bCs/>
         </w:rPr>
@@ -2499,31 +4107,38 @@
     <w:p>
       <w:pPr>
         <w:rPr>
-          <w:rFonts w:ascii="Times New Roman" w:hAnsi="Times New Roman" w:cs="Times New Roman"/>
-        </w:rPr>
-      </w:pPr>
-      <w:r>
-        <w:rPr>
-          <w:rFonts w:ascii="Times New Roman" w:hAnsi="Times New Roman" w:cs="Times New Roman"/>
+          <w:rFonts w:ascii="Calibri" w:hAnsi="Calibri" w:cs="Calibri"/>
+        </w:rPr>
+      </w:pPr>
+      <w:r>
+        <w:rPr>
+          <w:rFonts w:ascii="Calibri" w:hAnsi="Calibri" w:cs="Calibri"/>
         </w:rPr>
         <w:t xml:space="preserve">We </w:t>
       </w:r>
       <w:r>
         <w:rPr>
-          <w:rFonts w:ascii="Times New Roman" w:hAnsi="Times New Roman" w:cs="Times New Roman"/>
+          <w:rFonts w:ascii="Calibri" w:hAnsi="Calibri" w:cs="Calibri"/>
         </w:rPr>
         <w:t>implement CA authentication in our client in the file client_ca.py. The client verifies the public key of the server against the CA certificate to confirm the identity of the server before establishing communication.</w:t>
       </w:r>
-    </w:p>
-    <w:p>
-      <w:pPr>
-        <w:rPr>
-          <w:rFonts w:ascii="Times New Roman" w:hAnsi="Times New Roman" w:cs="Times New Roman"/>
-        </w:rPr>
-      </w:pPr>
-      <w:r>
-        <w:rPr>
-          <w:rFonts w:ascii="Times New Roman" w:hAnsi="Times New Roman" w:cs="Times New Roman"/>
+      <w:r>
+        <w:rPr>
+          <w:rFonts w:ascii="Calibri" w:hAnsi="Calibri" w:cs="Calibri"/>
+        </w:rPr>
+        <w:t xml:space="preserve"> Images 9, 10, 11, and 12 show the corresponding results.</w:t>
+      </w:r>
+    </w:p>
+    <w:p>
+      <w:pPr>
+        <w:rPr>
+          <w:rFonts w:ascii="Calibri" w:hAnsi="Calibri" w:cs="Calibri"/>
+        </w:rPr>
+      </w:pPr>
+      <w:r>
+        <w:rPr>
+          <w:rFonts w:ascii="Calibri" w:hAnsi="Calibri" w:cs="Calibri"/>
+          <w:noProof/>
         </w:rPr>
         <w:drawing>
           <wp:inline distT="0" distB="0" distL="0" distR="0" wp14:anchorId="15545B7F" wp14:editId="4CD6BF8B">
@@ -2566,24 +4181,20 @@
       <w:pPr>
         <w:jc w:val="center"/>
         <w:rPr>
-          <w:rFonts w:ascii="Times New Roman" w:hAnsi="Times New Roman" w:cs="Times New Roman"/>
+          <w:rFonts w:ascii="Calibri" w:hAnsi="Calibri" w:cs="Calibri"/>
           <w:b/>
           <w:bCs/>
           <w:i/>
           <w:iCs/>
-          <w:sz w:val="20"/>
-          <w:szCs w:val="20"/>
-        </w:rPr>
-      </w:pPr>
-      <w:r>
-        <w:rPr>
-          <w:rFonts w:ascii="Times New Roman" w:hAnsi="Times New Roman" w:cs="Times New Roman"/>
+        </w:rPr>
+      </w:pPr>
+      <w:r>
+        <w:rPr>
+          <w:rFonts w:ascii="Calibri" w:hAnsi="Calibri" w:cs="Calibri"/>
           <w:b/>
           <w:bCs/>
           <w:i/>
           <w:iCs/>
-          <w:sz w:val="20"/>
-          <w:szCs w:val="20"/>
         </w:rPr>
         <w:t>Image 9: Screenshot showing CA authenticated client executing successfully</w:t>
       </w:r>
@@ -2591,19 +4202,20 @@
     <w:p>
       <w:pPr>
         <w:rPr>
-          <w:rFonts w:ascii="Times New Roman" w:hAnsi="Times New Roman" w:cs="Times New Roman"/>
-        </w:rPr>
-      </w:pPr>
-    </w:p>
-    <w:p>
-      <w:pPr>
-        <w:rPr>
-          <w:rFonts w:ascii="Times New Roman" w:hAnsi="Times New Roman" w:cs="Times New Roman"/>
-        </w:rPr>
-      </w:pPr>
-      <w:r>
-        <w:rPr>
-          <w:rFonts w:ascii="Times New Roman" w:hAnsi="Times New Roman" w:cs="Times New Roman"/>
+          <w:rFonts w:ascii="Calibri" w:hAnsi="Calibri" w:cs="Calibri"/>
+        </w:rPr>
+      </w:pPr>
+    </w:p>
+    <w:p>
+      <w:pPr>
+        <w:rPr>
+          <w:rFonts w:ascii="Calibri" w:hAnsi="Calibri" w:cs="Calibri"/>
+        </w:rPr>
+      </w:pPr>
+      <w:r>
+        <w:rPr>
+          <w:rFonts w:ascii="Calibri" w:hAnsi="Calibri" w:cs="Calibri"/>
+          <w:noProof/>
         </w:rPr>
         <w:lastRenderedPageBreak/>
         <w:drawing>
@@ -2647,24 +4259,20 @@
       <w:pPr>
         <w:jc w:val="center"/>
         <w:rPr>
-          <w:rFonts w:ascii="Times New Roman" w:hAnsi="Times New Roman" w:cs="Times New Roman"/>
+          <w:rFonts w:ascii="Calibri" w:hAnsi="Calibri" w:cs="Calibri"/>
           <w:b/>
           <w:bCs/>
           <w:i/>
           <w:iCs/>
-          <w:sz w:val="20"/>
-          <w:szCs w:val="20"/>
-        </w:rPr>
-      </w:pPr>
-      <w:r>
-        <w:rPr>
-          <w:rFonts w:ascii="Times New Roman" w:hAnsi="Times New Roman" w:cs="Times New Roman"/>
+        </w:rPr>
+      </w:pPr>
+      <w:r>
+        <w:rPr>
+          <w:rFonts w:ascii="Calibri" w:hAnsi="Calibri" w:cs="Calibri"/>
           <w:b/>
           <w:bCs/>
           <w:i/>
           <w:iCs/>
-          <w:sz w:val="20"/>
-          <w:szCs w:val="20"/>
         </w:rPr>
         <w:t>Image 10: Screenshot showing public key and certificate transmission from server</w:t>
       </w:r>
@@ -2673,24 +4281,21 @@
       <w:pPr>
         <w:jc w:val="center"/>
         <w:rPr>
-          <w:rFonts w:ascii="Times New Roman" w:hAnsi="Times New Roman" w:cs="Times New Roman"/>
+          <w:rFonts w:ascii="Calibri" w:hAnsi="Calibri" w:cs="Calibri"/>
           <w:b/>
           <w:bCs/>
           <w:i/>
           <w:iCs/>
-          <w:sz w:val="20"/>
-          <w:szCs w:val="20"/>
-        </w:rPr>
-      </w:pPr>
-      <w:r>
-        <w:rPr>
-          <w:rFonts w:ascii="Times New Roman" w:hAnsi="Times New Roman" w:cs="Times New Roman"/>
+        </w:rPr>
+      </w:pPr>
+      <w:r>
+        <w:rPr>
+          <w:rFonts w:ascii="Calibri" w:hAnsi="Calibri" w:cs="Calibri"/>
           <w:b/>
           <w:bCs/>
           <w:i/>
           <w:iCs/>
-          <w:sz w:val="20"/>
-          <w:szCs w:val="20"/>
+          <w:noProof/>
         </w:rPr>
         <w:drawing>
           <wp:inline distT="0" distB="0" distL="0" distR="0" wp14:anchorId="04A3B73B" wp14:editId="0A3C1832">
@@ -2733,24 +4338,20 @@
       <w:pPr>
         <w:jc w:val="center"/>
         <w:rPr>
-          <w:rFonts w:ascii="Times New Roman" w:hAnsi="Times New Roman" w:cs="Times New Roman"/>
+          <w:rFonts w:ascii="Calibri" w:hAnsi="Calibri" w:cs="Calibri"/>
           <w:b/>
           <w:bCs/>
           <w:i/>
           <w:iCs/>
-          <w:sz w:val="20"/>
-          <w:szCs w:val="20"/>
-        </w:rPr>
-      </w:pPr>
-      <w:r>
-        <w:rPr>
-          <w:rFonts w:ascii="Times New Roman" w:hAnsi="Times New Roman" w:cs="Times New Roman"/>
+        </w:rPr>
+      </w:pPr>
+      <w:r>
+        <w:rPr>
+          <w:rFonts w:ascii="Calibri" w:hAnsi="Calibri" w:cs="Calibri"/>
           <w:b/>
           <w:bCs/>
           <w:i/>
           <w:iCs/>
-          <w:sz w:val="20"/>
-          <w:szCs w:val="20"/>
         </w:rPr>
         <w:t>Image 11: Screenshot showing encrypted session key transmission</w:t>
       </w:r>
@@ -2759,24 +4360,21 @@
       <w:pPr>
         <w:jc w:val="center"/>
         <w:rPr>
-          <w:rFonts w:ascii="Times New Roman" w:hAnsi="Times New Roman" w:cs="Times New Roman"/>
+          <w:rFonts w:ascii="Calibri" w:hAnsi="Calibri" w:cs="Calibri"/>
           <w:b/>
           <w:bCs/>
           <w:i/>
           <w:iCs/>
-          <w:sz w:val="20"/>
-          <w:szCs w:val="20"/>
-        </w:rPr>
-      </w:pPr>
-      <w:r>
-        <w:rPr>
-          <w:rFonts w:ascii="Times New Roman" w:hAnsi="Times New Roman" w:cs="Times New Roman"/>
+        </w:rPr>
+      </w:pPr>
+      <w:r>
+        <w:rPr>
+          <w:rFonts w:ascii="Calibri" w:hAnsi="Calibri" w:cs="Calibri"/>
           <w:b/>
           <w:bCs/>
           <w:i/>
           <w:iCs/>
-          <w:sz w:val="20"/>
-          <w:szCs w:val="20"/>
+          <w:noProof/>
         </w:rPr>
         <w:drawing>
           <wp:inline distT="0" distB="0" distL="0" distR="0" wp14:anchorId="4B864E78" wp14:editId="242826F2">
@@ -2819,24 +4417,20 @@
       <w:pPr>
         <w:jc w:val="center"/>
         <w:rPr>
-          <w:rFonts w:ascii="Times New Roman" w:hAnsi="Times New Roman" w:cs="Times New Roman"/>
+          <w:rFonts w:ascii="Calibri" w:hAnsi="Calibri" w:cs="Calibri"/>
           <w:b/>
           <w:bCs/>
           <w:i/>
           <w:iCs/>
-          <w:sz w:val="20"/>
-          <w:szCs w:val="20"/>
-        </w:rPr>
-      </w:pPr>
-      <w:r>
-        <w:rPr>
-          <w:rFonts w:ascii="Times New Roman" w:hAnsi="Times New Roman" w:cs="Times New Roman"/>
+        </w:rPr>
+      </w:pPr>
+      <w:r>
+        <w:rPr>
+          <w:rFonts w:ascii="Calibri" w:hAnsi="Calibri" w:cs="Calibri"/>
           <w:b/>
           <w:bCs/>
           <w:i/>
           <w:iCs/>
-          <w:sz w:val="20"/>
-          <w:szCs w:val="20"/>
         </w:rPr>
         <w:t>Image 12: Screenshot showing encrypted data transmission</w:t>
       </w:r>
@@ -2844,28 +4438,28 @@
     <w:p>
       <w:pPr>
         <w:rPr>
-          <w:rFonts w:ascii="Times New Roman" w:hAnsi="Times New Roman" w:cs="Times New Roman"/>
-        </w:rPr>
-      </w:pPr>
-    </w:p>
-    <w:p>
-      <w:pPr>
-        <w:rPr>
-          <w:rFonts w:ascii="Times New Roman" w:hAnsi="Times New Roman" w:cs="Times New Roman"/>
-        </w:rPr>
-      </w:pPr>
-    </w:p>
-    <w:p>
-      <w:pPr>
-        <w:rPr>
-          <w:rFonts w:ascii="Times New Roman" w:hAnsi="Times New Roman" w:cs="Times New Roman"/>
-        </w:rPr>
-      </w:pPr>
-    </w:p>
-    <w:p>
-      <w:pPr>
-        <w:rPr>
-          <w:rFonts w:ascii="Times New Roman" w:hAnsi="Times New Roman" w:cs="Times New Roman"/>
+          <w:rFonts w:ascii="Calibri" w:hAnsi="Calibri" w:cs="Calibri"/>
+        </w:rPr>
+      </w:pPr>
+    </w:p>
+    <w:p>
+      <w:pPr>
+        <w:rPr>
+          <w:rFonts w:ascii="Calibri" w:hAnsi="Calibri" w:cs="Calibri"/>
+        </w:rPr>
+      </w:pPr>
+    </w:p>
+    <w:p>
+      <w:pPr>
+        <w:rPr>
+          <w:rFonts w:ascii="Calibri" w:hAnsi="Calibri" w:cs="Calibri"/>
+        </w:rPr>
+      </w:pPr>
+    </w:p>
+    <w:p>
+      <w:pPr>
+        <w:rPr>
+          <w:rFonts w:ascii="Calibri" w:hAnsi="Calibri" w:cs="Calibri"/>
         </w:rPr>
       </w:pPr>
     </w:p>
@@ -2873,14 +4467,14 @@
       <w:pPr>
         <w:spacing w:after="0" w:line="480" w:lineRule="auto"/>
         <w:rPr>
-          <w:rFonts w:ascii="Times New Roman" w:hAnsi="Times New Roman" w:cs="Times New Roman"/>
-          <w:b/>
-          <w:bCs/>
-        </w:rPr>
-      </w:pPr>
-      <w:r>
-        <w:rPr>
-          <w:rFonts w:ascii="Times New Roman" w:hAnsi="Times New Roman" w:cs="Times New Roman"/>
+          <w:rFonts w:ascii="Calibri" w:hAnsi="Calibri" w:cs="Calibri"/>
+          <w:b/>
+          <w:bCs/>
+        </w:rPr>
+      </w:pPr>
+      <w:r>
+        <w:rPr>
+          <w:rFonts w:ascii="Calibri" w:hAnsi="Calibri" w:cs="Calibri"/>
           <w:b/>
           <w:bCs/>
         </w:rPr>
@@ -2891,32 +4485,32 @@
       <w:pPr>
         <w:spacing w:after="0" w:line="480" w:lineRule="auto"/>
         <w:rPr>
-          <w:rFonts w:ascii="Times New Roman" w:hAnsi="Times New Roman" w:cs="Times New Roman"/>
+          <w:rFonts w:ascii="Calibri" w:hAnsi="Calibri" w:cs="Calibri"/>
         </w:rPr>
       </w:pPr>
       <w:proofErr w:type="spellStart"/>
       <w:r>
         <w:rPr>
-          <w:rFonts w:ascii="Times New Roman" w:hAnsi="Times New Roman" w:cs="Times New Roman"/>
+          <w:rFonts w:ascii="Calibri" w:hAnsi="Calibri" w:cs="Calibri"/>
         </w:rPr>
         <w:t>Pyca</w:t>
       </w:r>
       <w:proofErr w:type="spellEnd"/>
       <w:r>
         <w:rPr>
-          <w:rFonts w:ascii="Times New Roman" w:hAnsi="Times New Roman" w:cs="Times New Roman"/>
+          <w:rFonts w:ascii="Calibri" w:hAnsi="Calibri" w:cs="Calibri"/>
         </w:rPr>
         <w:t>/cryptography</w:t>
       </w:r>
       <w:r>
         <w:rPr>
-          <w:rFonts w:ascii="Times New Roman" w:hAnsi="Times New Roman" w:cs="Times New Roman"/>
+          <w:rFonts w:ascii="Calibri" w:hAnsi="Calibri" w:cs="Calibri"/>
         </w:rPr>
         <w:t xml:space="preserve">. </w:t>
       </w:r>
       <w:r>
         <w:rPr>
-          <w:rFonts w:ascii="Times New Roman" w:hAnsi="Times New Roman" w:cs="Times New Roman"/>
+          <w:rFonts w:ascii="Calibri" w:hAnsi="Calibri" w:cs="Calibri"/>
           <w:i/>
           <w:iCs/>
         </w:rPr>
@@ -2924,7 +4518,7 @@
       </w:r>
       <w:r>
         <w:rPr>
-          <w:rFonts w:ascii="Times New Roman" w:hAnsi="Times New Roman" w:cs="Times New Roman"/>
+          <w:rFonts w:ascii="Calibri" w:hAnsi="Calibri" w:cs="Calibri"/>
           <w:i/>
           <w:iCs/>
         </w:rPr>
@@ -2932,13 +4526,13 @@
       </w:r>
       <w:r>
         <w:rPr>
-          <w:rFonts w:ascii="Times New Roman" w:hAnsi="Times New Roman" w:cs="Times New Roman"/>
+          <w:rFonts w:ascii="Calibri" w:hAnsi="Calibri" w:cs="Calibri"/>
         </w:rPr>
         <w:t>.</w:t>
       </w:r>
       <w:r>
         <w:rPr>
-          <w:rFonts w:ascii="Times New Roman" w:hAnsi="Times New Roman" w:cs="Times New Roman"/>
+          <w:rFonts w:ascii="Calibri" w:hAnsi="Calibri" w:cs="Calibri"/>
         </w:rPr>
         <w:t xml:space="preserve"> </w:t>
       </w:r>
@@ -2946,7 +4540,7 @@
         <w:r>
           <w:rPr>
             <w:rStyle w:val="Hyperlink"/>
-            <w:rFonts w:ascii="Times New Roman" w:hAnsi="Times New Roman" w:cs="Times New Roman"/>
+            <w:rFonts w:ascii="Calibri" w:hAnsi="Calibri" w:cs="Calibri"/>
           </w:rPr>
           <w:t>https://cryptography.io/en/latest/hazmat/primitives/asymmetric/rsa/#module-cryptography.hazmat.primitives.asymmetric.rsa</w:t>
         </w:r>
@@ -2956,45 +4550,26 @@
       <w:pPr>
         <w:spacing w:after="0" w:line="480" w:lineRule="auto"/>
         <w:rPr>
-          <w:rFonts w:ascii="Times New Roman" w:hAnsi="Times New Roman" w:cs="Times New Roman"/>
-        </w:rPr>
-      </w:pPr>
+          <w:rFonts w:ascii="Calibri" w:hAnsi="Calibri" w:cs="Calibri"/>
+        </w:rPr>
+      </w:pPr>
+      <w:hyperlink r:id="rId18" w:history="1">
+        <w:r>
+          <w:rPr>
+            <w:rStyle w:val="Hyperlink"/>
+            <w:rFonts w:ascii="Calibri" w:hAnsi="Calibri" w:cs="Calibri"/>
+          </w:rPr>
+          <w:t>https://oauth.net/2/</w:t>
+        </w:r>
+      </w:hyperlink>
     </w:p>
     <w:p>
       <w:pPr>
         <w:spacing w:after="0" w:line="480" w:lineRule="auto"/>
         <w:rPr>
-          <w:rFonts w:ascii="Times New Roman" w:hAnsi="Times New Roman" w:cs="Times New Roman"/>
-        </w:rPr>
-      </w:pPr>
-      <w:r>
-        <w:rPr>
-          <w:rFonts w:ascii="Times New Roman" w:hAnsi="Times New Roman" w:cs="Times New Roman"/>
-        </w:rPr>
-        <w:t>Reference</w:t>
-      </w:r>
-    </w:p>
-    <w:p>
-      <w:pPr>
-        <w:spacing w:after="0" w:line="480" w:lineRule="auto"/>
-        <w:rPr>
-          <w:rFonts w:ascii="Times New Roman" w:hAnsi="Times New Roman" w:cs="Times New Roman"/>
-        </w:rPr>
-      </w:pPr>
-    </w:p>
-    <w:p>
-      <w:pPr>
-        <w:spacing w:after="0" w:line="480" w:lineRule="auto"/>
-        <w:rPr>
-          <w:rFonts w:ascii="Times New Roman" w:hAnsi="Times New Roman" w:cs="Times New Roman"/>
-        </w:rPr>
-      </w:pPr>
-      <w:r>
-        <w:rPr>
-          <w:rFonts w:ascii="Times New Roman" w:hAnsi="Times New Roman" w:cs="Times New Roman"/>
-        </w:rPr>
-        <w:t>Reference</w:t>
-      </w:r>
+          <w:rFonts w:ascii="Calibri" w:hAnsi="Calibri" w:cs="Calibri"/>
+        </w:rPr>
+      </w:pPr>
     </w:p>
     <w:sectPr>
       <w:pgSz w:w="12240" w:h="15840"/>
@@ -4415,6 +5990,19 @@
       <w:shd w:val="clear" w:color="auto" w:fill="E1DFDD"/>
     </w:rPr>
   </w:style>
+  <w:style w:type="paragraph" w:customStyle="1" w:styleId="font-claude-response-body">
+    <w:name w:val="font-claude-response-body"/>
+    <w:basedOn w:val="Normal"/>
+    <w:rsid w:val="00483112"/>
+    <w:pPr>
+      <w:spacing w:before="100" w:beforeAutospacing="1" w:after="100" w:afterAutospacing="1" w:line="240" w:lineRule="auto"/>
+    </w:pPr>
+    <w:rPr>
+      <w:rFonts w:ascii="Times New Roman" w:eastAsia="Times New Roman" w:hAnsi="Times New Roman" w:cs="Times New Roman"/>
+      <w:kern w:val="0"/>
+      <w14:ligatures w14:val="none"/>
+    </w:rPr>
+  </w:style>
 </w:styles>
 </file>
 
